--- a/docs/ecostats_lectures/lecture_10/10_01_lecture_powerpoint.docx
+++ b/docs/ecostats_lectures/lecture_10/10_01_lecture_powerpoint.docx
@@ -4566,7 +4566,7 @@
       <w:r>
         <w:drawing>
           <wp:inline>
-            <wp:extent cx="5943600" cy="1101289"/>
+            <wp:extent cx="6578600" cy="1218948"/>
             <wp:effectExtent b="0" l="0" r="0" t="0"/>
             <wp:docPr descr="" title="" id="59" name="Picture"/>
             <a:graphic>
@@ -4587,7 +4587,7 @@
                   <pic:spPr bwMode="auto">
                     <a:xfrm>
                       <a:off x="0" y="0"/>
-                      <a:ext cx="5943600" cy="1101289"/>
+                      <a:ext cx="6578600" cy="1218948"/>
                     </a:xfrm>
                     <a:prstGeom prst="rect">
                       <a:avLst/>
@@ -6504,7 +6504,7 @@
       <w:r>
         <w:drawing>
           <wp:inline>
-            <wp:extent cx="5943600" cy="3079214"/>
+            <wp:extent cx="6578600" cy="3408190"/>
             <wp:effectExtent b="0" l="0" r="0" t="0"/>
             <wp:docPr descr="" title="" id="83" name="Picture"/>
             <a:graphic>
@@ -6525,7 +6525,7 @@
                   <pic:spPr bwMode="auto">
                     <a:xfrm>
                       <a:off x="0" y="0"/>
-                      <a:ext cx="5943600" cy="3079214"/>
+                      <a:ext cx="6578600" cy="3408190"/>
                     </a:xfrm>
                     <a:prstGeom prst="rect">
                       <a:avLst/>
@@ -6975,7 +6975,7 @@
       <w:r>
         <w:drawing>
           <wp:inline>
-            <wp:extent cx="5943600" cy="2273465"/>
+            <wp:extent cx="6578600" cy="2516357"/>
             <wp:effectExtent b="0" l="0" r="0" t="0"/>
             <wp:docPr descr="" title="" id="91" name="Picture"/>
             <a:graphic>
@@ -6996,7 +6996,7 @@
                   <pic:spPr bwMode="auto">
                     <a:xfrm>
                       <a:off x="0" y="0"/>
-                      <a:ext cx="5943600" cy="2273465"/>
+                      <a:ext cx="6578600" cy="2516357"/>
                     </a:xfrm>
                     <a:prstGeom prst="rect">
                       <a:avLst/>
@@ -7050,7 +7050,7 @@
       <w:r>
         <w:drawing>
           <wp:inline>
-            <wp:extent cx="5943600" cy="5108754"/>
+            <wp:extent cx="6100262" cy="5243412"/>
             <wp:effectExtent b="0" l="0" r="0" t="0"/>
             <wp:docPr descr="" title="" id="95" name="Picture"/>
             <a:graphic>
@@ -7071,7 +7071,7 @@
                   <pic:spPr bwMode="auto">
                     <a:xfrm>
                       <a:off x="0" y="0"/>
-                      <a:ext cx="5943600" cy="5108754"/>
+                      <a:ext cx="6100262" cy="5243412"/>
                     </a:xfrm>
                     <a:prstGeom prst="rect">
                       <a:avLst/>
@@ -7125,7 +7125,7 @@
       <w:r>
         <w:drawing>
           <wp:inline>
-            <wp:extent cx="5943600" cy="2466435"/>
+            <wp:extent cx="6578600" cy="2729943"/>
             <wp:effectExtent b="0" l="0" r="0" t="0"/>
             <wp:docPr descr="" title="" id="99" name="Picture"/>
             <a:graphic>
@@ -7146,7 +7146,7 @@
                   <pic:spPr bwMode="auto">
                     <a:xfrm>
                       <a:off x="0" y="0"/>
-                      <a:ext cx="5943600" cy="2466435"/>
+                      <a:ext cx="6578600" cy="2729943"/>
                     </a:xfrm>
                     <a:prstGeom prst="rect">
                       <a:avLst/>
@@ -7168,7 +7168,7 @@
     <w:bookmarkEnd w:id="101"/>
     <w:sectPr>
       <w:pgSz w:h="15840" w:w="12240"/>
-      <w:pgMar w:bottom="1440" w:footer="720" w:gutter="0" w:header="720" w:left="1440" w:right="1440" w:top="1440"/>
+      <w:pgMar w:bottom="720" w:footer="720" w:gutter="0" w:header="720" w:left="1152" w:right="720" w:top="720"/>
       <w:cols w:space="720"/>
       <w:docGrid w:linePitch="360"/>
     </w:sectPr>
@@ -8438,7 +8438,7 @@
     <w:basedOn w:val="Normal"/>
     <w:next w:val="Normal"/>
     <w:qFormat/>
-    <w:rsid w:val="00BC28E9"/>
+    <w:rsid w:val="00B86ADC"/>
     <w:pPr>
       <w:pBdr>
         <w:top w:color="FF0000" w:space="1" w:sz="8" w:val="single"/>
@@ -8452,14 +8452,14 @@
     </w:pPr>
     <w:rPr>
       <w:rFonts w:ascii="Courier New" w:hAnsi="Courier New"/>
-      <w:sz w:val="18"/>
+      <w:sz w:val="16"/>
     </w:rPr>
   </w:style>
   <w:style w:customStyle="1" w:styleId="SourceCode" w:type="paragraph">
     <w:name w:val="Source Code"/>
     <w:basedOn w:val="Normal"/>
     <w:qFormat/>
-    <w:rsid w:val="00771E03"/>
+    <w:rsid w:val="0018210C"/>
     <w:pPr>
       <w:pBdr>
         <w:top w:color="auto" w:space="1" w:sz="8" w:val="single"/>
@@ -8467,20 +8467,20 @@
         <w:bottom w:color="auto" w:space="1" w:sz="8" w:val="single"/>
         <w:right w:color="auto" w:space="4" w:sz="8" w:val="single"/>
       </w:pBdr>
-      <w:shd w:color="auto" w:fill="auto" w:val="pct15"/>
+      <w:shd w:color="auto" w:fill="auto" w:val="pct5"/>
       <w:spacing w:after="240" w:before="240"/>
       <w:ind w:left="432" w:right="432"/>
     </w:pPr>
     <w:rPr>
       <w:rFonts w:ascii="Courier New" w:hAnsi="Courier New"/>
-      <w:sz w:val="20"/>
+      <w:sz w:val="15"/>
     </w:rPr>
   </w:style>
   <w:style w:customStyle="1" w:styleId="Verbatim" w:type="paragraph">
     <w:name w:val="Verbatim"/>
     <w:basedOn w:val="Normal"/>
     <w:qFormat/>
-    <w:rsid w:val="00771E03"/>
+    <w:rsid w:val="0018210C"/>
     <w:pPr>
       <w:shd w:color="auto" w:fill="auto" w:val="pct15"/>
       <w:spacing w:after="240" w:before="240"/>
@@ -8488,7 +8488,7 @@
     </w:pPr>
     <w:rPr>
       <w:rFonts w:ascii="Courier New" w:hAnsi="Courier New"/>
-      <w:sz w:val="18"/>
+      <w:sz w:val="16"/>
     </w:rPr>
   </w:style>
   <w:style w:customStyle="1" w:styleId="CodeBlock" w:type="paragraph">
@@ -8531,6 +8531,11 @@
     <w:pPr>
       <w:spacing w:after="100"/>
     </w:pPr>
+  </w:style>
+  <w:style w:customStyle="1" w:styleId="Graphic" w:type="paragraph">
+    <w:name w:val="Graphic"/>
+    <w:qFormat/>
+    <w:rsid w:val="00735D8A"/>
   </w:style>
   <w:style w:type="character" w:customStyle="1" w:styleId="KeywordTok">
     <w:name w:val="KeywordTok"/>

--- a/docs/ecostats_lectures/lecture_10/10_01_lecture_powerpoint.docx
+++ b/docs/ecostats_lectures/lecture_10/10_01_lecture_powerpoint.docx
@@ -2113,8 +2113,8 @@
                       <m:d>
                         <m:dPr>
                           <m:begChr m:val="("/>
+                          <m:sepChr m:val=""/>
                           <m:endChr m:val=")"/>
-                          <m:sepChr m:val=""/>
                           <m:grow/>
                         </m:dPr>
                         <m:e>
@@ -2219,8 +2219,8 @@
                           <m:d>
                             <m:dPr>
                               <m:begChr m:val="("/>
+                              <m:sepChr m:val=""/>
                               <m:endChr m:val=")"/>
-                              <m:sepChr m:val=""/>
                               <m:grow/>
                             </m:dPr>
                             <m:e>
@@ -2339,8 +2339,8 @@
                       <m:d>
                         <m:dPr>
                           <m:begChr m:val="("/>
+                          <m:sepChr m:val=""/>
                           <m:endChr m:val=")"/>
-                          <m:sepChr m:val=""/>
                           <m:grow/>
                         </m:dPr>
                         <m:e>
@@ -2472,8 +2472,8 @@
                           <m:d>
                             <m:dPr>
                               <m:begChr m:val="("/>
+                              <m:sepChr m:val=""/>
                               <m:endChr m:val=")"/>
-                              <m:sepChr m:val=""/>
                               <m:grow/>
                             </m:dPr>
                             <m:e>
@@ -2619,8 +2619,8 @@
                       <m:d>
                         <m:dPr>
                           <m:begChr m:val="("/>
+                          <m:sepChr m:val=""/>
                           <m:endChr m:val=")"/>
-                          <m:sepChr m:val=""/>
                           <m:grow/>
                         </m:dPr>
                         <m:e>
@@ -2894,8 +2894,8 @@
                       <m:d>
                         <m:dPr>
                           <m:begChr m:val="("/>
+                          <m:sepChr m:val=""/>
                           <m:endChr m:val=")"/>
-                          <m:sepChr m:val=""/>
                           <m:grow/>
                         </m:dPr>
                         <m:e>
@@ -3000,8 +3000,8 @@
                           <m:d>
                             <m:dPr>
                               <m:begChr m:val="("/>
+                              <m:sepChr m:val=""/>
                               <m:endChr m:val=")"/>
-                              <m:sepChr m:val=""/>
                               <m:grow/>
                             </m:dPr>
                             <m:e>
@@ -3108,8 +3108,8 @@
                       <m:d>
                         <m:dPr>
                           <m:begChr m:val="("/>
+                          <m:sepChr m:val=""/>
                           <m:endChr m:val=")"/>
-                          <m:sepChr m:val=""/>
                           <m:grow/>
                         </m:dPr>
                         <m:e>
@@ -3241,8 +3241,8 @@
                           <m:d>
                             <m:dPr>
                               <m:begChr m:val="("/>
+                              <m:sepChr m:val=""/>
                               <m:endChr m:val=")"/>
-                              <m:sepChr m:val=""/>
                               <m:grow/>
                             </m:dPr>
                             <m:e>
@@ -3376,8 +3376,8 @@
                       <m:d>
                         <m:dPr>
                           <m:begChr m:val="("/>
+                          <m:sepChr m:val=""/>
                           <m:endChr m:val=")"/>
-                          <m:sepChr m:val=""/>
                           <m:grow/>
                         </m:dPr>
                         <m:e>
@@ -6157,8 +6157,8 @@
               <m:d>
                 <m:dPr>
                   <m:begChr m:val="("/>
+                  <m:sepChr m:val=""/>
                   <m:endChr m:val=")"/>
-                  <m:sepChr m:val=""/>
                   <m:grow/>
                 </m:dPr>
                 <m:e>
@@ -6174,8 +6174,8 @@
                   <m:d>
                     <m:dPr>
                       <m:begChr m:val="("/>
+                      <m:sepChr m:val=""/>
                       <m:endChr m:val=")"/>
-                      <m:sepChr m:val=""/>
                       <m:grow/>
                     </m:dPr>
                     <m:e>
@@ -6225,8 +6225,8 @@
               <m:d>
                 <m:dPr>
                   <m:begChr m:val="("/>
+                  <m:sepChr m:val=""/>
                   <m:endChr m:val=")"/>
-                  <m:sepChr m:val=""/>
                   <m:grow/>
                 </m:dPr>
                 <m:e>
@@ -6277,8 +6277,8 @@
           <m:d>
             <m:dPr>
               <m:begChr m:val="["/>
+              <m:sepChr m:val=""/>
               <m:endChr m:val="]"/>
-              <m:sepChr m:val=""/>
               <m:grow/>
             </m:dPr>
             <m:e>
@@ -6291,8 +6291,8 @@
               <m:d>
                 <m:dPr>
                   <m:begChr m:val="("/>
+                  <m:sepChr m:val=""/>
                   <m:endChr m:val=")"/>
-                  <m:sepChr m:val=""/>
                   <m:grow/>
                 </m:dPr>
                 <m:e>
@@ -6331,8 +6331,8 @@
           <m:d>
             <m:dPr>
               <m:begChr m:val="("/>
+              <m:sepChr m:val=""/>
               <m:endChr m:val=")"/>
-              <m:sepChr m:val=""/>
               <m:grow/>
             </m:dPr>
             <m:e>
@@ -6368,8 +6368,8 @@
           <m:d>
             <m:dPr>
               <m:begChr m:val="("/>
+              <m:sepChr m:val=""/>
               <m:endChr m:val=")"/>
-              <m:sepChr m:val=""/>
               <m:grow/>
             </m:dPr>
             <m:e>

--- a/docs/ecostats_lectures/lecture_10/10_01_lecture_powerpoint.docx
+++ b/docs/ecostats_lectures/lecture_10/10_01_lecture_powerpoint.docx
@@ -18,7 +18,7 @@
         <w:t xml:space="preserve">Bill Perry</w:t>
       </w:r>
     </w:p>
-    <w:bookmarkStart w:id="20" w:name="lecture-09-review"/>
+    <w:bookmarkStart w:id="23" w:name="lecture-09-review"/>
     <w:p>
       <w:pPr>
         <w:pStyle w:val="Heading1"/>
@@ -68,11 +68,58 @@
         </w:numPr>
       </w:pPr>
       <w:r>
-        <w:t xml:space="preserve">Model II Regression</w:t>
-      </w:r>
-    </w:p>
-    <w:bookmarkEnd w:id="20"/>
-    <w:bookmarkStart w:id="21" w:name="lecture-10-overview"/>
+        <w:t xml:space="preserve">sum of squared allocation and subdivision from total sums of squares</w:t>
+      </w:r>
+    </w:p>
+    <w:p>
+      <w:pPr>
+        <w:pStyle w:val="FirstParagraph"/>
+      </w:pPr>
+      <w:r>
+        <w:drawing>
+          <wp:inline>
+            <wp:extent cx="4572000" cy="4572000"/>
+            <wp:effectExtent b="0" l="0" r="0" t="0"/>
+            <wp:docPr descr="" title="" id="21" name="Picture"/>
+            <a:graphic>
+              <a:graphicData uri="http://schemas.openxmlformats.org/drawingml/2006/picture">
+                <pic:pic>
+                  <pic:nvPicPr>
+                    <pic:cNvPr descr="10_01_lecture_powerpoint_files/figure-docx/review-plot-1.png" id="22" name="Picture"/>
+                    <pic:cNvPicPr>
+                      <a:picLocks noChangeArrowheads="1" noChangeAspect="1"/>
+                    </pic:cNvPicPr>
+                  </pic:nvPicPr>
+                  <pic:blipFill>
+                    <a:blip r:embed="rId20"/>
+                    <a:stretch>
+                      <a:fillRect/>
+                    </a:stretch>
+                  </pic:blipFill>
+                  <pic:spPr bwMode="auto">
+                    <a:xfrm>
+                      <a:off x="0" y="0"/>
+                      <a:ext cx="4572000" cy="4572000"/>
+                    </a:xfrm>
+                    <a:prstGeom prst="rect">
+                      <a:avLst/>
+                    </a:prstGeom>
+                    <a:noFill/>
+                    <a:ln w="9525">
+                      <a:noFill/>
+                      <a:headEnd/>
+                      <a:tailEnd/>
+                    </a:ln>
+                  </pic:spPr>
+                </pic:pic>
+              </a:graphicData>
+            </a:graphic>
+          </wp:inline>
+        </w:drawing>
+      </w:r>
+    </w:p>
+    <w:bookmarkEnd w:id="23"/>
+    <w:bookmarkStart w:id="24" w:name="lecture-10-overview"/>
     <w:p>
       <w:pPr>
         <w:pStyle w:val="Heading1"/>
@@ -209,8 +256,8 @@
         <w:t xml:space="preserve">Importance of predictors</w:t>
       </w:r>
     </w:p>
-    <w:bookmarkEnd w:id="21"/>
-    <w:bookmarkStart w:id="22" w:name="lecture-10-analyses"/>
+    <w:bookmarkEnd w:id="24"/>
+    <w:bookmarkStart w:id="25" w:name="lecture-10-analyses"/>
     <w:p>
       <w:pPr>
         <w:pStyle w:val="Heading1"/>
@@ -443,17 +490,13 @@
           <w:p>
             <w:pPr>
               <w:pStyle w:val="Compact"/>
-              <w:jc w:val="left"/>
             </w:pPr>
-            <w:r>
-              <w:t xml:space="preserve">Tabular</w:t>
-            </w:r>
           </w:p>
         </w:tc>
       </w:tr>
     </w:tbl>
-    <w:bookmarkEnd w:id="22"/>
-    <w:bookmarkStart w:id="26" w:name="lecture-10-analyses-1"/>
+    <w:bookmarkEnd w:id="25"/>
+    <w:bookmarkStart w:id="29" w:name="lecture-10-analyses-1"/>
     <w:p>
       <w:pPr>
         <w:pStyle w:val="Heading1"/>
@@ -477,7 +520,7 @@
         <w:pStyle w:val="FirstParagraph"/>
       </w:pPr>
       <w:r>
-        <w:t xml:space="preserve">Abundance of C3 grasses can be modeled as function of</w:t>
+        <w:t xml:space="preserve">Abundance of ants can be modeled as function of</w:t>
       </w:r>
     </w:p>
     <w:p>
@@ -531,20 +574,20 @@
       <w:r>
         <w:drawing>
           <wp:inline>
-            <wp:extent cx="5934008" cy="5064369"/>
+            <wp:extent cx="2743200" cy="2743200"/>
             <wp:effectExtent b="0" l="0" r="0" t="0"/>
-            <wp:docPr descr="" title="" id="24" name="Picture"/>
+            <wp:docPr descr="" title="" id="27" name="Picture"/>
             <a:graphic>
               <a:graphicData uri="http://schemas.openxmlformats.org/drawingml/2006/picture">
                 <pic:pic>
                   <pic:nvPicPr>
-                    <pic:cNvPr descr="images/clipboard-716004937.png" id="25" name="Picture"/>
+                    <pic:cNvPr descr="10_01_lecture_powerpoint_files/figure-docx/unnamed-chunk-1-1.png" id="28" name="Picture"/>
                     <pic:cNvPicPr>
                       <a:picLocks noChangeArrowheads="1" noChangeAspect="1"/>
                     </pic:cNvPicPr>
                   </pic:nvPicPr>
                   <pic:blipFill>
-                    <a:blip r:embed="rId23"/>
+                    <a:blip r:embed="rId26"/>
                     <a:stretch>
                       <a:fillRect/>
                     </a:stretch>
@@ -552,7 +595,7 @@
                   <pic:spPr bwMode="auto">
                     <a:xfrm>
                       <a:off x="0" y="0"/>
-                      <a:ext cx="5934008" cy="5064369"/>
+                      <a:ext cx="2743200" cy="2743200"/>
                     </a:xfrm>
                     <a:prstGeom prst="rect">
                       <a:avLst/>
@@ -571,8 +614,8 @@
         </w:drawing>
       </w:r>
     </w:p>
-    <w:bookmarkEnd w:id="26"/>
-    <w:bookmarkStart w:id="29" w:name="lecture-10-analyses-2"/>
+    <w:bookmarkEnd w:id="29"/>
+    <w:bookmarkStart w:id="33" w:name="lecture-10-analyses-2"/>
     <w:p>
       <w:pPr>
         <w:pStyle w:val="Heading1"/>
@@ -664,25 +707,22 @@
         <w:pStyle w:val="FirstParagraph"/>
       </w:pPr>
       <w:r>
-        <w:t xml:space="preserve">S</w:t>
-      </w:r>
-      <w:r>
         <w:drawing>
           <wp:inline>
-            <wp:extent cx="3476625" cy="2967119"/>
+            <wp:extent cx="2743200" cy="2743200"/>
             <wp:effectExtent b="0" l="0" r="0" t="0"/>
-            <wp:docPr descr="" title="" id="27" name="Picture"/>
+            <wp:docPr descr="" title="" id="31" name="Picture"/>
             <a:graphic>
               <a:graphicData uri="http://schemas.openxmlformats.org/drawingml/2006/picture">
                 <pic:pic>
                   <pic:nvPicPr>
-                    <pic:cNvPr descr="images/clipboard-716004937.png" id="28" name="Picture"/>
+                    <pic:cNvPr descr="10_01_lecture_powerpoint_files/figure-docx/unnamed-chunk-2-1.png" id="32" name="Picture"/>
                     <pic:cNvPicPr>
                       <a:picLocks noChangeArrowheads="1" noChangeAspect="1"/>
                     </pic:cNvPicPr>
                   </pic:nvPicPr>
                   <pic:blipFill>
-                    <a:blip r:embed="rId23"/>
+                    <a:blip r:embed="rId30"/>
                     <a:stretch>
                       <a:fillRect/>
                     </a:stretch>
@@ -690,7 +730,7 @@
                   <pic:spPr bwMode="auto">
                     <a:xfrm>
                       <a:off x="0" y="0"/>
-                      <a:ext cx="3476625" cy="2967119"/>
+                      <a:ext cx="2743200" cy="2743200"/>
                     </a:xfrm>
                     <a:prstGeom prst="rect">
                       <a:avLst/>
@@ -709,8 +749,8 @@
         </w:drawing>
       </w:r>
     </w:p>
-    <w:bookmarkEnd w:id="29"/>
-    <w:bookmarkStart w:id="33" w:name="lecture-10-analyses-3"/>
+    <w:bookmarkEnd w:id="33"/>
+    <w:bookmarkStart w:id="37" w:name="lecture-10-analyses-3"/>
     <w:p>
       <w:pPr>
         <w:pStyle w:val="Heading1"/>
@@ -740,7 +780,13 @@
         <w:t xml:space="preserve"> </w:t>
       </w:r>
       <w:r>
-        <w:t xml:space="preserve">“Multiple regression models provide some of the most profound challenges faced by the analyst”</w:t>
+        <w:t xml:space="preserve">“Multiple regression models provide some of the most</w:t>
+      </w:r>
+      <w:r>
+        <w:t xml:space="preserve"> </w:t>
+      </w:r>
+      <w:r>
+        <w:t xml:space="preserve">profound challenges faced by the analyst”</w:t>
       </w:r>
       <w:r>
         <w:t xml:space="preserve">:</w:t>
@@ -801,20 +847,20 @@
       <w:r>
         <w:drawing>
           <wp:inline>
-            <wp:extent cx="5765800" cy="4292600"/>
+            <wp:extent cx="2638425" cy="1964289"/>
             <wp:effectExtent b="0" l="0" r="0" t="0"/>
-            <wp:docPr descr="" title="" id="31" name="Picture"/>
+            <wp:docPr descr="" title="" id="35" name="Picture"/>
             <a:graphic>
               <a:graphicData uri="http://schemas.openxmlformats.org/drawingml/2006/picture">
                 <pic:pic>
                   <pic:nvPicPr>
-                    <pic:cNvPr descr="images/clipboard-1736453741.png" id="32" name="Picture"/>
+                    <pic:cNvPr descr="images/clipboard-1736453741.png" id="36" name="Picture"/>
                     <pic:cNvPicPr>
                       <a:picLocks noChangeArrowheads="1" noChangeAspect="1"/>
                     </pic:cNvPicPr>
                   </pic:nvPicPr>
                   <pic:blipFill>
-                    <a:blip r:embed="rId30"/>
+                    <a:blip r:embed="rId34"/>
                     <a:stretch>
                       <a:fillRect/>
                     </a:stretch>
@@ -822,7 +868,7 @@
                   <pic:spPr bwMode="auto">
                     <a:xfrm>
                       <a:off x="0" y="0"/>
-                      <a:ext cx="5765800" cy="4292600"/>
+                      <a:ext cx="2638425" cy="1964289"/>
                     </a:xfrm>
                     <a:prstGeom prst="rect">
                       <a:avLst/>
@@ -841,8 +887,8 @@
         </w:drawing>
       </w:r>
     </w:p>
-    <w:bookmarkEnd w:id="33"/>
-    <w:bookmarkStart w:id="34" w:name="lecture-10-analyses-4"/>
+    <w:bookmarkEnd w:id="37"/>
+    <w:bookmarkStart w:id="38" w:name="lecture-10-analyses-4"/>
     <w:p>
       <w:pPr>
         <w:pStyle w:val="Heading1"/>
@@ -1096,7 +1142,94 @@
         </w:numPr>
       </w:pPr>
       <w:r>
-        <w:t xml:space="preserve">yi: value of Y for ith observation X1 = xi1, X2 = xi2,…, Xp = xip</w:t>
+        <w:t xml:space="preserve">y</w:t>
+      </w:r>
+      <w:r>
+        <w:rPr>
+          <w:vertAlign w:val="subscript"/>
+        </w:rPr>
+        <w:t xml:space="preserve">i</w:t>
+      </w:r>
+      <w:r>
+        <w:t xml:space="preserve">: value of Y for i</w:t>
+      </w:r>
+      <w:r>
+        <w:rPr>
+          <w:vertAlign w:val="superscript"/>
+        </w:rPr>
+        <w:t xml:space="preserve">th</w:t>
+      </w:r>
+      <w:r>
+        <w:t xml:space="preserve"> </w:t>
+      </w:r>
+      <w:r>
+        <w:t xml:space="preserve">observation X</w:t>
+      </w:r>
+      <w:r>
+        <w:rPr>
+          <w:vertAlign w:val="subscript"/>
+        </w:rPr>
+        <w:t xml:space="preserve">1</w:t>
+      </w:r>
+      <w:r>
+        <w:t xml:space="preserve"> </w:t>
+      </w:r>
+      <w:r>
+        <w:t xml:space="preserve">= x</w:t>
+      </w:r>
+      <w:r>
+        <w:rPr>
+          <w:vertAlign w:val="subscript"/>
+        </w:rPr>
+        <w:t xml:space="preserve">i1</w:t>
+      </w:r>
+      <w:r>
+        <w:t xml:space="preserve">, X</w:t>
+      </w:r>
+      <w:r>
+        <w:rPr>
+          <w:vertAlign w:val="subscript"/>
+        </w:rPr>
+        <w:t xml:space="preserve">2</w:t>
+      </w:r>
+      <w:r>
+        <w:t xml:space="preserve"> </w:t>
+      </w:r>
+      <w:r>
+        <w:t xml:space="preserve">= x</w:t>
+      </w:r>
+      <w:r>
+        <w:rPr>
+          <w:vertAlign w:val="subscript"/>
+        </w:rPr>
+        <w:t xml:space="preserve">i2</w:t>
+      </w:r>
+      <w:r>
+        <w:t xml:space="preserve">,…,</w:t>
+      </w:r>
+      <w:r>
+        <w:t xml:space="preserve"> </w:t>
+      </w:r>
+      <w:r>
+        <w:t xml:space="preserve">x</w:t>
+      </w:r>
+      <w:r>
+        <w:rPr>
+          <w:vertAlign w:val="subscript"/>
+        </w:rPr>
+        <w:t xml:space="preserve">p</w:t>
+      </w:r>
+      <w:r>
+        <w:t xml:space="preserve"> </w:t>
+      </w:r>
+      <w:r>
+        <w:t xml:space="preserve">= x</w:t>
+      </w:r>
+      <w:r>
+        <w:rPr>
+          <w:vertAlign w:val="subscript"/>
+        </w:rPr>
+        <w:t xml:space="preserve">ip</w:t>
       </w:r>
     </w:p>
     <w:p>
@@ -1107,11 +1240,59 @@
         </w:numPr>
       </w:pPr>
       <w:r>
-        <w:t xml:space="preserve">β0: population intercept, the mean value of Y when X1 = 0, X2 = 0,…, Xp = 0</w:t>
-      </w:r>
-    </w:p>
-    <w:bookmarkEnd w:id="34"/>
-    <w:bookmarkStart w:id="35" w:name="Xb31a0b414779cf21eaccba566fd188b193a0076"/>
+        <w:t xml:space="preserve">β</w:t>
+      </w:r>
+      <w:r>
+        <w:rPr>
+          <w:vertAlign w:val="subscript"/>
+        </w:rPr>
+        <w:t xml:space="preserve">0</w:t>
+      </w:r>
+      <w:r>
+        <w:t xml:space="preserve">: population intercept, the mean value of Y when X</w:t>
+      </w:r>
+      <w:r>
+        <w:rPr>
+          <w:vertAlign w:val="subscript"/>
+        </w:rPr>
+        <w:t xml:space="preserve">1</w:t>
+      </w:r>
+      <w:r>
+        <w:t xml:space="preserve">= 0, X</w:t>
+      </w:r>
+      <w:r>
+        <w:rPr>
+          <w:vertAlign w:val="subscript"/>
+        </w:rPr>
+        <w:t xml:space="preserve">2</w:t>
+      </w:r>
+      <w:r>
+        <w:t xml:space="preserve"> </w:t>
+      </w:r>
+      <w:r>
+        <w:t xml:space="preserve">=</w:t>
+      </w:r>
+      <w:r>
+        <w:t xml:space="preserve"> </w:t>
+      </w:r>
+      <w:r>
+        <w:t xml:space="preserve">0,…, X</w:t>
+      </w:r>
+      <w:r>
+        <w:rPr>
+          <w:vertAlign w:val="subscript"/>
+        </w:rPr>
+        <w:t xml:space="preserve">p</w:t>
+      </w:r>
+      <w:r>
+        <w:t xml:space="preserve"> </w:t>
+      </w:r>
+      <w:r>
+        <w:t xml:space="preserve">= 0</w:t>
+      </w:r>
+    </w:p>
+    <w:bookmarkEnd w:id="38"/>
+    <w:bookmarkStart w:id="39" w:name="Xb31a0b414779cf21eaccba566fd188b193a0076"/>
     <w:p>
       <w:pPr>
         <w:pStyle w:val="Heading1"/>
@@ -1329,7 +1510,28 @@
         </w:numPr>
       </w:pPr>
       <w:r>
-        <w:t xml:space="preserve">β1: partial population slope, change in Y per unit change in X1 holding other X-vars constant</w:t>
+        <w:t xml:space="preserve">β</w:t>
+      </w:r>
+      <w:r>
+        <w:rPr>
+          <w:vertAlign w:val="subscript"/>
+        </w:rPr>
+        <w:t xml:space="preserve">1</w:t>
+      </w:r>
+      <w:r>
+        <w:t xml:space="preserve">: partial regression slope, change in Y per unit change in X</w:t>
+      </w:r>
+      <w:r>
+        <w:rPr>
+          <w:vertAlign w:val="subscript"/>
+        </w:rPr>
+        <w:t xml:space="preserve">1</w:t>
+      </w:r>
+      <w:r>
+        <w:t xml:space="preserve"> </w:t>
+      </w:r>
+      <w:r>
+        <w:t xml:space="preserve">holding other X-vars constant</w:t>
       </w:r>
     </w:p>
     <w:p>
@@ -1340,7 +1542,28 @@
         </w:numPr>
       </w:pPr>
       <w:r>
-        <w:t xml:space="preserve">β2: partial population slope, change in Y per unit change in X2 holding other X-vars constant</w:t>
+        <w:t xml:space="preserve">β</w:t>
+      </w:r>
+      <w:r>
+        <w:rPr>
+          <w:vertAlign w:val="subscript"/>
+        </w:rPr>
+        <w:t xml:space="preserve">2</w:t>
+      </w:r>
+      <w:r>
+        <w:t xml:space="preserve">: partial regression slope, change in Y per unit change in X</w:t>
+      </w:r>
+      <w:r>
+        <w:rPr>
+          <w:vertAlign w:val="subscript"/>
+        </w:rPr>
+        <w:t xml:space="preserve">2</w:t>
+      </w:r>
+      <w:r>
+        <w:t xml:space="preserve"> </w:t>
+      </w:r>
+      <w:r>
+        <w:t xml:space="preserve">holding other X-vars constant</w:t>
       </w:r>
     </w:p>
     <w:p>
@@ -1351,11 +1574,430 @@
         </w:numPr>
       </w:pPr>
       <w:r>
-        <w:t xml:space="preserve">βp: partial population slope, change in Y per unit change in Xp holding other X-vars constant</w:t>
-      </w:r>
-    </w:p>
-    <w:bookmarkEnd w:id="35"/>
-    <w:bookmarkStart w:id="36" w:name="lecture-10-regression-parameters"/>
+        <w:t xml:space="preserve">β</w:t>
+      </w:r>
+      <w:r>
+        <w:rPr>
+          <w:vertAlign w:val="subscript"/>
+        </w:rPr>
+        <w:t xml:space="preserve">p</w:t>
+      </w:r>
+      <w:r>
+        <w:t xml:space="preserve">: partial regression slope, change in Y per unit change in X</w:t>
+      </w:r>
+      <w:r>
+        <w:rPr>
+          <w:vertAlign w:val="subscript"/>
+        </w:rPr>
+        <w:t xml:space="preserve">p</w:t>
+      </w:r>
+      <w:r>
+        <w:t xml:space="preserve"> </w:t>
+      </w:r>
+      <w:r>
+        <w:t xml:space="preserve">holding other X-vars constant</w:t>
+      </w:r>
+    </w:p>
+    <w:p>
+      <w:pPr>
+        <w:pStyle w:val="FirstParagraph"/>
+      </w:pPr>
+      <w:r>
+        <w:t xml:space="preserve">What is partial - the relationship between a predictor variable and the</w:t>
+      </w:r>
+      <w:r>
+        <w:t xml:space="preserve"> </w:t>
+      </w:r>
+      <w:r>
+        <w:t xml:space="preserve">response variable</w:t>
+      </w:r>
+      <w:r>
+        <w:t xml:space="preserve"> </w:t>
+      </w:r>
+      <w:r>
+        <w:rPr>
+          <w:b/>
+          <w:bCs/>
+        </w:rPr>
+        <w:t xml:space="preserve">while holding all other predictor variables</w:t>
+      </w:r>
+      <w:r>
+        <w:rPr>
+          <w:b/>
+          <w:bCs/>
+        </w:rPr>
+        <w:t xml:space="preserve"> </w:t>
+      </w:r>
+      <w:r>
+        <w:rPr>
+          <w:b/>
+          <w:bCs/>
+        </w:rPr>
+        <w:t xml:space="preserve">constant</w:t>
+      </w:r>
+      <w:r>
+        <w:t xml:space="preserve">. It tells you the isolated effect of one variable,</w:t>
+      </w:r>
+      <w:r>
+        <w:t xml:space="preserve"> </w:t>
+      </w:r>
+      <w:r>
+        <w:t xml:space="preserve">controlling for the influence of others.</w:t>
+      </w:r>
+    </w:p>
+    <w:bookmarkEnd w:id="39"/>
+    <w:bookmarkStart w:id="40" w:name="lecture-10-partial-regression-slopes"/>
+    <w:p>
+      <w:pPr>
+        <w:pStyle w:val="Heading1"/>
+      </w:pPr>
+      <w:r>
+        <w:t xml:space="preserve">Lecture 10: Partial regression slopes</w:t>
+      </w:r>
+    </w:p>
+    <w:p>
+      <w:pPr>
+        <w:pStyle w:val="FirstParagraph"/>
+      </w:pPr>
+      <w:r>
+        <w:t xml:space="preserve">model: ant_spp ~ elevation + latitude</w:t>
+      </w:r>
+    </w:p>
+    <w:p>
+      <w:pPr>
+        <w:pStyle w:val="Compact"/>
+        <w:numPr>
+          <w:ilvl w:val="0"/>
+          <w:numId w:val="1010"/>
+        </w:numPr>
+      </w:pPr>
+      <w:r>
+        <w:t xml:space="preserve">The partial slope for elevation tells you how ant species richness</w:t>
+      </w:r>
+      <w:r>
+        <w:t xml:space="preserve"> </w:t>
+      </w:r>
+      <w:r>
+        <w:t xml:space="preserve">changes with elevation when latitude is held constant</w:t>
+      </w:r>
+    </w:p>
+    <w:p>
+      <w:pPr>
+        <w:numPr>
+          <w:ilvl w:val="1"/>
+          <w:numId w:val="1011"/>
+        </w:numPr>
+      </w:pPr>
+      <w:r>
+        <w:t xml:space="preserve">1-m increase in elevation - ant spp decrease by 0.012 spp,</w:t>
+      </w:r>
+      <w:r>
+        <w:t xml:space="preserve"> </w:t>
+      </w:r>
+      <w:r>
+        <w:t xml:space="preserve">holding latitude constant</w:t>
+      </w:r>
+    </w:p>
+    <w:p>
+      <w:pPr>
+        <w:numPr>
+          <w:ilvl w:val="1"/>
+          <w:numId w:val="1011"/>
+        </w:numPr>
+      </w:pPr>
+      <w:r>
+        <w:t xml:space="preserve">Or 100-meter increase in elevation, lose 1.2 spp</w:t>
+      </w:r>
+    </w:p>
+    <w:p>
+      <w:pPr>
+        <w:pStyle w:val="Compact"/>
+        <w:numPr>
+          <w:ilvl w:val="0"/>
+          <w:numId w:val="1010"/>
+        </w:numPr>
+      </w:pPr>
+      <w:r>
+        <w:t xml:space="preserve">The partial slope for latitude tells you how ant species richness</w:t>
+      </w:r>
+      <w:r>
+        <w:t xml:space="preserve"> </w:t>
+      </w:r>
+      <w:r>
+        <w:t xml:space="preserve">changes with latitude when elevation is held constant</w:t>
+      </w:r>
+    </w:p>
+    <w:p>
+      <w:pPr>
+        <w:numPr>
+          <w:ilvl w:val="1"/>
+          <w:numId w:val="1012"/>
+        </w:numPr>
+      </w:pPr>
+      <w:r>
+        <w:t xml:space="preserve">1-degree increase in latitude, ant spp decrease by 2 species,</w:t>
+      </w:r>
+      <w:r>
+        <w:t xml:space="preserve"> </w:t>
+      </w:r>
+      <w:r>
+        <w:t xml:space="preserve">holding elevation constant</w:t>
+      </w:r>
+    </w:p>
+    <w:p>
+      <w:pPr>
+        <w:numPr>
+          <w:ilvl w:val="1"/>
+          <w:numId w:val="1012"/>
+        </w:numPr>
+      </w:pPr>
+      <w:r>
+        <w:t xml:space="preserve">Moving north = fewer ant spp, even when comparing sites at same</w:t>
+      </w:r>
+      <w:r>
+        <w:t xml:space="preserve"> </w:t>
+      </w:r>
+      <w:r>
+        <w:t xml:space="preserve">elevation</w:t>
+      </w:r>
+    </w:p>
+    <w:p>
+      <w:pPr>
+        <w:pStyle w:val="SourceCode"/>
+      </w:pPr>
+      <w:r>
+        <w:rPr>
+          <w:rStyle w:val="NormalTok"/>
+        </w:rPr>
+        <w:t xml:space="preserve">model </w:t>
+      </w:r>
+      <w:r>
+        <w:rPr>
+          <w:rStyle w:val="OtherTok"/>
+        </w:rPr>
+        <w:t xml:space="preserve">&lt;-</w:t>
+      </w:r>
+      <w:r>
+        <w:rPr>
+          <w:rStyle w:val="NormalTok"/>
+        </w:rPr>
+        <w:t xml:space="preserve"> </w:t>
+      </w:r>
+      <w:r>
+        <w:rPr>
+          <w:rStyle w:val="FunctionTok"/>
+        </w:rPr>
+        <w:t xml:space="preserve">lm</w:t>
+      </w:r>
+      <w:r>
+        <w:rPr>
+          <w:rStyle w:val="NormalTok"/>
+        </w:rPr>
+        <w:t xml:space="preserve">(ant_spp </w:t>
+      </w:r>
+      <w:r>
+        <w:rPr>
+          <w:rStyle w:val="SpecialCharTok"/>
+        </w:rPr>
+        <w:t xml:space="preserve">~</w:t>
+      </w:r>
+      <w:r>
+        <w:rPr>
+          <w:rStyle w:val="NormalTok"/>
+        </w:rPr>
+        <w:t xml:space="preserve"> elevation </w:t>
+      </w:r>
+      <w:r>
+        <w:rPr>
+          <w:rStyle w:val="SpecialCharTok"/>
+        </w:rPr>
+        <w:t xml:space="preserve">+</w:t>
+      </w:r>
+      <w:r>
+        <w:rPr>
+          <w:rStyle w:val="NormalTok"/>
+        </w:rPr>
+        <w:t xml:space="preserve"> latitude, </w:t>
+      </w:r>
+      <w:r>
+        <w:rPr>
+          <w:rStyle w:val="AttributeTok"/>
+        </w:rPr>
+        <w:t xml:space="preserve">data =</w:t>
+      </w:r>
+      <w:r>
+        <w:rPr>
+          <w:rStyle w:val="NormalTok"/>
+        </w:rPr>
+        <w:t xml:space="preserve"> ant_df)</w:t>
+      </w:r>
+      <w:r>
+        <w:br/>
+      </w:r>
+      <w:r>
+        <w:rPr>
+          <w:rStyle w:val="FunctionTok"/>
+        </w:rPr>
+        <w:t xml:space="preserve">summary</w:t>
+      </w:r>
+      <w:r>
+        <w:rPr>
+          <w:rStyle w:val="NormalTok"/>
+        </w:rPr>
+        <w:t xml:space="preserve">(model)</w:t>
+      </w:r>
+    </w:p>
+    <w:p>
+      <w:pPr>
+        <w:pStyle w:val="SourceCode"/>
+      </w:pPr>
+      <w:r>
+        <w:br/>
+      </w:r>
+      <w:r>
+        <w:rPr>
+          <w:rStyle w:val="VerbatimChar"/>
+        </w:rPr>
+        <w:t xml:space="preserve">Call:</w:t>
+      </w:r>
+      <w:r>
+        <w:br/>
+      </w:r>
+      <w:r>
+        <w:rPr>
+          <w:rStyle w:val="VerbatimChar"/>
+        </w:rPr>
+        <w:t xml:space="preserve">lm(formula = ant_spp ~ elevation + latitude, data = ant_df)</w:t>
+      </w:r>
+      <w:r>
+        <w:br/>
+      </w:r>
+      <w:r>
+        <w:br/>
+      </w:r>
+      <w:r>
+        <w:rPr>
+          <w:rStyle w:val="VerbatimChar"/>
+        </w:rPr>
+        <w:t xml:space="preserve">Residuals:</w:t>
+      </w:r>
+      <w:r>
+        <w:br/>
+      </w:r>
+      <w:r>
+        <w:rPr>
+          <w:rStyle w:val="VerbatimChar"/>
+        </w:rPr>
+        <w:t xml:space="preserve">    Min      1Q  Median      3Q     Max </w:t>
+      </w:r>
+      <w:r>
+        <w:br/>
+      </w:r>
+      <w:r>
+        <w:rPr>
+          <w:rStyle w:val="VerbatimChar"/>
+        </w:rPr>
+        <w:t xml:space="preserve">-6.1180 -2.3759  0.3218  1.9070  5.8369 </w:t>
+      </w:r>
+      <w:r>
+        <w:br/>
+      </w:r>
+      <w:r>
+        <w:br/>
+      </w:r>
+      <w:r>
+        <w:rPr>
+          <w:rStyle w:val="VerbatimChar"/>
+        </w:rPr>
+        <w:t xml:space="preserve">Coefficients:</w:t>
+      </w:r>
+      <w:r>
+        <w:br/>
+      </w:r>
+      <w:r>
+        <w:rPr>
+          <w:rStyle w:val="VerbatimChar"/>
+        </w:rPr>
+        <w:t xml:space="preserve">            Estimate Std. Error t value Pr(&gt;|t|)   </w:t>
+      </w:r>
+      <w:r>
+        <w:br/>
+      </w:r>
+      <w:r>
+        <w:rPr>
+          <w:rStyle w:val="VerbatimChar"/>
+        </w:rPr>
+        <w:t xml:space="preserve">(Intercept) 98.49651   26.50701   3.716  0.00147 **</w:t>
+      </w:r>
+      <w:r>
+        <w:br/>
+      </w:r>
+      <w:r>
+        <w:rPr>
+          <w:rStyle w:val="VerbatimChar"/>
+        </w:rPr>
+        <w:t xml:space="preserve">elevation   -0.01226    0.00411  -2.983  0.00765 **</w:t>
+      </w:r>
+      <w:r>
+        <w:br/>
+      </w:r>
+      <w:r>
+        <w:rPr>
+          <w:rStyle w:val="VerbatimChar"/>
+        </w:rPr>
+        <w:t xml:space="preserve">latitude    -2.00981    0.61956  -3.244  0.00427 **</w:t>
+      </w:r>
+      <w:r>
+        <w:br/>
+      </w:r>
+      <w:r>
+        <w:rPr>
+          <w:rStyle w:val="VerbatimChar"/>
+        </w:rPr>
+        <w:t xml:space="preserve">---</w:t>
+      </w:r>
+      <w:r>
+        <w:br/>
+      </w:r>
+      <w:r>
+        <w:rPr>
+          <w:rStyle w:val="VerbatimChar"/>
+        </w:rPr>
+        <w:t xml:space="preserve">Signif. codes:  0 '***' 0.001 '**' 0.01 '*' 0.05 '.' 0.1 ' ' 1</w:t>
+      </w:r>
+      <w:r>
+        <w:br/>
+      </w:r>
+      <w:r>
+        <w:br/>
+      </w:r>
+      <w:r>
+        <w:rPr>
+          <w:rStyle w:val="VerbatimChar"/>
+        </w:rPr>
+        <w:t xml:space="preserve">Residual standard error: 3.022 on 19 degrees of freedom</w:t>
+      </w:r>
+      <w:r>
+        <w:br/>
+      </w:r>
+      <w:r>
+        <w:rPr>
+          <w:rStyle w:val="VerbatimChar"/>
+        </w:rPr>
+        <w:t xml:space="preserve">Multiple R-squared:  0.5543,    Adjusted R-squared:  0.5074 </w:t>
+      </w:r>
+      <w:r>
+        <w:br/>
+      </w:r>
+      <w:r>
+        <w:rPr>
+          <w:rStyle w:val="VerbatimChar"/>
+        </w:rPr>
+        <w:t xml:space="preserve">F-statistic: 11.82 on 2 and 19 DF,  p-value: 0.000463</w:t>
+      </w:r>
+    </w:p>
+    <w:bookmarkEnd w:id="40"/>
+    <w:bookmarkStart w:id="41" w:name="lecture-10-regression-parameters"/>
     <w:p>
       <w:pPr>
         <w:pStyle w:val="Heading1"/>
@@ -1567,28 +2209,102 @@
     </w:p>
     <w:p>
       <w:pPr>
+        <w:pStyle w:val="Compact"/>
         <w:numPr>
           <w:ilvl w:val="0"/>
-          <w:numId w:val="1010"/>
-        </w:numPr>
-      </w:pPr>
-      <w:r>
-        <w:t xml:space="preserve">εi: unexplained error - difference bw yi and value predicted by model (ŷi)</w:t>
-      </w:r>
-    </w:p>
-    <w:p>
-      <w:pPr>
+          <w:numId w:val="1013"/>
+        </w:numPr>
+      </w:pPr>
+      <w:r>
+        <w:t xml:space="preserve">ε</w:t>
+      </w:r>
+      <w:r>
+        <w:rPr>
+          <w:vertAlign w:val="subscript"/>
+        </w:rPr>
+        <w:t xml:space="preserve">i</w:t>
+      </w:r>
+      <w:r>
+        <w:t xml:space="preserve">: unexplained error - difference between y</w:t>
+      </w:r>
+      <w:r>
+        <w:rPr>
+          <w:vertAlign w:val="subscript"/>
+        </w:rPr>
+        <w:t xml:space="preserve">i</w:t>
+      </w:r>
+      <w:r>
+        <w:t xml:space="preserve"> </w:t>
+      </w:r>
+      <w:r>
+        <w:t xml:space="preserve">and value</w:t>
+      </w:r>
+      <w:r>
+        <w:t xml:space="preserve"> </w:t>
+      </w:r>
+      <w:r>
+        <w:t xml:space="preserve">predicted by model (ŷ</w:t>
+      </w:r>
+      <w:r>
+        <w:rPr>
+          <w:vertAlign w:val="subscript"/>
+        </w:rPr>
+        <w:t xml:space="preserve">i</w:t>
+      </w:r>
+      <w:r>
+        <w:t xml:space="preserve">)</w:t>
+      </w:r>
+    </w:p>
+    <w:p>
+      <w:pPr>
+        <w:pStyle w:val="Compact"/>
         <w:numPr>
           <w:ilvl w:val="0"/>
-          <w:numId w:val="1010"/>
-        </w:numPr>
-      </w:pPr>
-      <w:r>
-        <w:t xml:space="preserve">NPP = β0 + β1(lat) + β2 (long) + β3 (soil fertility) + εi</w:t>
-      </w:r>
-    </w:p>
-    <w:bookmarkEnd w:id="36"/>
-    <w:bookmarkStart w:id="37" w:name="lecture-10-regression-parameters-1"/>
+          <w:numId w:val="1013"/>
+        </w:numPr>
+      </w:pPr>
+      <w:r>
+        <w:t xml:space="preserve">ant_spp = β</w:t>
+      </w:r>
+      <w:r>
+        <w:rPr>
+          <w:vertAlign w:val="subscript"/>
+        </w:rPr>
+        <w:t xml:space="preserve">0</w:t>
+      </w:r>
+      <w:r>
+        <w:t xml:space="preserve"> </w:t>
+      </w:r>
+      <w:r>
+        <w:t xml:space="preserve">+ β</w:t>
+      </w:r>
+      <w:r>
+        <w:rPr>
+          <w:vertAlign w:val="subscript"/>
+        </w:rPr>
+        <w:t xml:space="preserve">1</w:t>
+      </w:r>
+      <w:r>
+        <w:t xml:space="preserve">(lat) + β</w:t>
+      </w:r>
+      <w:r>
+        <w:rPr>
+          <w:vertAlign w:val="subscript"/>
+        </w:rPr>
+        <w:t xml:space="preserve">2</w:t>
+      </w:r>
+      <w:r>
+        <w:t xml:space="preserve">(elevation) + ε</w:t>
+      </w:r>
+      <w:r>
+        <w:rPr>
+          <w:vertAlign w:val="subscript"/>
+        </w:rPr>
+        <w:t xml:space="preserve">i</w:t>
+      </w:r>
+    </w:p>
+    <w:bookmarkEnd w:id="41"/>
+    <w:bookmarkStart w:id="42" w:name="lecture-10-regression-parameters-1"/>
     <w:p>
       <w:pPr>
         <w:pStyle w:val="Heading1"/>
@@ -1803,11 +2519,17 @@
         <w:pStyle w:val="Compact"/>
         <w:numPr>
           <w:ilvl w:val="0"/>
-          <w:numId w:val="1011"/>
-        </w:numPr>
-      </w:pPr>
-      <w:r>
-        <w:t xml:space="preserve">Estimate multiple regression parameters (intercept, partial slopes) using OLS to fit the regression line</w:t>
+          <w:numId w:val="1014"/>
+        </w:numPr>
+      </w:pPr>
+      <w:r>
+        <w:t xml:space="preserve">Estimate multiple regression parameters (intercept, partial slopes)</w:t>
+      </w:r>
+      <w:r>
+        <w:t xml:space="preserve"> </w:t>
+      </w:r>
+      <w:r>
+        <w:t xml:space="preserve">using OLS to fit the regression line</w:t>
       </w:r>
     </w:p>
     <w:p>
@@ -1815,11 +2537,74 @@
         <w:pStyle w:val="Compact"/>
         <w:numPr>
           <w:ilvl w:val="0"/>
-          <w:numId w:val="1011"/>
-        </w:numPr>
-      </w:pPr>
-      <w:r>
-        <w:t xml:space="preserve">OLS minimize ∑(yi-ŷi)2, the SS (vertical distance) between observed yi and predicted ŷi for each xij</w:t>
+          <w:numId w:val="1014"/>
+        </w:numPr>
+      </w:pPr>
+      <w:r>
+        <w:t xml:space="preserve">OLS minimize ∑(y</w:t>
+      </w:r>
+      <w:r>
+        <w:rPr>
+          <w:vertAlign w:val="subscript"/>
+        </w:rPr>
+        <w:t xml:space="preserve">i</w:t>
+      </w:r>
+      <w:r>
+        <w:t xml:space="preserve">-ŷ</w:t>
+      </w:r>
+      <w:r>
+        <w:rPr>
+          <w:vertAlign w:val="subscript"/>
+        </w:rPr>
+        <w:t xml:space="preserve">i</w:t>
+      </w:r>
+      <w:r>
+        <w:t xml:space="preserve">)</w:t>
+      </w:r>
+      <w:r>
+        <w:rPr>
+          <w:vertAlign w:val="superscript"/>
+        </w:rPr>
+        <w:t xml:space="preserve">2</w:t>
+      </w:r>
+      <w:r>
+        <w:t xml:space="preserve">, the SS (vertical distance) between</w:t>
+      </w:r>
+      <w:r>
+        <w:t xml:space="preserve"> </w:t>
+      </w:r>
+      <w:r>
+        <w:t xml:space="preserve">observed y</w:t>
+      </w:r>
+      <w:r>
+        <w:rPr>
+          <w:vertAlign w:val="subscript"/>
+        </w:rPr>
+        <w:t xml:space="preserve">i</w:t>
+      </w:r>
+      <w:r>
+        <w:t xml:space="preserve"> </w:t>
+      </w:r>
+      <w:r>
+        <w:t xml:space="preserve">and predicted ŷ</w:t>
+      </w:r>
+      <w:r>
+        <w:rPr>
+          <w:vertAlign w:val="subscript"/>
+        </w:rPr>
+        <w:t xml:space="preserve">i</w:t>
+      </w:r>
+      <w:r>
+        <w:t xml:space="preserve"> </w:t>
+      </w:r>
+      <w:r>
+        <w:t xml:space="preserve">for each x</w:t>
+      </w:r>
+      <w:r>
+        <w:rPr>
+          <w:vertAlign w:val="subscript"/>
+        </w:rPr>
+        <w:t xml:space="preserve">ij</w:t>
       </w:r>
     </w:p>
     <w:p>
@@ -1827,11 +2612,38 @@
         <w:pStyle w:val="Compact"/>
         <w:numPr>
           <w:ilvl w:val="0"/>
-          <w:numId w:val="1011"/>
-        </w:numPr>
-      </w:pPr>
-      <w:r>
-        <w:t xml:space="preserve">ε estimated as residuals: εi = yi-ŷi</w:t>
+          <w:numId w:val="1014"/>
+        </w:numPr>
+      </w:pPr>
+      <w:r>
+        <w:t xml:space="preserve">ε estimated as residuals: ε</w:t>
+      </w:r>
+      <w:r>
+        <w:rPr>
+          <w:vertAlign w:val="subscript"/>
+        </w:rPr>
+        <w:t xml:space="preserve">i</w:t>
+      </w:r>
+      <w:r>
+        <w:t xml:space="preserve"> </w:t>
+      </w:r>
+      <w:r>
+        <w:t xml:space="preserve">= y</w:t>
+      </w:r>
+      <w:r>
+        <w:rPr>
+          <w:vertAlign w:val="subscript"/>
+        </w:rPr>
+        <w:t xml:space="preserve">i</w:t>
+      </w:r>
+      <w:r>
+        <w:t xml:space="preserve">-ŷ</w:t>
+      </w:r>
+      <w:r>
+        <w:rPr>
+          <w:vertAlign w:val="subscript"/>
+        </w:rPr>
+        <w:t xml:space="preserve">i</w:t>
       </w:r>
     </w:p>
     <w:p>
@@ -1839,15 +2651,21 @@
         <w:pStyle w:val="Compact"/>
         <w:numPr>
           <w:ilvl w:val="0"/>
-          <w:numId w:val="1011"/>
-        </w:numPr>
-      </w:pPr>
-      <w:r>
-        <w:t xml:space="preserve">Calculation solves set of simultaneous normal equations with matrix algebra</w:t>
-      </w:r>
-    </w:p>
-    <w:bookmarkEnd w:id="37"/>
-    <w:bookmarkStart w:id="38" w:name="lecture-10-regression-parameters-2"/>
+          <w:numId w:val="1014"/>
+        </w:numPr>
+      </w:pPr>
+      <w:r>
+        <w:t xml:space="preserve">Calculation solves set of simultaneous normal equations with matrix</w:t>
+      </w:r>
+      <w:r>
+        <w:t xml:space="preserve"> </w:t>
+      </w:r>
+      <w:r>
+        <w:t xml:space="preserve">algebra</w:t>
+      </w:r>
+    </w:p>
+    <w:bookmarkEnd w:id="42"/>
+    <w:bookmarkStart w:id="43" w:name="lecture-10-regression-parameters-2"/>
     <w:p>
       <w:pPr>
         <w:pStyle w:val="Heading1"/>
@@ -1871,14 +2689,21 @@
         <w:pStyle w:val="FirstParagraph"/>
       </w:pPr>
       <w:r>
-        <w:t xml:space="preserve">Regression equation can be used for prediction by subbing new values for predictor (X) variables</w:t>
-      </w:r>
-    </w:p>
-    <w:p>
-      <w:pPr>
+        <w:t xml:space="preserve">Regression equation can be used for prediction by subbing new values for</w:t>
+      </w:r>
+      <w:r>
+        <w:t xml:space="preserve"> </w:t>
+      </w:r>
+      <w:r>
+        <w:t xml:space="preserve">predictor (X) variables</w:t>
+      </w:r>
+    </w:p>
+    <w:p>
+      <w:pPr>
+        <w:pStyle w:val="Compact"/>
         <w:numPr>
           <w:ilvl w:val="0"/>
-          <w:numId w:val="1012"/>
+          <w:numId w:val="1015"/>
         </w:numPr>
       </w:pPr>
       <w:r>
@@ -1887,13 +2712,20 @@
     </w:p>
     <w:p>
       <w:pPr>
+        <w:pStyle w:val="Compact"/>
         <w:numPr>
           <w:ilvl w:val="0"/>
-          <w:numId w:val="1012"/>
-        </w:numPr>
-      </w:pPr>
-      <w:r>
-        <w:t xml:space="preserve">Confidence and prediction intervals depend on number of observations and number of predictors</w:t>
+          <w:numId w:val="1015"/>
+        </w:numPr>
+      </w:pPr>
+      <w:r>
+        <w:t xml:space="preserve">Confidence and prediction intervals depend on number of observations</w:t>
+      </w:r>
+      <w:r>
+        <w:t xml:space="preserve"> </w:t>
+      </w:r>
+      <w:r>
+        <w:t xml:space="preserve">and number of predictors</w:t>
       </w:r>
     </w:p>
     <w:p>
@@ -1901,7 +2733,7 @@
         <w:pStyle w:val="Compact"/>
         <w:numPr>
           <w:ilvl w:val="1"/>
-          <w:numId w:val="1013"/>
+          <w:numId w:val="1016"/>
         </w:numPr>
       </w:pPr>
       <w:r>
@@ -1913,7 +2745,7 @@
         <w:pStyle w:val="Compact"/>
         <w:numPr>
           <w:ilvl w:val="1"/>
-          <w:numId w:val="1013"/>
+          <w:numId w:val="1016"/>
         </w:numPr>
       </w:pPr>
       <w:r>
@@ -1922,17 +2754,18 @@
     </w:p>
     <w:p>
       <w:pPr>
+        <w:pStyle w:val="Compact"/>
         <w:numPr>
           <w:ilvl w:val="0"/>
-          <w:numId w:val="1012"/>
+          <w:numId w:val="1015"/>
         </w:numPr>
       </w:pPr>
       <w:r>
         <w:t xml:space="preserve">Prediction should be restricted to within range of X variables</w:t>
       </w:r>
     </w:p>
-    <w:bookmarkEnd w:id="38"/>
-    <w:bookmarkStart w:id="39" w:name="lecture-10-analyses-of-variance"/>
+    <w:bookmarkEnd w:id="43"/>
+    <w:bookmarkStart w:id="44" w:name="X08914440b5bfa4bb353804b24f95a0f22e34b21"/>
     <w:p>
       <w:pPr>
         <w:pStyle w:val="Heading1"/>
@@ -1948,7 +2781,7 @@
         <w:t xml:space="preserve"> </w:t>
       </w:r>
       <w:r>
-        <w:t xml:space="preserve">Analyses of variance</w:t>
+        <w:t xml:space="preserve">Analyses of variance or sums of squares</w:t>
       </w:r>
     </w:p>
     <w:p>
@@ -1956,29 +2789,83 @@
         <w:pStyle w:val="FirstParagraph"/>
       </w:pPr>
       <w:r>
-        <w:t xml:space="preserve">Variance - SStotal partitioned into SSregression and SSresidual</w:t>
+        <w:t xml:space="preserve">Variance - SS</w:t>
+      </w:r>
+      <w:r>
+        <w:rPr>
+          <w:vertAlign w:val="subscript"/>
+        </w:rPr>
+        <w:t xml:space="preserve">total</w:t>
+      </w:r>
+      <w:r>
+        <w:t xml:space="preserve"> </w:t>
+      </w:r>
+      <w:r>
+        <w:t xml:space="preserve">partitioned into SS</w:t>
+      </w:r>
+      <w:r>
+        <w:rPr>
+          <w:vertAlign w:val="subscript"/>
+        </w:rPr>
+        <w:t xml:space="preserve">regression</w:t>
+      </w:r>
+      <w:r>
+        <w:t xml:space="preserve"> </w:t>
+      </w:r>
+      <w:r>
+        <w:t xml:space="preserve">and SS</w:t>
+      </w:r>
+      <w:r>
+        <w:rPr>
+          <w:vertAlign w:val="subscript"/>
+        </w:rPr>
+        <w:t xml:space="preserve">residual</w:t>
       </w:r>
     </w:p>
     <w:p>
       <w:pPr>
         <w:numPr>
           <w:ilvl w:val="0"/>
-          <w:numId w:val="1014"/>
-        </w:numPr>
-      </w:pPr>
-      <w:r>
-        <w:t xml:space="preserve">SSregression is variance in Y explained by model</w:t>
+          <w:numId w:val="1017"/>
+        </w:numPr>
+      </w:pPr>
+      <w:r>
+        <w:t xml:space="preserve">SS</w:t>
+      </w:r>
+      <w:r>
+        <w:rPr>
+          <w:vertAlign w:val="subscript"/>
+        </w:rPr>
+        <w:t xml:space="preserve">regression</w:t>
+      </w:r>
+      <w:r>
+        <w:t xml:space="preserve"> </w:t>
+      </w:r>
+      <w:r>
+        <w:t xml:space="preserve">is variance in Y explained by model</w:t>
       </w:r>
     </w:p>
     <w:p>
       <w:pPr>
         <w:numPr>
           <w:ilvl w:val="0"/>
-          <w:numId w:val="1014"/>
-        </w:numPr>
-      </w:pPr>
-      <w:r>
-        <w:t xml:space="preserve">SSresidual is variance not explained by model</w:t>
+          <w:numId w:val="1017"/>
+        </w:numPr>
+      </w:pPr>
+      <w:r>
+        <w:t xml:space="preserve">SS</w:t>
+      </w:r>
+      <w:r>
+        <w:rPr>
+          <w:vertAlign w:val="subscript"/>
+        </w:rPr>
+        <w:t xml:space="preserve">residual</w:t>
+      </w:r>
+      <w:r>
+        <w:t xml:space="preserve"> </w:t>
+      </w:r>
+      <w:r>
+        <w:t xml:space="preserve">is variance not explained by model</w:t>
       </w:r>
     </w:p>
     <w:tbl>
@@ -2711,8 +3598,8 @@
         </w:tc>
       </w:tr>
     </w:tbl>
-    <w:bookmarkEnd w:id="39"/>
-    <w:bookmarkStart w:id="40" w:name="lecture-10-analyses-5"/>
+    <w:bookmarkEnd w:id="44"/>
+    <w:bookmarkStart w:id="46" w:name="lecture-10-analyses-5"/>
     <w:p>
       <w:pPr>
         <w:pStyle w:val="Heading1"/>
@@ -2731,12 +3618,13 @@
         <w:t xml:space="preserve">Analyses</w:t>
       </w:r>
     </w:p>
-    <w:p>
-      <w:pPr>
-        <w:pStyle w:val="FirstParagraph"/>
-      </w:pPr>
-      <w:r>
-        <w:t xml:space="preserve">SS converted to non-additive MS (SS/df)</w:t>
+    <w:bookmarkStart w:id="45" w:name="ss-converted-to-non-additive-msssdf"/>
+    <w:p>
+      <w:pPr>
+        <w:pStyle w:val="Heading3"/>
+      </w:pPr>
+      <w:r>
+        <w:t xml:space="preserve">SS converted to non-additive MS=(SS/df)</w:t>
       </w:r>
     </w:p>
     <w:p>
@@ -2744,11 +3632,20 @@
         <w:pStyle w:val="Compact"/>
         <w:numPr>
           <w:ilvl w:val="0"/>
-          <w:numId w:val="1015"/>
-        </w:numPr>
-      </w:pPr>
-      <w:r>
-        <w:t xml:space="preserve">MSresidual: estimate population variance</w:t>
+          <w:numId w:val="1018"/>
+        </w:numPr>
+      </w:pPr>
+      <w:r>
+        <w:t xml:space="preserve">MS</w:t>
+      </w:r>
+      <w:r>
+        <w:rPr>
+          <w:vertAlign w:val="subscript"/>
+        </w:rPr>
+        <w:t xml:space="preserve">residual</w:t>
+      </w:r>
+      <w:r>
+        <w:t xml:space="preserve">: estimate population variance</w:t>
       </w:r>
     </w:p>
     <w:p>
@@ -2756,11 +3653,26 @@
         <w:pStyle w:val="Compact"/>
         <w:numPr>
           <w:ilvl w:val="0"/>
-          <w:numId w:val="1015"/>
-        </w:numPr>
-      </w:pPr>
-      <w:r>
-        <w:t xml:space="preserve">MSregression: estimate population variance + variation due to strength of X-Y relationships</w:t>
+          <w:numId w:val="1018"/>
+        </w:numPr>
+      </w:pPr>
+      <w:r>
+        <w:t xml:space="preserve">MS</w:t>
+      </w:r>
+      <w:r>
+        <w:rPr>
+          <w:vertAlign w:val="subscript"/>
+        </w:rPr>
+        <w:t xml:space="preserve">regression</w:t>
+      </w:r>
+      <w:r>
+        <w:t xml:space="preserve">: estimate population variance + variation due to</w:t>
+      </w:r>
+      <w:r>
+        <w:t xml:space="preserve"> </w:t>
+      </w:r>
+      <w:r>
+        <w:t xml:space="preserve">strength of X-Y relationships</w:t>
       </w:r>
     </w:p>
     <w:p>
@@ -2768,11 +3680,17 @@
         <w:pStyle w:val="Compact"/>
         <w:numPr>
           <w:ilvl w:val="0"/>
-          <w:numId w:val="1015"/>
-        </w:numPr>
-      </w:pPr>
-      <w:r>
-        <w:t xml:space="preserve">MS do not depend on sample size</w:t>
+          <w:numId w:val="1018"/>
+        </w:numPr>
+      </w:pPr>
+      <w:r>
+        <w:t xml:space="preserve">MS is an estimate of variance that doesn’t increase with sample size</w:t>
+      </w:r>
+      <w:r>
+        <w:t xml:space="preserve"> </w:t>
+      </w:r>
+      <w:r>
+        <w:t xml:space="preserve">the way Sum of Squares (SS) does</w:t>
       </w:r>
     </w:p>
     <w:tbl>
@@ -3456,8 +4374,9 @@
         </w:tc>
       </w:tr>
     </w:tbl>
-    <w:bookmarkEnd w:id="40"/>
-    <w:bookmarkStart w:id="41" w:name="lecture-10-hypotheses"/>
+    <w:bookmarkEnd w:id="45"/>
+    <w:bookmarkEnd w:id="46"/>
+    <w:bookmarkStart w:id="48" w:name="lecture-10-hypotheses"/>
     <w:p>
       <w:pPr>
         <w:pStyle w:val="Heading1"/>
@@ -3476,12 +4395,13 @@
         <w:t xml:space="preserve">Hypotheses</w:t>
       </w:r>
     </w:p>
-    <w:p>
-      <w:pPr>
-        <w:pStyle w:val="FirstParagraph"/>
-      </w:pPr>
-      <w:r>
-        <w:t xml:space="preserve">Two Hos usually tested in MLR:</w:t>
+    <w:bookmarkStart w:id="47" w:name="X4cd38790c35902247e8958a5444400207d65102"/>
+    <w:p>
+      <w:pPr>
+        <w:pStyle w:val="Heading3"/>
+      </w:pPr>
+      <w:r>
+        <w:t xml:space="preserve">Two Null Hypotheses usually tested in MLR:</w:t>
       </w:r>
     </w:p>
     <w:p>
@@ -3489,7 +4409,7 @@
         <w:pStyle w:val="Compact"/>
         <w:numPr>
           <w:ilvl w:val="0"/>
-          <w:numId w:val="1016"/>
+          <w:numId w:val="1019"/>
         </w:numPr>
       </w:pPr>
       <w:r>
@@ -3499,7 +4419,58 @@
         <w:t xml:space="preserve"> </w:t>
       </w:r>
       <w:r>
-        <w:t xml:space="preserve">Ho: all partial regression slopes equal 0; β1 = β2 = … = βp = 0</w:t>
+        <w:t xml:space="preserve">H</w:t>
+      </w:r>
+      <w:r>
+        <w:rPr>
+          <w:vertAlign w:val="subscript"/>
+        </w:rPr>
+        <w:t xml:space="preserve">o</w:t>
+      </w:r>
+      <w:r>
+        <w:t xml:space="preserve">: all partial regression slopes equal 0; β</w:t>
+      </w:r>
+      <w:r>
+        <w:rPr>
+          <w:vertAlign w:val="subscript"/>
+        </w:rPr>
+        <w:t xml:space="preserve">1</w:t>
+      </w:r>
+      <w:r>
+        <w:t xml:space="preserve"> </w:t>
+      </w:r>
+      <w:r>
+        <w:t xml:space="preserve">= β</w:t>
+      </w:r>
+      <w:r>
+        <w:rPr>
+          <w:vertAlign w:val="subscript"/>
+        </w:rPr>
+        <w:t xml:space="preserve">2</w:t>
+      </w:r>
+      <w:r>
+        <w:t xml:space="preserve"> </w:t>
+      </w:r>
+      <w:r>
+        <w:t xml:space="preserve">= …</w:t>
+      </w:r>
+      <w:r>
+        <w:t xml:space="preserve"> </w:t>
+      </w:r>
+      <w:r>
+        <w:t xml:space="preserve">= β</w:t>
+      </w:r>
+      <w:r>
+        <w:rPr>
+          <w:vertAlign w:val="subscript"/>
+        </w:rPr>
+        <w:t xml:space="preserve">p</w:t>
+      </w:r>
+      <w:r>
+        <w:t xml:space="preserve"> </w:t>
+      </w:r>
+      <w:r>
+        <w:t xml:space="preserve">= 0</w:t>
       </w:r>
     </w:p>
     <w:p>
@@ -3507,7 +4478,7 @@
         <w:pStyle w:val="Compact"/>
         <w:numPr>
           <w:ilvl w:val="0"/>
-          <w:numId w:val="1016"/>
+          <w:numId w:val="1019"/>
         </w:numPr>
       </w:pPr>
       <w:r>
@@ -3523,7 +4494,49 @@
         <w:t xml:space="preserve"> </w:t>
       </w:r>
       <w:r>
-        <w:t xml:space="preserve">Ho true, MSregression and MSresidual estimate variance and their ratio (F-ratio) = 1</w:t>
+        <w:t xml:space="preserve">H</w:t>
+      </w:r>
+      <w:r>
+        <w:rPr>
+          <w:vertAlign w:val="subscript"/>
+        </w:rPr>
+        <w:t xml:space="preserve">o</w:t>
+      </w:r>
+      <w:r>
+        <w:t xml:space="preserve"> </w:t>
+      </w:r>
+      <w:r>
+        <w:t xml:space="preserve">true, MS</w:t>
+      </w:r>
+      <w:r>
+        <w:rPr>
+          <w:vertAlign w:val="subscript"/>
+        </w:rPr>
+        <w:t xml:space="preserve">regression</w:t>
+      </w:r>
+      <w:r>
+        <w:t xml:space="preserve"> </w:t>
+      </w:r>
+      <w:r>
+        <w:t xml:space="preserve">and MS</w:t>
+      </w:r>
+      <w:r>
+        <w:rPr>
+          <w:vertAlign w:val="subscript"/>
+        </w:rPr>
+        <w:t xml:space="preserve">residual</w:t>
+      </w:r>
+      <w:r>
+        <w:t xml:space="preserve"> </w:t>
+      </w:r>
+      <w:r>
+        <w:t xml:space="preserve">estimate</w:t>
+      </w:r>
+      <w:r>
+        <w:t xml:space="preserve"> </w:t>
+      </w:r>
+      <w:r>
+        <w:t xml:space="preserve">variance and their ratio (F-ratio) = 1</w:t>
       </w:r>
     </w:p>
     <w:p>
@@ -3531,7 +4544,7 @@
         <w:pStyle w:val="Compact"/>
         <w:numPr>
           <w:ilvl w:val="0"/>
-          <w:numId w:val="1016"/>
+          <w:numId w:val="1019"/>
         </w:numPr>
       </w:pPr>
       <w:r>
@@ -3547,23 +4560,48 @@
         <w:t xml:space="preserve"> </w:t>
       </w:r>
       <w:r>
-        <w:t xml:space="preserve">Ho false (at least one β ≠ 0) MSregression estimates variance + partial regression slope and their ratio (F-ratio)</w:t>
-      </w:r>
-    </w:p>
-    <w:p>
-      <w:pPr>
-        <w:pStyle w:val="Compact"/>
-        <w:numPr>
-          <w:ilvl w:val="0"/>
-          <w:numId w:val="1016"/>
-        </w:numPr>
-      </w:pPr>
-      <w:r>
-        <w:t xml:space="preserve">will be &gt; 1 - F-ratio compared to F-distribution for p-value</w:t>
-      </w:r>
-    </w:p>
-    <w:bookmarkEnd w:id="41"/>
-    <w:bookmarkStart w:id="42" w:name="lecture-10-hypotheses-1"/>
+        <w:t xml:space="preserve">H</w:t>
+      </w:r>
+      <w:r>
+        <w:rPr>
+          <w:vertAlign w:val="subscript"/>
+        </w:rPr>
+        <w:t xml:space="preserve">o</w:t>
+      </w:r>
+      <w:r>
+        <w:t xml:space="preserve"> </w:t>
+      </w:r>
+      <w:r>
+        <w:t xml:space="preserve">false (at least one β ≠ 0) MS</w:t>
+      </w:r>
+      <w:r>
+        <w:rPr>
+          <w:vertAlign w:val="subscript"/>
+        </w:rPr>
+        <w:t xml:space="preserve">regression</w:t>
+      </w:r>
+      <w:r>
+        <w:t xml:space="preserve"> </w:t>
+      </w:r>
+      <w:r>
+        <w:t xml:space="preserve">estimates</w:t>
+      </w:r>
+      <w:r>
+        <w:t xml:space="preserve"> </w:t>
+      </w:r>
+      <w:r>
+        <w:t xml:space="preserve">variance + partial regression slope and their ratio (F-ratio) will</w:t>
+      </w:r>
+      <w:r>
+        <w:t xml:space="preserve"> </w:t>
+      </w:r>
+      <w:r>
+        <w:t xml:space="preserve">be &gt; 1 - F-ratio compared to F-distribution for p-value</w:t>
+      </w:r>
+    </w:p>
+    <w:bookmarkEnd w:id="47"/>
+    <w:bookmarkEnd w:id="48"/>
+    <w:bookmarkStart w:id="50" w:name="lecture-10-hypotheses-1"/>
     <w:p>
       <w:pPr>
         <w:pStyle w:val="Heading1"/>
@@ -3582,9 +4620,10 @@
         <w:t xml:space="preserve">Hypotheses</w:t>
       </w:r>
     </w:p>
-    <w:p>
-      <w:pPr>
-        <w:pStyle w:val="FirstParagraph"/>
+    <w:bookmarkStart w:id="49" w:name="Xabfea746330527c07a8f61fcb4057e3372bc0ca"/>
+    <w:p>
+      <w:pPr>
+        <w:pStyle w:val="Heading3"/>
       </w:pPr>
       <w:r>
         <w:t xml:space="preserve">Also: is any specific β = 0 (explanatory role)?</w:t>
@@ -3595,11 +4634,11 @@
         <w:pStyle w:val="Compact"/>
         <w:numPr>
           <w:ilvl w:val="0"/>
-          <w:numId w:val="1017"/>
-        </w:numPr>
-      </w:pPr>
-      <w:r>
-        <w:t xml:space="preserve">E.g., does LAT have effect on NPP?</w:t>
+          <w:numId w:val="1020"/>
+        </w:numPr>
+      </w:pPr>
+      <w:r>
+        <w:t xml:space="preserve">E.g., does LAT have effect on Ant species?</w:t>
       </w:r>
     </w:p>
     <w:p>
@@ -3607,11 +4646,11 @@
         <w:pStyle w:val="Compact"/>
         <w:numPr>
           <w:ilvl w:val="0"/>
-          <w:numId w:val="1017"/>
-        </w:numPr>
-      </w:pPr>
-      <w:r>
-        <w:t xml:space="preserve">These Hs tested through model comparison</w:t>
+          <w:numId w:val="1020"/>
+        </w:numPr>
+      </w:pPr>
+      <w:r>
+        <w:t xml:space="preserve">These H’s tested through model comparison</w:t>
       </w:r>
     </w:p>
     <w:p>
@@ -3619,11 +4658,95 @@
         <w:pStyle w:val="Compact"/>
         <w:numPr>
           <w:ilvl w:val="0"/>
-          <w:numId w:val="1017"/>
-        </w:numPr>
-      </w:pPr>
-      <w:r>
-        <w:t xml:space="preserve">Model w 3 predictors X1, X2,X3 (model 1):</w:t>
+          <w:numId w:val="1020"/>
+        </w:numPr>
+      </w:pPr>
+      <w:r>
+        <w:t xml:space="preserve">Model 1 - model with 2 predictors X</w:t>
+      </w:r>
+      <w:r>
+        <w:rPr>
+          <w:vertAlign w:val="subscript"/>
+        </w:rPr>
+        <w:t xml:space="preserve">1</w:t>
+      </w:r>
+      <w:r>
+        <w:t xml:space="preserve">, X</w:t>
+      </w:r>
+      <w:r>
+        <w:rPr>
+          <w:vertAlign w:val="subscript"/>
+        </w:rPr>
+        <w:t xml:space="preserve">2</w:t>
+      </w:r>
+      <w:r>
+        <w:t xml:space="preserve">:</w:t>
+      </w:r>
+    </w:p>
+    <w:p>
+      <w:pPr>
+        <w:pStyle w:val="Compact"/>
+        <w:numPr>
+          <w:ilvl w:val="1"/>
+          <w:numId w:val="1021"/>
+        </w:numPr>
+      </w:pPr>
+      <w:r>
+        <w:t xml:space="preserve">yi= β</w:t>
+      </w:r>
+      <w:r>
+        <w:rPr>
+          <w:vertAlign w:val="subscript"/>
+        </w:rPr>
+        <w:t xml:space="preserve">0</w:t>
+      </w:r>
+      <w:r>
+        <w:t xml:space="preserve"> </w:t>
+      </w:r>
+      <w:r>
+        <w:t xml:space="preserve">+β</w:t>
+      </w:r>
+      <w:r>
+        <w:rPr>
+          <w:vertAlign w:val="subscript"/>
+        </w:rPr>
+        <w:t xml:space="preserve">1</w:t>
+      </w:r>
+      <w:r>
+        <w:t xml:space="preserve">x</w:t>
+      </w:r>
+      <w:r>
+        <w:rPr>
+          <w:vertAlign w:val="subscript"/>
+        </w:rPr>
+        <w:t xml:space="preserve">i1</w:t>
+      </w:r>
+      <w:r>
+        <w:t xml:space="preserve">+β</w:t>
+      </w:r>
+      <w:r>
+        <w:rPr>
+          <w:vertAlign w:val="subscript"/>
+        </w:rPr>
+        <w:t xml:space="preserve">2</w:t>
+      </w:r>
+      <w:r>
+        <w:t xml:space="preserve">x</w:t>
+      </w:r>
+      <w:r>
+        <w:rPr>
+          <w:vertAlign w:val="subscript"/>
+        </w:rPr>
+        <w:t xml:space="preserve">i2</w:t>
+      </w:r>
+      <w:r>
+        <w:t xml:space="preserve">+ ε</w:t>
+      </w:r>
+      <w:r>
+        <w:rPr>
+          <w:vertAlign w:val="subscript"/>
+        </w:rPr>
+        <w:t xml:space="preserve">i</w:t>
       </w:r>
     </w:p>
     <w:p>
@@ -3631,48 +4754,138 @@
         <w:pStyle w:val="Compact"/>
         <w:numPr>
           <w:ilvl w:val="0"/>
-          <w:numId w:val="1017"/>
-        </w:numPr>
-      </w:pPr>
-      <w:r>
-        <w:t xml:space="preserve">yi= β0 +β1xi1+β2xi2+β3xi3+ εi</w:t>
-      </w:r>
-    </w:p>
-    <w:p>
-      <w:pPr>
-        <w:pStyle w:val="Compact"/>
-        <w:numPr>
-          <w:ilvl w:val="0"/>
-          <w:numId w:val="1017"/>
-        </w:numPr>
-      </w:pPr>
-      <w:r>
-        <w:t xml:space="preserve">To test Ho that β1 = 0 compare fit of model 1 to model 2:</w:t>
-      </w:r>
-    </w:p>
-    <w:p>
-      <w:pPr>
-        <w:pStyle w:val="Compact"/>
-        <w:numPr>
-          <w:ilvl w:val="0"/>
-          <w:numId w:val="1017"/>
-        </w:numPr>
-      </w:pPr>
-      <w:r>
-        <w:t xml:space="preserve">yi= β0 +β2xi2+β3xi3+ εi</w:t>
-      </w:r>
-    </w:p>
-    <w:bookmarkEnd w:id="42"/>
-    <w:bookmarkStart w:id="43" w:name="lecture-10-hypotheses-2"/>
-    <w:p>
-      <w:pPr>
-        <w:pStyle w:val="Heading1"/>
-      </w:pPr>
+          <w:numId w:val="1020"/>
+        </w:numPr>
+      </w:pPr>
+      <w:r>
+        <w:t xml:space="preserve">Model 2 - To test H</w:t>
+      </w:r>
+      <w:r>
+        <w:rPr>
+          <w:vertAlign w:val="subscript"/>
+        </w:rPr>
+        <w:t xml:space="preserve">o</w:t>
+      </w:r>
+      <w:r>
+        <w:t xml:space="preserve"> </w:t>
+      </w:r>
+      <w:r>
+        <w:t xml:space="preserve">that β</w:t>
+      </w:r>
+      <w:r>
+        <w:rPr>
+          <w:vertAlign w:val="subscript"/>
+        </w:rPr>
+        <w:t xml:space="preserve">2</w:t>
+      </w:r>
+      <w:r>
+        <w:t xml:space="preserve"> </w:t>
+      </w:r>
+      <w:r>
+        <w:t xml:space="preserve">= 0 compare fit of</w:t>
+      </w:r>
+      <w:r>
+        <w:t xml:space="preserve"> </w:t>
+      </w:r>
       <w:r>
         <w:rPr>
           <w:b/>
           <w:bCs/>
         </w:rPr>
+        <w:t xml:space="preserve">model 1</w:t>
+      </w:r>
+      <w:r>
+        <w:t xml:space="preserve"> </w:t>
+      </w:r>
+      <w:r>
+        <w:t xml:space="preserve">to</w:t>
+      </w:r>
+      <w:r>
+        <w:t xml:space="preserve"> </w:t>
+      </w:r>
+      <w:r>
+        <w:rPr>
+          <w:b/>
+          <w:bCs/>
+        </w:rPr>
+        <w:t xml:space="preserve">model 2</w:t>
+      </w:r>
+      <w:r>
+        <w:t xml:space="preserve"> </w:t>
+      </w:r>
+      <w:r>
+        <w:t xml:space="preserve">with 1 predictor:</w:t>
+      </w:r>
+    </w:p>
+    <w:p>
+      <w:pPr>
+        <w:pStyle w:val="Compact"/>
+        <w:numPr>
+          <w:ilvl w:val="1"/>
+          <w:numId w:val="1022"/>
+        </w:numPr>
+      </w:pPr>
+      <w:r>
+        <w:t xml:space="preserve">y</w:t>
+      </w:r>
+      <w:r>
+        <w:rPr>
+          <w:vertAlign w:val="subscript"/>
+        </w:rPr>
+        <w:t xml:space="preserve">i</w:t>
+      </w:r>
+      <w:r>
+        <w:t xml:space="preserve">= β</w:t>
+      </w:r>
+      <w:r>
+        <w:rPr>
+          <w:vertAlign w:val="subscript"/>
+        </w:rPr>
+        <w:t xml:space="preserve">0</w:t>
+      </w:r>
+      <w:r>
+        <w:t xml:space="preserve"> </w:t>
+      </w:r>
+      <w:r>
+        <w:t xml:space="preserve">+β</w:t>
+      </w:r>
+      <w:r>
+        <w:rPr>
+          <w:vertAlign w:val="subscript"/>
+        </w:rPr>
+        <w:t xml:space="preserve">1</w:t>
+      </w:r>
+      <w:r>
+        <w:t xml:space="preserve">x</w:t>
+      </w:r>
+      <w:r>
+        <w:rPr>
+          <w:vertAlign w:val="subscript"/>
+        </w:rPr>
+        <w:t xml:space="preserve">i1</w:t>
+      </w:r>
+      <w:r>
+        <w:t xml:space="preserve">+ ε</w:t>
+      </w:r>
+      <w:r>
+        <w:rPr>
+          <w:vertAlign w:val="subscript"/>
+        </w:rPr>
+        <w:t xml:space="preserve">i</w:t>
+      </w:r>
+    </w:p>
+    <w:bookmarkEnd w:id="49"/>
+    <w:bookmarkEnd w:id="50"/>
+    <w:bookmarkStart w:id="51" w:name="lecture-10-hypotheses-2"/>
+    <w:p>
+      <w:pPr>
+        <w:pStyle w:val="Heading1"/>
+      </w:pPr>
+      <w:r>
+        <w:rPr>
+          <w:b/>
+          <w:bCs/>
+        </w:rPr>
         <w:t xml:space="preserve">Lecture 10:</w:t>
       </w:r>
       <w:r>
@@ -3687,11 +4900,89 @@
         <w:pStyle w:val="Compact"/>
         <w:numPr>
           <w:ilvl w:val="0"/>
-          <w:numId w:val="1018"/>
-        </w:numPr>
-      </w:pPr>
-      <w:r>
-        <w:t xml:space="preserve">If SSregression of mod1=mod2, cannot reject Ho β1 = 0</w:t>
+          <w:numId w:val="1023"/>
+        </w:numPr>
+      </w:pPr>
+      <w:r>
+        <w:t xml:space="preserve">If SS</w:t>
+      </w:r>
+      <w:r>
+        <w:rPr>
+          <w:vertAlign w:val="subscript"/>
+        </w:rPr>
+        <w:t xml:space="preserve">regression</w:t>
+      </w:r>
+      <w:r>
+        <w:t xml:space="preserve"> </w:t>
+      </w:r>
+      <w:r>
+        <w:t xml:space="preserve">of model</w:t>
+      </w:r>
+      <w:r>
+        <w:rPr>
+          <w:vertAlign w:val="subscript"/>
+        </w:rPr>
+        <w:t xml:space="preserve">1</w:t>
+      </w:r>
+      <w:r>
+        <w:t xml:space="preserve">=model</w:t>
+      </w:r>
+      <w:r>
+        <w:rPr>
+          <w:vertAlign w:val="subscript"/>
+        </w:rPr>
+        <w:t xml:space="preserve">2</w:t>
+      </w:r>
+      <w:r>
+        <w:t xml:space="preserve">, cannot reject H</w:t>
+      </w:r>
+      <w:r>
+        <w:rPr>
+          <w:vertAlign w:val="subscript"/>
+        </w:rPr>
+        <w:t xml:space="preserve">o</w:t>
+      </w:r>
+      <w:r>
+        <w:t xml:space="preserve"> </w:t>
+      </w:r>
+      <w:r>
+        <w:t xml:space="preserve">β</w:t>
+      </w:r>
+      <w:r>
+        <w:rPr>
+          <w:vertAlign w:val="subscript"/>
+        </w:rPr>
+        <w:t xml:space="preserve">1</w:t>
+      </w:r>
+      <w:r>
+        <w:t xml:space="preserve"> </w:t>
+      </w:r>
+      <w:r>
+        <w:t xml:space="preserve">= 0</w:t>
+      </w:r>
+    </w:p>
+    <w:p>
+      <w:pPr>
+        <w:pStyle w:val="Compact"/>
+        <w:numPr>
+          <w:ilvl w:val="1"/>
+          <w:numId w:val="1024"/>
+        </w:numPr>
+      </w:pPr>
+      <w:r>
+        <w:t xml:space="preserve">adding X</w:t>
+      </w:r>
+      <w:r>
+        <w:rPr>
+          <w:vertAlign w:val="subscript"/>
+        </w:rPr>
+        <w:t xml:space="preserve">2</w:t>
+      </w:r>
+      <w:r>
+        <w:t xml:space="preserve"> </w:t>
+      </w:r>
+      <w:r>
+        <w:t xml:space="preserve">did not explain any additional variance</w:t>
       </w:r>
     </w:p>
     <w:p>
@@ -3699,11 +4990,83 @@
         <w:pStyle w:val="Compact"/>
         <w:numPr>
           <w:ilvl w:val="0"/>
-          <w:numId w:val="1018"/>
-        </w:numPr>
-      </w:pPr>
-      <w:r>
-        <w:t xml:space="preserve">If SSregression of mod1 &gt; mod2, evidence to reject Ho β1 = 0</w:t>
+          <w:numId w:val="1023"/>
+        </w:numPr>
+      </w:pPr>
+      <w:r>
+        <w:t xml:space="preserve">If SS</w:t>
+      </w:r>
+      <w:r>
+        <w:rPr>
+          <w:vertAlign w:val="subscript"/>
+        </w:rPr>
+        <w:t xml:space="preserve">regression</w:t>
+      </w:r>
+      <w:r>
+        <w:t xml:space="preserve"> </w:t>
+      </w:r>
+      <w:r>
+        <w:t xml:space="preserve">of mod1 &gt; mod2, evidence to reject H</w:t>
+      </w:r>
+      <w:r>
+        <w:rPr>
+          <w:vertAlign w:val="subscript"/>
+        </w:rPr>
+        <w:t xml:space="preserve">o</w:t>
+      </w:r>
+      <w:r>
+        <w:t xml:space="preserve"> </w:t>
+      </w:r>
+      <w:r>
+        <w:t xml:space="preserve">β</w:t>
+      </w:r>
+      <w:r>
+        <w:rPr>
+          <w:vertAlign w:val="subscript"/>
+        </w:rPr>
+        <w:t xml:space="preserve">1</w:t>
+      </w:r>
+      <w:r>
+        <w:t xml:space="preserve"> </w:t>
+      </w:r>
+      <w:r>
+        <w:t xml:space="preserve">= 0</w:t>
+      </w:r>
+    </w:p>
+    <w:p>
+      <w:pPr>
+        <w:pStyle w:val="Compact"/>
+        <w:numPr>
+          <w:ilvl w:val="1"/>
+          <w:numId w:val="1025"/>
+        </w:numPr>
+      </w:pPr>
+      <w:r>
+        <w:t xml:space="preserve">adding X2 explains more variance</w:t>
+      </w:r>
+    </w:p>
+    <w:p>
+      <w:pPr>
+        <w:pStyle w:val="Compact"/>
+        <w:numPr>
+          <w:ilvl w:val="1"/>
+          <w:numId w:val="1025"/>
+        </w:numPr>
+      </w:pPr>
+      <w:r>
+        <w:t xml:space="preserve">evidence to reject H0: β</w:t>
+      </w:r>
+      <w:r>
+        <w:rPr>
+          <w:vertAlign w:val="subscript"/>
+        </w:rPr>
+        <w:t xml:space="preserve">2</w:t>
+      </w:r>
+      <w:r>
+        <w:t xml:space="preserve"> </w:t>
+      </w:r>
+      <w:r>
+        <w:t xml:space="preserve">= 2</w:t>
       </w:r>
     </w:p>
     <w:p>
@@ -3711,11 +5074,92 @@
         <w:pStyle w:val="Compact"/>
         <w:numPr>
           <w:ilvl w:val="0"/>
-          <w:numId w:val="1018"/>
-        </w:numPr>
-      </w:pPr>
-      <w:r>
-        <w:t xml:space="preserve">SS for β1 is SSextraβ1 = Full SSregression - Reduced SSregression</w:t>
+          <w:numId w:val="1023"/>
+        </w:numPr>
+      </w:pPr>
+      <w:r>
+        <w:t xml:space="preserve">SS for β</w:t>
+      </w:r>
+      <w:r>
+        <w:rPr>
+          <w:vertAlign w:val="subscript"/>
+        </w:rPr>
+        <w:t xml:space="preserve">1</w:t>
+      </w:r>
+      <w:r>
+        <w:t xml:space="preserve"> </w:t>
+      </w:r>
+      <w:r>
+        <w:t xml:space="preserve">is SS</w:t>
+      </w:r>
+      <w:r>
+        <w:rPr>
+          <w:vertAlign w:val="subscript"/>
+        </w:rPr>
+        <w:t xml:space="preserve">extra</w:t>
+      </w:r>
+      <w:r>
+        <w:t xml:space="preserve">β</w:t>
+      </w:r>
+      <w:r>
+        <w:rPr>
+          <w:vertAlign w:val="subscript"/>
+        </w:rPr>
+        <w:t xml:space="preserve">1</w:t>
+      </w:r>
+      <w:r>
+        <w:t xml:space="preserve"> </w:t>
+      </w:r>
+      <w:r>
+        <w:t xml:space="preserve">= Full SS</w:t>
+      </w:r>
+      <w:r>
+        <w:rPr>
+          <w:vertAlign w:val="subscript"/>
+        </w:rPr>
+        <w:t xml:space="preserve">regression</w:t>
+      </w:r>
+      <w:r>
+        <w:t xml:space="preserve"> </w:t>
+      </w:r>
+      <w:r>
+        <w:t xml:space="preserve">- Reduced</w:t>
+      </w:r>
+      <w:r>
+        <w:t xml:space="preserve"> </w:t>
+      </w:r>
+      <w:r>
+        <w:t xml:space="preserve">SS</w:t>
+      </w:r>
+      <w:r>
+        <w:rPr>
+          <w:vertAlign w:val="subscript"/>
+        </w:rPr>
+        <w:t xml:space="preserve">regression</w:t>
+      </w:r>
+    </w:p>
+    <w:p>
+      <w:pPr>
+        <w:pStyle w:val="Compact"/>
+        <w:numPr>
+          <w:ilvl w:val="1"/>
+          <w:numId w:val="1026"/>
+        </w:numPr>
+      </w:pPr>
+      <w:r>
+        <w:t xml:space="preserve">This quantifies how much additional variance X</w:t>
+      </w:r>
+      <w:r>
+        <w:rPr>
+          <w:vertAlign w:val="subscript"/>
+        </w:rPr>
+        <w:t xml:space="preserve">2</w:t>
+      </w:r>
+      <w:r>
+        <w:t xml:space="preserve"> </w:t>
+      </w:r>
+      <w:r>
+        <w:t xml:space="preserve">explains</w:t>
       </w:r>
     </w:p>
     <w:p>
@@ -3723,11 +5167,23 @@
         <w:pStyle w:val="Compact"/>
         <w:numPr>
           <w:ilvl w:val="0"/>
-          <w:numId w:val="1018"/>
-        </w:numPr>
-      </w:pPr>
-      <w:r>
-        <w:t xml:space="preserve">Use partial F-test to test Ho β1 = 0 :</w:t>
+          <w:numId w:val="1023"/>
+        </w:numPr>
+      </w:pPr>
+      <w:r>
+        <w:t xml:space="preserve">Use partial F-test to test Ho β</w:t>
+      </w:r>
+      <w:r>
+        <w:rPr>
+          <w:vertAlign w:val="subscript"/>
+        </w:rPr>
+        <w:t xml:space="preserve">1</w:t>
+      </w:r>
+      <w:r>
+        <w:t xml:space="preserve"> </w:t>
+      </w:r>
+      <w:r>
+        <w:t xml:space="preserve">= 0 :</w:t>
       </w:r>
     </w:p>
     <w:p>
@@ -3870,20 +5326,38 @@
         <w:pStyle w:val="FirstParagraph"/>
       </w:pPr>
       <w:r>
-        <w:t xml:space="preserve">Can also use t-test (R provides this value)</w:t>
-      </w:r>
-    </w:p>
-    <w:bookmarkEnd w:id="43"/>
-    <w:bookmarkStart w:id="44" w:name="lecture-10-explained-variance"/>
-    <w:p>
-      <w:pPr>
-        <w:pStyle w:val="Heading1"/>
-      </w:pPr>
-      <w:r>
         <w:rPr>
           <w:b/>
           <w:bCs/>
         </w:rPr>
+        <w:t xml:space="preserve">Can also use</w:t>
+      </w:r>
+      <w:r>
+        <w:rPr>
+          <w:b/>
+          <w:bCs/>
+        </w:rPr>
+        <w:t xml:space="preserve"> </w:t>
+      </w:r>
+      <w:r>
+        <w:rPr>
+          <w:b/>
+          <w:bCs/>
+        </w:rPr>
+        <w:t xml:space="preserve">t-test (R provides this value)</w:t>
+      </w:r>
+    </w:p>
+    <w:bookmarkEnd w:id="51"/>
+    <w:bookmarkStart w:id="52" w:name="lecture-10-explained-variance"/>
+    <w:p>
+      <w:pPr>
+        <w:pStyle w:val="Heading1"/>
+      </w:pPr>
+      <w:r>
+        <w:rPr>
+          <w:b/>
+          <w:bCs/>
+        </w:rPr>
         <w:t xml:space="preserve">Lecture 10:</w:t>
       </w:r>
       <w:r>
@@ -3898,7 +5372,22 @@
         <w:pStyle w:val="FirstParagraph"/>
       </w:pPr>
       <w:r>
-        <w:t xml:space="preserve">Explained variance (r2) is calculated the same way as for simple regression:</w:t>
+        <w:t xml:space="preserve">Explained variance (r</w:t>
+      </w:r>
+      <w:r>
+        <w:rPr>
+          <w:vertAlign w:val="superscript"/>
+        </w:rPr>
+        <w:t xml:space="preserve">2</w:t>
+      </w:r>
+      <w:r>
+        <w:t xml:space="preserve">) is calculated the same way as for simple</w:t>
+      </w:r>
+      <w:r>
+        <w:t xml:space="preserve"> </w:t>
+      </w:r>
+      <w:r>
+        <w:t xml:space="preserve">regression:</w:t>
       </w:r>
     </w:p>
     <w:p>
@@ -4101,11 +5590,23 @@
         <w:pStyle w:val="Compact"/>
         <w:numPr>
           <w:ilvl w:val="0"/>
-          <w:numId w:val="1019"/>
-        </w:numPr>
-      </w:pPr>
-      <w:r>
-        <w:t xml:space="preserve">r2 values can not be used to directly compare models</w:t>
+          <w:numId w:val="1027"/>
+        </w:numPr>
+      </w:pPr>
+      <w:r>
+        <w:t xml:space="preserve">r</w:t>
+      </w:r>
+      <w:r>
+        <w:rPr>
+          <w:vertAlign w:val="superscript"/>
+        </w:rPr>
+        <w:t xml:space="preserve">2</w:t>
+      </w:r>
+      <w:r>
+        <w:t xml:space="preserve"> </w:t>
+      </w:r>
+      <w:r>
+        <w:t xml:space="preserve">values can not be used to directly compare models</w:t>
       </w:r>
     </w:p>
     <w:p>
@@ -4113,11 +5614,23 @@
         <w:pStyle w:val="Compact"/>
         <w:numPr>
           <w:ilvl w:val="0"/>
-          <w:numId w:val="1019"/>
-        </w:numPr>
-      </w:pPr>
-      <w:r>
-        <w:t xml:space="preserve">r2 values will always increase as predictors added</w:t>
+          <w:numId w:val="1027"/>
+        </w:numPr>
+      </w:pPr>
+      <w:r>
+        <w:t xml:space="preserve">r</w:t>
+      </w:r>
+      <w:r>
+        <w:rPr>
+          <w:vertAlign w:val="superscript"/>
+        </w:rPr>
+        <w:t xml:space="preserve">2</w:t>
+      </w:r>
+      <w:r>
+        <w:t xml:space="preserve"> </w:t>
+      </w:r>
+      <w:r>
+        <w:t xml:space="preserve">values will always increase as predictors added</w:t>
       </w:r>
     </w:p>
     <w:p>
@@ -4125,15 +5638,27 @@
         <w:pStyle w:val="Compact"/>
         <w:numPr>
           <w:ilvl w:val="0"/>
-          <w:numId w:val="1019"/>
-        </w:numPr>
-      </w:pPr>
-      <w:r>
-        <w:t xml:space="preserve">r2 values with different transformation will differ</w:t>
-      </w:r>
-    </w:p>
-    <w:bookmarkEnd w:id="44"/>
-    <w:bookmarkStart w:id="48" w:name="lecture-10-assumptions-and-diagnostics"/>
+          <w:numId w:val="1027"/>
+        </w:numPr>
+      </w:pPr>
+      <w:r>
+        <w:t xml:space="preserve">r</w:t>
+      </w:r>
+      <w:r>
+        <w:rPr>
+          <w:vertAlign w:val="superscript"/>
+        </w:rPr>
+        <w:t xml:space="preserve">2</w:t>
+      </w:r>
+      <w:r>
+        <w:t xml:space="preserve"> </w:t>
+      </w:r>
+      <w:r>
+        <w:t xml:space="preserve">values with different transformation will differ</w:t>
+      </w:r>
+    </w:p>
+    <w:bookmarkEnd w:id="52"/>
+    <w:bookmarkStart w:id="56" w:name="lecture-10-assumptions-and-diagnostics"/>
     <w:p>
       <w:pPr>
         <w:pStyle w:val="Heading1"/>
@@ -4157,7 +5682,7 @@
         <w:pStyle w:val="Compact"/>
         <w:numPr>
           <w:ilvl w:val="0"/>
-          <w:numId w:val="1020"/>
+          <w:numId w:val="1028"/>
         </w:numPr>
       </w:pPr>
       <w:r>
@@ -4169,7 +5694,7 @@
         <w:pStyle w:val="Compact"/>
         <w:numPr>
           <w:ilvl w:val="0"/>
-          <w:numId w:val="1020"/>
+          <w:numId w:val="1028"/>
         </w:numPr>
       </w:pPr>
       <w:r>
@@ -4181,11 +5706,61 @@
         <w:pStyle w:val="Compact"/>
         <w:numPr>
           <w:ilvl w:val="0"/>
-          <w:numId w:val="1020"/>
+          <w:numId w:val="1028"/>
         </w:numPr>
       </w:pPr>
       <w:r>
         <w:t xml:space="preserve">Check leverage, influence- Cook’s Di</w:t>
+      </w:r>
+    </w:p>
+    <w:p>
+      <w:pPr>
+        <w:pStyle w:val="SourceCode"/>
+      </w:pPr>
+      <w:r>
+        <w:rPr>
+          <w:rStyle w:val="CommentTok"/>
+        </w:rPr>
+        <w:t xml:space="preserve"># Plot Cook's distance</w:t>
+      </w:r>
+      <w:r>
+        <w:br/>
+      </w:r>
+      <w:r>
+        <w:rPr>
+          <w:rStyle w:val="FunctionTok"/>
+        </w:rPr>
+        <w:t xml:space="preserve">plot</w:t>
+      </w:r>
+      <w:r>
+        <w:rPr>
+          <w:rStyle w:val="NormalTok"/>
+        </w:rPr>
+        <w:t xml:space="preserve">(model, </w:t>
+      </w:r>
+      <w:r>
+        <w:rPr>
+          <w:rStyle w:val="AttributeTok"/>
+        </w:rPr>
+        <w:t xml:space="preserve">which =</w:t>
+      </w:r>
+      <w:r>
+        <w:rPr>
+          <w:rStyle w:val="NormalTok"/>
+        </w:rPr>
+        <w:t xml:space="preserve"> </w:t>
+      </w:r>
+      <w:r>
+        <w:rPr>
+          <w:rStyle w:val="DecValTok"/>
+        </w:rPr>
+        <w:t xml:space="preserve">4</w:t>
+      </w:r>
+      <w:r>
+        <w:rPr>
+          <w:rStyle w:val="NormalTok"/>
+        </w:rPr>
+        <w:t xml:space="preserve">)</w:t>
       </w:r>
     </w:p>
     <w:p>
@@ -4195,20 +5770,20 @@
       <w:r>
         <w:drawing>
           <wp:inline>
-            <wp:extent cx="3724275" cy="2757048"/>
+            <wp:extent cx="2743200" cy="2743200"/>
             <wp:effectExtent b="0" l="0" r="0" t="0"/>
-            <wp:docPr descr="" title="" id="46" name="Picture"/>
+            <wp:docPr descr="" title="" id="54" name="Picture"/>
             <a:graphic>
               <a:graphicData uri="http://schemas.openxmlformats.org/drawingml/2006/picture">
                 <pic:pic>
                   <pic:nvPicPr>
-                    <pic:cNvPr descr="images/clipboard-2650668640.png" id="47" name="Picture"/>
+                    <pic:cNvPr descr="10_01_lecture_powerpoint_files/figure-docx/unnamed-chunk-4-1.png" id="55" name="Picture"/>
                     <pic:cNvPicPr>
                       <a:picLocks noChangeArrowheads="1" noChangeAspect="1"/>
                     </pic:cNvPicPr>
                   </pic:nvPicPr>
                   <pic:blipFill>
-                    <a:blip r:embed="rId45"/>
+                    <a:blip r:embed="rId53"/>
                     <a:stretch>
                       <a:fillRect/>
                     </a:stretch>
@@ -4216,7 +5791,7 @@
                   <pic:spPr bwMode="auto">
                     <a:xfrm>
                       <a:off x="0" y="0"/>
-                      <a:ext cx="3724275" cy="2757048"/>
+                      <a:ext cx="2743200" cy="2743200"/>
                     </a:xfrm>
                     <a:prstGeom prst="rect">
                       <a:avLst/>
@@ -4235,8 +5810,8 @@
         </w:drawing>
       </w:r>
     </w:p>
-    <w:bookmarkEnd w:id="48"/>
-    <w:bookmarkStart w:id="52" w:name="lecture-10-assumptions-and-diagnostics-1"/>
+    <w:bookmarkEnd w:id="56"/>
+    <w:bookmarkStart w:id="60" w:name="lecture-10-assumptions-and-diagnostics-1"/>
     <w:p>
       <w:pPr>
         <w:pStyle w:val="Heading1"/>
@@ -4260,7 +5835,7 @@
         <w:pStyle w:val="Compact"/>
         <w:numPr>
           <w:ilvl w:val="0"/>
-          <w:numId w:val="1021"/>
+          <w:numId w:val="1029"/>
         </w:numPr>
       </w:pPr>
       <w:r>
@@ -4272,7 +5847,7 @@
         <w:pStyle w:val="Compact"/>
         <w:numPr>
           <w:ilvl w:val="0"/>
-          <w:numId w:val="1021"/>
+          <w:numId w:val="1029"/>
         </w:numPr>
       </w:pPr>
       <w:r>
@@ -4284,7 +5859,7 @@
         <w:pStyle w:val="Compact"/>
         <w:numPr>
           <w:ilvl w:val="0"/>
-          <w:numId w:val="1021"/>
+          <w:numId w:val="1029"/>
         </w:numPr>
       </w:pPr>
       <w:r>
@@ -4298,20 +5873,20 @@
       <w:r>
         <w:drawing>
           <wp:inline>
-            <wp:extent cx="2819400" cy="4210304"/>
+            <wp:extent cx="2743200" cy="2743200"/>
             <wp:effectExtent b="0" l="0" r="0" t="0"/>
-            <wp:docPr descr="" title="" id="50" name="Picture"/>
+            <wp:docPr descr="" title="" id="58" name="Picture"/>
             <a:graphic>
               <a:graphicData uri="http://schemas.openxmlformats.org/drawingml/2006/picture">
                 <pic:pic>
                   <pic:nvPicPr>
-                    <pic:cNvPr descr="images/clipboard-3093948430.png" id="51" name="Picture"/>
+                    <pic:cNvPr descr="10_01_lecture_powerpoint_files/figure-docx/qq_and_resid-1.png" id="59" name="Picture"/>
                     <pic:cNvPicPr>
                       <a:picLocks noChangeArrowheads="1" noChangeAspect="1"/>
                     </pic:cNvPicPr>
                   </pic:nvPicPr>
                   <pic:blipFill>
-                    <a:blip r:embed="rId49"/>
+                    <a:blip r:embed="rId57"/>
                     <a:stretch>
                       <a:fillRect/>
                     </a:stretch>
@@ -4319,7 +5894,7 @@
                   <pic:spPr bwMode="auto">
                     <a:xfrm>
                       <a:off x="0" y="0"/>
-                      <a:ext cx="2819400" cy="4210304"/>
+                      <a:ext cx="2743200" cy="2743200"/>
                     </a:xfrm>
                     <a:prstGeom prst="rect">
                       <a:avLst/>
@@ -4338,8 +5913,8 @@
         </w:drawing>
       </w:r>
     </w:p>
-    <w:bookmarkEnd w:id="52"/>
-    <w:bookmarkStart w:id="53" w:name="lecture-10-assumptions-and-diagnostics-2"/>
+    <w:bookmarkEnd w:id="60"/>
+    <w:bookmarkStart w:id="61" w:name="lecture-10-assumptions-and-diagnostics-2"/>
     <w:p>
       <w:pPr>
         <w:pStyle w:val="Heading1"/>
@@ -4360,65 +5935,246 @@
     </w:p>
     <w:p>
       <w:pPr>
-        <w:pStyle w:val="FirstParagraph"/>
-      </w:pPr>
-      <w:r>
-        <w:t xml:space="preserve">More observations than predictor variables</w:t>
-      </w:r>
-    </w:p>
-    <w:p>
-      <w:pPr>
         <w:pStyle w:val="Compact"/>
         <w:numPr>
           <w:ilvl w:val="0"/>
-          <w:numId w:val="1022"/>
-        </w:numPr>
-      </w:pPr>
-      <w:r>
-        <w:t xml:space="preserve">Ideally at least 10x observations than predictors to avoid</w:t>
-      </w:r>
-      <w:r>
-        <w:t xml:space="preserve"> </w:t>
-      </w:r>
-      <w:r>
-        <w:t xml:space="preserve">“overfitting”</w:t>
-      </w:r>
-    </w:p>
-    <w:p>
-      <w:pPr>
-        <w:pStyle w:val="Compact"/>
-        <w:numPr>
-          <w:ilvl w:val="0"/>
-          <w:numId w:val="1022"/>
-        </w:numPr>
-      </w:pPr>
-      <w:r>
-        <w:t xml:space="preserve">Uncorrelated predictor variables (assessed using scatterplot matrix; VIFs)</w:t>
-      </w:r>
-    </w:p>
-    <w:p>
-      <w:pPr>
-        <w:pStyle w:val="Compact"/>
-        <w:numPr>
-          <w:ilvl w:val="0"/>
-          <w:numId w:val="1022"/>
-        </w:numPr>
-      </w:pPr>
-      <w:r>
-        <w:t xml:space="preserve">Linear relationship between Y and each X, holding others constant (non-linearity assessed by AV plots)</w:t>
-      </w:r>
-    </w:p>
-    <w:bookmarkEnd w:id="53"/>
-    <w:bookmarkStart w:id="57" w:name="lecture-10-analyses-6"/>
-    <w:p>
-      <w:pPr>
-        <w:pStyle w:val="Heading1"/>
+          <w:numId w:val="1030"/>
+        </w:numPr>
       </w:pPr>
       <w:r>
         <w:rPr>
           <w:b/>
           <w:bCs/>
         </w:rPr>
+        <w:t xml:space="preserve">More observations than predictor variables</w:t>
+      </w:r>
+    </w:p>
+    <w:p>
+      <w:pPr>
+        <w:numPr>
+          <w:ilvl w:val="1"/>
+          <w:numId w:val="1031"/>
+        </w:numPr>
+      </w:pPr>
+      <w:r>
+        <w:t xml:space="preserve">Ideally</w:t>
+      </w:r>
+      <w:r>
+        <w:t xml:space="preserve"> </w:t>
+      </w:r>
+      <w:r>
+        <w:rPr>
+          <w:b/>
+          <w:bCs/>
+        </w:rPr>
+        <w:t xml:space="preserve">at least 10x observations than predictors</w:t>
+      </w:r>
+      <w:r>
+        <w:t xml:space="preserve"> </w:t>
+      </w:r>
+      <w:r>
+        <w:t xml:space="preserve">to avoid</w:t>
+      </w:r>
+      <w:r>
+        <w:t xml:space="preserve"> </w:t>
+      </w:r>
+      <w:r>
+        <w:t xml:space="preserve">“overfitting”</w:t>
+      </w:r>
+      <w:r>
+        <w:t xml:space="preserve"> </w:t>
+      </w:r>
+      <w:r>
+        <w:rPr>
+          <w:b/>
+          <w:bCs/>
+        </w:rPr>
+        <w:t xml:space="preserve">10:1</w:t>
+      </w:r>
+    </w:p>
+    <w:p>
+      <w:pPr>
+        <w:pStyle w:val="Compact"/>
+        <w:numPr>
+          <w:ilvl w:val="2"/>
+          <w:numId w:val="1032"/>
+        </w:numPr>
+      </w:pPr>
+      <w:r>
+        <w:t xml:space="preserve">2 predictors = 20 observations!!!</w:t>
+      </w:r>
+    </w:p>
+    <w:p>
+      <w:pPr>
+        <w:pStyle w:val="Compact"/>
+        <w:numPr>
+          <w:ilvl w:val="0"/>
+          <w:numId w:val="1030"/>
+        </w:numPr>
+      </w:pPr>
+      <w:r>
+        <w:rPr>
+          <w:b/>
+          <w:bCs/>
+        </w:rPr>
+        <w:t xml:space="preserve">No colinearity</w:t>
+      </w:r>
+    </w:p>
+    <w:p>
+      <w:pPr>
+        <w:pStyle w:val="Compact"/>
+        <w:numPr>
+          <w:ilvl w:val="1"/>
+          <w:numId w:val="1033"/>
+        </w:numPr>
+      </w:pPr>
+      <w:r>
+        <w:rPr>
+          <w:b/>
+          <w:bCs/>
+        </w:rPr>
+        <w:t xml:space="preserve">Need Uncorrelated predictor variables (assessed using</w:t>
+      </w:r>
+      <w:r>
+        <w:rPr>
+          <w:b/>
+          <w:bCs/>
+        </w:rPr>
+        <w:t xml:space="preserve"> </w:t>
+      </w:r>
+      <w:r>
+        <w:rPr>
+          <w:b/>
+          <w:bCs/>
+        </w:rPr>
+        <w:t xml:space="preserve">scatterplot matrix; VIFs)</w:t>
+      </w:r>
+    </w:p>
+    <w:p>
+      <w:pPr>
+        <w:pStyle w:val="Compact"/>
+        <w:numPr>
+          <w:ilvl w:val="0"/>
+          <w:numId w:val="1030"/>
+        </w:numPr>
+      </w:pPr>
+      <w:r>
+        <w:rPr>
+          <w:b/>
+          <w:bCs/>
+        </w:rPr>
+        <w:t xml:space="preserve">Each X has linear relationship with Y after accounting for other</w:t>
+      </w:r>
+      <w:r>
+        <w:rPr>
+          <w:b/>
+          <w:bCs/>
+        </w:rPr>
+        <w:t xml:space="preserve"> </w:t>
+      </w:r>
+      <w:r>
+        <w:rPr>
+          <w:b/>
+          <w:bCs/>
+        </w:rPr>
+        <w:t xml:space="preserve">predictors</w:t>
+      </w:r>
+    </w:p>
+    <w:p>
+      <w:pPr>
+        <w:numPr>
+          <w:ilvl w:val="1"/>
+          <w:numId w:val="1034"/>
+        </w:numPr>
+      </w:pPr>
+      <w:r>
+        <w:rPr>
+          <w:b/>
+          <w:bCs/>
+        </w:rPr>
+        <w:t xml:space="preserve">Added Variable (AV) plots</w:t>
+      </w:r>
+      <w:r>
+        <w:t xml:space="preserve"> </w:t>
+      </w:r>
+      <w:r>
+        <w:t xml:space="preserve">(also called partial regression</w:t>
+      </w:r>
+      <w:r>
+        <w:t xml:space="preserve"> </w:t>
+      </w:r>
+      <w:r>
+        <w:t xml:space="preserve">plots)</w:t>
+      </w:r>
+    </w:p>
+    <w:p>
+      <w:pPr>
+        <w:numPr>
+          <w:ilvl w:val="2"/>
+          <w:numId w:val="1035"/>
+        </w:numPr>
+      </w:pPr>
+      <w:r>
+        <w:t xml:space="preserve">These show the relationship between Y and X₁ after removing</w:t>
+      </w:r>
+      <w:r>
+        <w:t xml:space="preserve"> </w:t>
+      </w:r>
+      <w:r>
+        <w:t xml:space="preserve">the linear effects of all other predictors</w:t>
+      </w:r>
+    </w:p>
+    <w:p>
+      <w:pPr>
+        <w:numPr>
+          <w:ilvl w:val="2"/>
+          <w:numId w:val="1035"/>
+        </w:numPr>
+      </w:pPr>
+      <w:r>
+        <w:t xml:space="preserve">Create AV plots for all predictors -</w:t>
+      </w:r>
+      <w:r>
+        <w:t xml:space="preserve"> </w:t>
+      </w:r>
+      <w:r>
+        <w:rPr>
+          <w:rStyle w:val="VerbatimChar"/>
+        </w:rPr>
+        <w:t xml:space="preserve">avPlots(model)</w:t>
+      </w:r>
+    </w:p>
+    <w:p>
+      <w:pPr>
+        <w:numPr>
+          <w:ilvl w:val="2"/>
+          <w:numId w:val="1035"/>
+        </w:numPr>
+      </w:pPr>
+      <w:r>
+        <w:t xml:space="preserve">Or for just one predictor -</w:t>
+      </w:r>
+      <w:r>
+        <w:t xml:space="preserve"> </w:t>
+      </w:r>
+      <w:r>
+        <w:rPr>
+          <w:rStyle w:val="VerbatimChar"/>
+        </w:rPr>
+        <w:t xml:space="preserve">avPlot(model, variable = "proportion_black")</w:t>
+      </w:r>
+    </w:p>
+    <w:bookmarkEnd w:id="61"/>
+    <w:bookmarkStart w:id="65" w:name="lecture-10-analyses-6"/>
+    <w:p>
+      <w:pPr>
+        <w:pStyle w:val="Heading1"/>
+      </w:pPr>
+      <w:r>
+        <w:rPr>
+          <w:b/>
+          <w:bCs/>
+        </w:rPr>
         <w:t xml:space="preserve">Lecture 10:</w:t>
       </w:r>
       <w:r>
@@ -4441,30 +6197,839 @@
         <w:pStyle w:val="BodyText"/>
       </w:pPr>
       <w:r>
-        <w:t xml:space="preserve">want to know shape of relationship while holding other predictors constant</w:t>
-      </w:r>
-    </w:p>
-    <w:p>
-      <w:pPr>
-        <w:pStyle w:val="BodyText"/>
+        <w:t xml:space="preserve">want to know shape of relationship while holding other predictors</w:t>
+      </w:r>
+      <w:r>
+        <w:t xml:space="preserve"> </w:t>
+      </w:r>
+      <w:r>
+        <w:t xml:space="preserve">constant</w:t>
+      </w:r>
+    </w:p>
+    <w:p>
+      <w:pPr>
+        <w:pStyle w:val="SourceCode"/>
+      </w:pPr>
+      <w:r>
+        <w:rPr>
+          <w:rStyle w:val="CommentTok"/>
+        </w:rPr>
+        <w:t xml:space="preserve">#| echo: false</w:t>
+      </w:r>
+      <w:r>
+        <w:br/>
+      </w:r>
+      <w:r>
+        <w:rPr>
+          <w:rStyle w:val="CommentTok"/>
+        </w:rPr>
+        <w:t xml:space="preserve">#| message: false</w:t>
+      </w:r>
+      <w:r>
+        <w:br/>
+      </w:r>
+      <w:r>
+        <w:rPr>
+          <w:rStyle w:val="CommentTok"/>
+        </w:rPr>
+        <w:t xml:space="preserve">#| warning: false</w:t>
+      </w:r>
+      <w:r>
+        <w:br/>
+      </w:r>
+      <w:r>
+        <w:rPr>
+          <w:rStyle w:val="CommentTok"/>
+        </w:rPr>
+        <w:t xml:space="preserve">#| paged-print: false</w:t>
+      </w:r>
+      <w:r>
+        <w:br/>
+      </w:r>
+      <w:r>
+        <w:rPr>
+          <w:rStyle w:val="CommentTok"/>
+        </w:rPr>
+        <w:t xml:space="preserve"># Plot 1: Ant species vs Elevation</w:t>
+      </w:r>
+      <w:r>
+        <w:br/>
+      </w:r>
+      <w:r>
+        <w:rPr>
+          <w:rStyle w:val="NormalTok"/>
+        </w:rPr>
+        <w:t xml:space="preserve">p1 </w:t>
+      </w:r>
+      <w:r>
+        <w:rPr>
+          <w:rStyle w:val="OtherTok"/>
+        </w:rPr>
+        <w:t xml:space="preserve">&lt;-</w:t>
+      </w:r>
+      <w:r>
+        <w:rPr>
+          <w:rStyle w:val="NormalTok"/>
+        </w:rPr>
+        <w:t xml:space="preserve"> </w:t>
+      </w:r>
+      <w:r>
+        <w:rPr>
+          <w:rStyle w:val="FunctionTok"/>
+        </w:rPr>
+        <w:t xml:space="preserve">ggplot</w:t>
+      </w:r>
+      <w:r>
+        <w:rPr>
+          <w:rStyle w:val="NormalTok"/>
+        </w:rPr>
+        <w:t xml:space="preserve">(ant_df, </w:t>
+      </w:r>
+      <w:r>
+        <w:rPr>
+          <w:rStyle w:val="FunctionTok"/>
+        </w:rPr>
+        <w:t xml:space="preserve">aes</w:t>
+      </w:r>
+      <w:r>
+        <w:rPr>
+          <w:rStyle w:val="NormalTok"/>
+        </w:rPr>
+        <w:t xml:space="preserve">(</w:t>
+      </w:r>
+      <w:r>
+        <w:rPr>
+          <w:rStyle w:val="AttributeTok"/>
+        </w:rPr>
+        <w:t xml:space="preserve">x =</w:t>
+      </w:r>
+      <w:r>
+        <w:rPr>
+          <w:rStyle w:val="NormalTok"/>
+        </w:rPr>
+        <w:t xml:space="preserve"> elevation, </w:t>
+      </w:r>
+      <w:r>
+        <w:rPr>
+          <w:rStyle w:val="AttributeTok"/>
+        </w:rPr>
+        <w:t xml:space="preserve">y =</w:t>
+      </w:r>
+      <w:r>
+        <w:rPr>
+          <w:rStyle w:val="NormalTok"/>
+        </w:rPr>
+        <w:t xml:space="preserve"> ant_spp)) </w:t>
+      </w:r>
+      <w:r>
+        <w:rPr>
+          <w:rStyle w:val="SpecialCharTok"/>
+        </w:rPr>
+        <w:t xml:space="preserve">+</w:t>
+      </w:r>
+      <w:r>
+        <w:br/>
+      </w:r>
+      <w:r>
+        <w:rPr>
+          <w:rStyle w:val="NormalTok"/>
+        </w:rPr>
+        <w:t xml:space="preserve">  </w:t>
+      </w:r>
+      <w:r>
+        <w:rPr>
+          <w:rStyle w:val="FunctionTok"/>
+        </w:rPr>
+        <w:t xml:space="preserve">geom_point</w:t>
+      </w:r>
+      <w:r>
+        <w:rPr>
+          <w:rStyle w:val="NormalTok"/>
+        </w:rPr>
+        <w:t xml:space="preserve">(</w:t>
+      </w:r>
+      <w:r>
+        <w:rPr>
+          <w:rStyle w:val="AttributeTok"/>
+        </w:rPr>
+        <w:t xml:space="preserve">size =</w:t>
+      </w:r>
+      <w:r>
+        <w:rPr>
+          <w:rStyle w:val="NormalTok"/>
+        </w:rPr>
+        <w:t xml:space="preserve"> </w:t>
+      </w:r>
+      <w:r>
+        <w:rPr>
+          <w:rStyle w:val="DecValTok"/>
+        </w:rPr>
+        <w:t xml:space="preserve">3</w:t>
+      </w:r>
+      <w:r>
+        <w:rPr>
+          <w:rStyle w:val="NormalTok"/>
+        </w:rPr>
+        <w:t xml:space="preserve">, </w:t>
+      </w:r>
+      <w:r>
+        <w:rPr>
+          <w:rStyle w:val="AttributeTok"/>
+        </w:rPr>
+        <w:t xml:space="preserve">color =</w:t>
+      </w:r>
+      <w:r>
+        <w:rPr>
+          <w:rStyle w:val="NormalTok"/>
+        </w:rPr>
+        <w:t xml:space="preserve"> </w:t>
+      </w:r>
+      <w:r>
+        <w:rPr>
+          <w:rStyle w:val="StringTok"/>
+        </w:rPr>
+        <w:t xml:space="preserve">"steelblue"</w:t>
+      </w:r>
+      <w:r>
+        <w:rPr>
+          <w:rStyle w:val="NormalTok"/>
+        </w:rPr>
+        <w:t xml:space="preserve">) </w:t>
+      </w:r>
+      <w:r>
+        <w:rPr>
+          <w:rStyle w:val="SpecialCharTok"/>
+        </w:rPr>
+        <w:t xml:space="preserve">+</w:t>
+      </w:r>
+      <w:r>
+        <w:br/>
+      </w:r>
+      <w:r>
+        <w:rPr>
+          <w:rStyle w:val="NormalTok"/>
+        </w:rPr>
+        <w:t xml:space="preserve">  </w:t>
+      </w:r>
+      <w:r>
+        <w:rPr>
+          <w:rStyle w:val="FunctionTok"/>
+        </w:rPr>
+        <w:t xml:space="preserve">geom_smooth</w:t>
+      </w:r>
+      <w:r>
+        <w:rPr>
+          <w:rStyle w:val="NormalTok"/>
+        </w:rPr>
+        <w:t xml:space="preserve">(</w:t>
+      </w:r>
+      <w:r>
+        <w:rPr>
+          <w:rStyle w:val="AttributeTok"/>
+        </w:rPr>
+        <w:t xml:space="preserve">method =</w:t>
+      </w:r>
+      <w:r>
+        <w:rPr>
+          <w:rStyle w:val="NormalTok"/>
+        </w:rPr>
+        <w:t xml:space="preserve"> </w:t>
+      </w:r>
+      <w:r>
+        <w:rPr>
+          <w:rStyle w:val="StringTok"/>
+        </w:rPr>
+        <w:t xml:space="preserve">"lm"</w:t>
+      </w:r>
+      <w:r>
+        <w:rPr>
+          <w:rStyle w:val="NormalTok"/>
+        </w:rPr>
+        <w:t xml:space="preserve">, </w:t>
+      </w:r>
+      <w:r>
+        <w:rPr>
+          <w:rStyle w:val="AttributeTok"/>
+        </w:rPr>
+        <w:t xml:space="preserve">se =</w:t>
+      </w:r>
+      <w:r>
+        <w:rPr>
+          <w:rStyle w:val="NormalTok"/>
+        </w:rPr>
+        <w:t xml:space="preserve"> </w:t>
+      </w:r>
+      <w:r>
+        <w:rPr>
+          <w:rStyle w:val="ConstantTok"/>
+        </w:rPr>
+        <w:t xml:space="preserve">TRUE</w:t>
+      </w:r>
+      <w:r>
+        <w:rPr>
+          <w:rStyle w:val="NormalTok"/>
+        </w:rPr>
+        <w:t xml:space="preserve">, </w:t>
+      </w:r>
+      <w:r>
+        <w:rPr>
+          <w:rStyle w:val="AttributeTok"/>
+        </w:rPr>
+        <w:t xml:space="preserve">color =</w:t>
+      </w:r>
+      <w:r>
+        <w:rPr>
+          <w:rStyle w:val="NormalTok"/>
+        </w:rPr>
+        <w:t xml:space="preserve"> </w:t>
+      </w:r>
+      <w:r>
+        <w:rPr>
+          <w:rStyle w:val="StringTok"/>
+        </w:rPr>
+        <w:t xml:space="preserve">"red"</w:t>
+      </w:r>
+      <w:r>
+        <w:rPr>
+          <w:rStyle w:val="NormalTok"/>
+        </w:rPr>
+        <w:t xml:space="preserve">) </w:t>
+      </w:r>
+      <w:r>
+        <w:rPr>
+          <w:rStyle w:val="SpecialCharTok"/>
+        </w:rPr>
+        <w:t xml:space="preserve">+</w:t>
+      </w:r>
+      <w:r>
+        <w:br/>
+      </w:r>
+      <w:r>
+        <w:rPr>
+          <w:rStyle w:val="NormalTok"/>
+        </w:rPr>
+        <w:t xml:space="preserve">  </w:t>
+      </w:r>
+      <w:r>
+        <w:rPr>
+          <w:rStyle w:val="FunctionTok"/>
+        </w:rPr>
+        <w:t xml:space="preserve">labs</w:t>
+      </w:r>
+      <w:r>
+        <w:rPr>
+          <w:rStyle w:val="NormalTok"/>
+        </w:rPr>
+        <w:t xml:space="preserve">(</w:t>
+      </w:r>
+      <w:r>
+        <w:rPr>
+          <w:rStyle w:val="AttributeTok"/>
+        </w:rPr>
+        <w:t xml:space="preserve">x =</w:t>
+      </w:r>
+      <w:r>
+        <w:rPr>
+          <w:rStyle w:val="NormalTok"/>
+        </w:rPr>
+        <w:t xml:space="preserve"> </w:t>
+      </w:r>
+      <w:r>
+        <w:rPr>
+          <w:rStyle w:val="StringTok"/>
+        </w:rPr>
+        <w:t xml:space="preserve">"Elevation (m)"</w:t>
+      </w:r>
+      <w:r>
+        <w:rPr>
+          <w:rStyle w:val="NormalTok"/>
+        </w:rPr>
+        <w:t xml:space="preserve">, </w:t>
+      </w:r>
+      <w:r>
+        <w:br/>
+      </w:r>
+      <w:r>
+        <w:rPr>
+          <w:rStyle w:val="NormalTok"/>
+        </w:rPr>
+        <w:t xml:space="preserve">       </w:t>
+      </w:r>
+      <w:r>
+        <w:rPr>
+          <w:rStyle w:val="AttributeTok"/>
+        </w:rPr>
+        <w:t xml:space="preserve">y =</w:t>
+      </w:r>
+      <w:r>
+        <w:rPr>
+          <w:rStyle w:val="NormalTok"/>
+        </w:rPr>
+        <w:t xml:space="preserve"> </w:t>
+      </w:r>
+      <w:r>
+        <w:rPr>
+          <w:rStyle w:val="StringTok"/>
+        </w:rPr>
+        <w:t xml:space="preserve">"Ant Species Richness"</w:t>
+      </w:r>
+      <w:r>
+        <w:rPr>
+          <w:rStyle w:val="NormalTok"/>
+        </w:rPr>
+        <w:t xml:space="preserve">) </w:t>
+      </w:r>
+      <w:r>
+        <w:rPr>
+          <w:rStyle w:val="SpecialCharTok"/>
+        </w:rPr>
+        <w:t xml:space="preserve">+</w:t>
+      </w:r>
+      <w:r>
+        <w:br/>
+      </w:r>
+      <w:r>
+        <w:rPr>
+          <w:rStyle w:val="NormalTok"/>
+        </w:rPr>
+        <w:t xml:space="preserve">  </w:t>
+      </w:r>
+      <w:r>
+        <w:rPr>
+          <w:rStyle w:val="FunctionTok"/>
+        </w:rPr>
+        <w:t xml:space="preserve">theme_minimal</w:t>
+      </w:r>
+      <w:r>
+        <w:rPr>
+          <w:rStyle w:val="NormalTok"/>
+        </w:rPr>
+        <w:t xml:space="preserve">()</w:t>
+      </w:r>
+      <w:r>
+        <w:br/>
+      </w:r>
+      <w:r>
+        <w:br/>
+      </w:r>
+      <w:r>
+        <w:rPr>
+          <w:rStyle w:val="CommentTok"/>
+        </w:rPr>
+        <w:t xml:space="preserve"># Plot 2: Ant species vs Latitude</w:t>
+      </w:r>
+      <w:r>
+        <w:br/>
+      </w:r>
+      <w:r>
+        <w:rPr>
+          <w:rStyle w:val="NormalTok"/>
+        </w:rPr>
+        <w:t xml:space="preserve">p2 </w:t>
+      </w:r>
+      <w:r>
+        <w:rPr>
+          <w:rStyle w:val="OtherTok"/>
+        </w:rPr>
+        <w:t xml:space="preserve">&lt;-</w:t>
+      </w:r>
+      <w:r>
+        <w:rPr>
+          <w:rStyle w:val="NormalTok"/>
+        </w:rPr>
+        <w:t xml:space="preserve"> </w:t>
+      </w:r>
+      <w:r>
+        <w:rPr>
+          <w:rStyle w:val="FunctionTok"/>
+        </w:rPr>
+        <w:t xml:space="preserve">ggplot</w:t>
+      </w:r>
+      <w:r>
+        <w:rPr>
+          <w:rStyle w:val="NormalTok"/>
+        </w:rPr>
+        <w:t xml:space="preserve">(ant_df, </w:t>
+      </w:r>
+      <w:r>
+        <w:rPr>
+          <w:rStyle w:val="FunctionTok"/>
+        </w:rPr>
+        <w:t xml:space="preserve">aes</w:t>
+      </w:r>
+      <w:r>
+        <w:rPr>
+          <w:rStyle w:val="NormalTok"/>
+        </w:rPr>
+        <w:t xml:space="preserve">(</w:t>
+      </w:r>
+      <w:r>
+        <w:rPr>
+          <w:rStyle w:val="AttributeTok"/>
+        </w:rPr>
+        <w:t xml:space="preserve">x =</w:t>
+      </w:r>
+      <w:r>
+        <w:rPr>
+          <w:rStyle w:val="NormalTok"/>
+        </w:rPr>
+        <w:t xml:space="preserve"> latitude, </w:t>
+      </w:r>
+      <w:r>
+        <w:rPr>
+          <w:rStyle w:val="AttributeTok"/>
+        </w:rPr>
+        <w:t xml:space="preserve">y =</w:t>
+      </w:r>
+      <w:r>
+        <w:rPr>
+          <w:rStyle w:val="NormalTok"/>
+        </w:rPr>
+        <w:t xml:space="preserve"> ant_spp)) </w:t>
+      </w:r>
+      <w:r>
+        <w:rPr>
+          <w:rStyle w:val="SpecialCharTok"/>
+        </w:rPr>
+        <w:t xml:space="preserve">+</w:t>
+      </w:r>
+      <w:r>
+        <w:br/>
+      </w:r>
+      <w:r>
+        <w:rPr>
+          <w:rStyle w:val="NormalTok"/>
+        </w:rPr>
+        <w:t xml:space="preserve">  </w:t>
+      </w:r>
+      <w:r>
+        <w:rPr>
+          <w:rStyle w:val="FunctionTok"/>
+        </w:rPr>
+        <w:t xml:space="preserve">geom_point</w:t>
+      </w:r>
+      <w:r>
+        <w:rPr>
+          <w:rStyle w:val="NormalTok"/>
+        </w:rPr>
+        <w:t xml:space="preserve">(</w:t>
+      </w:r>
+      <w:r>
+        <w:rPr>
+          <w:rStyle w:val="AttributeTok"/>
+        </w:rPr>
+        <w:t xml:space="preserve">size =</w:t>
+      </w:r>
+      <w:r>
+        <w:rPr>
+          <w:rStyle w:val="NormalTok"/>
+        </w:rPr>
+        <w:t xml:space="preserve"> </w:t>
+      </w:r>
+      <w:r>
+        <w:rPr>
+          <w:rStyle w:val="DecValTok"/>
+        </w:rPr>
+        <w:t xml:space="preserve">3</w:t>
+      </w:r>
+      <w:r>
+        <w:rPr>
+          <w:rStyle w:val="NormalTok"/>
+        </w:rPr>
+        <w:t xml:space="preserve">, </w:t>
+      </w:r>
+      <w:r>
+        <w:rPr>
+          <w:rStyle w:val="AttributeTok"/>
+        </w:rPr>
+        <w:t xml:space="preserve">color =</w:t>
+      </w:r>
+      <w:r>
+        <w:rPr>
+          <w:rStyle w:val="NormalTok"/>
+        </w:rPr>
+        <w:t xml:space="preserve"> </w:t>
+      </w:r>
+      <w:r>
+        <w:rPr>
+          <w:rStyle w:val="StringTok"/>
+        </w:rPr>
+        <w:t xml:space="preserve">"steelblue"</w:t>
+      </w:r>
+      <w:r>
+        <w:rPr>
+          <w:rStyle w:val="NormalTok"/>
+        </w:rPr>
+        <w:t xml:space="preserve">) </w:t>
+      </w:r>
+      <w:r>
+        <w:rPr>
+          <w:rStyle w:val="SpecialCharTok"/>
+        </w:rPr>
+        <w:t xml:space="preserve">+</w:t>
+      </w:r>
+      <w:r>
+        <w:br/>
+      </w:r>
+      <w:r>
+        <w:rPr>
+          <w:rStyle w:val="NormalTok"/>
+        </w:rPr>
+        <w:t xml:space="preserve">  </w:t>
+      </w:r>
+      <w:r>
+        <w:rPr>
+          <w:rStyle w:val="FunctionTok"/>
+        </w:rPr>
+        <w:t xml:space="preserve">geom_smooth</w:t>
+      </w:r>
+      <w:r>
+        <w:rPr>
+          <w:rStyle w:val="NormalTok"/>
+        </w:rPr>
+        <w:t xml:space="preserve">(</w:t>
+      </w:r>
+      <w:r>
+        <w:rPr>
+          <w:rStyle w:val="AttributeTok"/>
+        </w:rPr>
+        <w:t xml:space="preserve">method =</w:t>
+      </w:r>
+      <w:r>
+        <w:rPr>
+          <w:rStyle w:val="NormalTok"/>
+        </w:rPr>
+        <w:t xml:space="preserve"> </w:t>
+      </w:r>
+      <w:r>
+        <w:rPr>
+          <w:rStyle w:val="StringTok"/>
+        </w:rPr>
+        <w:t xml:space="preserve">"lm"</w:t>
+      </w:r>
+      <w:r>
+        <w:rPr>
+          <w:rStyle w:val="NormalTok"/>
+        </w:rPr>
+        <w:t xml:space="preserve">, </w:t>
+      </w:r>
+      <w:r>
+        <w:rPr>
+          <w:rStyle w:val="AttributeTok"/>
+        </w:rPr>
+        <w:t xml:space="preserve">se =</w:t>
+      </w:r>
+      <w:r>
+        <w:rPr>
+          <w:rStyle w:val="NormalTok"/>
+        </w:rPr>
+        <w:t xml:space="preserve"> </w:t>
+      </w:r>
+      <w:r>
+        <w:rPr>
+          <w:rStyle w:val="ConstantTok"/>
+        </w:rPr>
+        <w:t xml:space="preserve">TRUE</w:t>
+      </w:r>
+      <w:r>
+        <w:rPr>
+          <w:rStyle w:val="NormalTok"/>
+        </w:rPr>
+        <w:t xml:space="preserve">, </w:t>
+      </w:r>
+      <w:r>
+        <w:rPr>
+          <w:rStyle w:val="AttributeTok"/>
+        </w:rPr>
+        <w:t xml:space="preserve">color =</w:t>
+      </w:r>
+      <w:r>
+        <w:rPr>
+          <w:rStyle w:val="NormalTok"/>
+        </w:rPr>
+        <w:t xml:space="preserve"> </w:t>
+      </w:r>
+      <w:r>
+        <w:rPr>
+          <w:rStyle w:val="StringTok"/>
+        </w:rPr>
+        <w:t xml:space="preserve">"red"</w:t>
+      </w:r>
+      <w:r>
+        <w:rPr>
+          <w:rStyle w:val="NormalTok"/>
+        </w:rPr>
+        <w:t xml:space="preserve">) </w:t>
+      </w:r>
+      <w:r>
+        <w:rPr>
+          <w:rStyle w:val="SpecialCharTok"/>
+        </w:rPr>
+        <w:t xml:space="preserve">+</w:t>
+      </w:r>
+      <w:r>
+        <w:br/>
+      </w:r>
+      <w:r>
+        <w:rPr>
+          <w:rStyle w:val="NormalTok"/>
+        </w:rPr>
+        <w:t xml:space="preserve">  </w:t>
+      </w:r>
+      <w:r>
+        <w:rPr>
+          <w:rStyle w:val="FunctionTok"/>
+        </w:rPr>
+        <w:t xml:space="preserve">labs</w:t>
+      </w:r>
+      <w:r>
+        <w:rPr>
+          <w:rStyle w:val="NormalTok"/>
+        </w:rPr>
+        <w:t xml:space="preserve">(</w:t>
+      </w:r>
+      <w:r>
+        <w:rPr>
+          <w:rStyle w:val="AttributeTok"/>
+        </w:rPr>
+        <w:t xml:space="preserve">x =</w:t>
+      </w:r>
+      <w:r>
+        <w:rPr>
+          <w:rStyle w:val="NormalTok"/>
+        </w:rPr>
+        <w:t xml:space="preserve"> </w:t>
+      </w:r>
+      <w:r>
+        <w:rPr>
+          <w:rStyle w:val="StringTok"/>
+        </w:rPr>
+        <w:t xml:space="preserve">"Latitude (degrees)"</w:t>
+      </w:r>
+      <w:r>
+        <w:rPr>
+          <w:rStyle w:val="NormalTok"/>
+        </w:rPr>
+        <w:t xml:space="preserve">, </w:t>
+      </w:r>
+      <w:r>
+        <w:br/>
+      </w:r>
+      <w:r>
+        <w:rPr>
+          <w:rStyle w:val="NormalTok"/>
+        </w:rPr>
+        <w:t xml:space="preserve">       </w:t>
+      </w:r>
+      <w:r>
+        <w:rPr>
+          <w:rStyle w:val="AttributeTok"/>
+        </w:rPr>
+        <w:t xml:space="preserve">y =</w:t>
+      </w:r>
+      <w:r>
+        <w:rPr>
+          <w:rStyle w:val="NormalTok"/>
+        </w:rPr>
+        <w:t xml:space="preserve"> </w:t>
+      </w:r>
+      <w:r>
+        <w:rPr>
+          <w:rStyle w:val="StringTok"/>
+        </w:rPr>
+        <w:t xml:space="preserve">"Ant Species Richness"</w:t>
+      </w:r>
+      <w:r>
+        <w:rPr>
+          <w:rStyle w:val="NormalTok"/>
+        </w:rPr>
+        <w:t xml:space="preserve">) </w:t>
+      </w:r>
+      <w:r>
+        <w:rPr>
+          <w:rStyle w:val="SpecialCharTok"/>
+        </w:rPr>
+        <w:t xml:space="preserve">+</w:t>
+      </w:r>
+      <w:r>
+        <w:br/>
+      </w:r>
+      <w:r>
+        <w:rPr>
+          <w:rStyle w:val="NormalTok"/>
+        </w:rPr>
+        <w:t xml:space="preserve">  </w:t>
+      </w:r>
+      <w:r>
+        <w:rPr>
+          <w:rStyle w:val="FunctionTok"/>
+        </w:rPr>
+        <w:t xml:space="preserve">theme_minimal</w:t>
+      </w:r>
+      <w:r>
+        <w:rPr>
+          <w:rStyle w:val="NormalTok"/>
+        </w:rPr>
+        <w:t xml:space="preserve">()</w:t>
+      </w:r>
+      <w:r>
+        <w:br/>
+      </w:r>
+      <w:r>
+        <w:br/>
+      </w:r>
+      <w:r>
+        <w:rPr>
+          <w:rStyle w:val="CommentTok"/>
+        </w:rPr>
+        <w:t xml:space="preserve"># Display plots top bottom</w:t>
+      </w:r>
+      <w:r>
+        <w:br/>
+      </w:r>
+      <w:r>
+        <w:br/>
+      </w:r>
+      <w:r>
+        <w:rPr>
+          <w:rStyle w:val="NormalTok"/>
+        </w:rPr>
+        <w:t xml:space="preserve">p1 </w:t>
+      </w:r>
+      <w:r>
+        <w:rPr>
+          <w:rStyle w:val="SpecialCharTok"/>
+        </w:rPr>
+        <w:t xml:space="preserve">/</w:t>
+      </w:r>
+      <w:r>
+        <w:rPr>
+          <w:rStyle w:val="NormalTok"/>
+        </w:rPr>
+        <w:t xml:space="preserve"> p2 </w:t>
+      </w:r>
+    </w:p>
+    <w:p>
+      <w:pPr>
+        <w:pStyle w:val="FirstParagraph"/>
       </w:pPr>
       <w:r>
         <w:drawing>
           <wp:inline>
-            <wp:extent cx="3238500" cy="5252549"/>
+            <wp:extent cx="2743200" cy="2743200"/>
             <wp:effectExtent b="0" l="0" r="0" t="0"/>
-            <wp:docPr descr="" title="" id="55" name="Picture"/>
+            <wp:docPr descr="" title="" id="63" name="Picture"/>
             <a:graphic>
               <a:graphicData uri="http://schemas.openxmlformats.org/drawingml/2006/picture">
                 <pic:pic>
                   <pic:nvPicPr>
-                    <pic:cNvPr descr="images/clipboard-2592296129.png" id="56" name="Picture"/>
+                    <pic:cNvPr descr="10_01_lecture_powerpoint_files/figure-docx/unnamed-chunk-5-1.png" id="64" name="Picture"/>
                     <pic:cNvPicPr>
                       <a:picLocks noChangeArrowheads="1" noChangeAspect="1"/>
                     </pic:cNvPicPr>
                   </pic:nvPicPr>
                   <pic:blipFill>
-                    <a:blip r:embed="rId54"/>
+                    <a:blip r:embed="rId62"/>
                     <a:stretch>
                       <a:fillRect/>
                     </a:stretch>
@@ -4472,7 +7037,7 @@
                   <pic:spPr bwMode="auto">
                     <a:xfrm>
                       <a:off x="0" y="0"/>
-                      <a:ext cx="3238500" cy="5252549"/>
+                      <a:ext cx="2743200" cy="2743200"/>
                     </a:xfrm>
                     <a:prstGeom prst="rect">
                       <a:avLst/>
@@ -4491,8 +7056,8 @@
         </w:drawing>
       </w:r>
     </w:p>
-    <w:bookmarkEnd w:id="57"/>
-    <w:bookmarkStart w:id="61" w:name="lecture-10-collinearity"/>
+    <w:bookmarkEnd w:id="65"/>
+    <w:bookmarkStart w:id="66" w:name="lecture-10-collinearity"/>
     <w:p>
       <w:pPr>
         <w:pStyle w:val="Heading1"/>
@@ -4516,11 +7081,17 @@
         <w:pStyle w:val="Compact"/>
         <w:numPr>
           <w:ilvl w:val="0"/>
-          <w:numId w:val="1023"/>
-        </w:numPr>
-      </w:pPr>
-      <w:r>
-        <w:t xml:space="preserve">Potential predictor variables are often correlated (e.g., morphometrics, nutrients, climatic parameters)</w:t>
+          <w:numId w:val="1036"/>
+        </w:numPr>
+      </w:pPr>
+      <w:r>
+        <w:t xml:space="preserve">Potential predictor variables are often correlated (e.g.,</w:t>
+      </w:r>
+      <w:r>
+        <w:t xml:space="preserve"> </w:t>
+      </w:r>
+      <w:r>
+        <w:t xml:space="preserve">morphometrics, nutrients, climatic parameters)</w:t>
       </w:r>
     </w:p>
     <w:p>
@@ -4528,11 +7099,17 @@
         <w:pStyle w:val="Compact"/>
         <w:numPr>
           <w:ilvl w:val="0"/>
-          <w:numId w:val="1023"/>
-        </w:numPr>
-      </w:pPr>
-      <w:r>
-        <w:t xml:space="preserve">Multicollinearity (strong correlation between predictors) causes problems for parameter estimates</w:t>
+          <w:numId w:val="1036"/>
+        </w:numPr>
+      </w:pPr>
+      <w:r>
+        <w:t xml:space="preserve">Multicollinearity (strong correlation between predictors) causes</w:t>
+      </w:r>
+      <w:r>
+        <w:t xml:space="preserve"> </w:t>
+      </w:r>
+      <w:r>
+        <w:t xml:space="preserve">problems for parameter estimates</w:t>
       </w:r>
     </w:p>
     <w:p>
@@ -4540,11 +7117,23 @@
         <w:pStyle w:val="Compact"/>
         <w:numPr>
           <w:ilvl w:val="0"/>
-          <w:numId w:val="1023"/>
-        </w:numPr>
-      </w:pPr>
-      <w:r>
-        <w:t xml:space="preserve">Severe collinearity causes unstable parameter estimates: small change in a single value can result in large changes in βp - estimates</w:t>
+          <w:numId w:val="1036"/>
+        </w:numPr>
+      </w:pPr>
+      <w:r>
+        <w:t xml:space="preserve">Severe collinearity causes unstable parameter estimates: small</w:t>
+      </w:r>
+      <w:r>
+        <w:t xml:space="preserve"> </w:t>
+      </w:r>
+      <w:r>
+        <w:t xml:space="preserve">change in a single value can result in large changes in βp -</w:t>
+      </w:r>
+      <w:r>
+        <w:t xml:space="preserve"> </w:t>
+      </w:r>
+      <w:r>
+        <w:t xml:space="preserve">estimates</w:t>
       </w:r>
     </w:p>
     <w:p>
@@ -4552,7 +7141,7 @@
         <w:pStyle w:val="Compact"/>
         <w:numPr>
           <w:ilvl w:val="0"/>
-          <w:numId w:val="1023"/>
+          <w:numId w:val="1036"/>
         </w:numPr>
       </w:pPr>
       <w:r>
@@ -4561,53 +7150,44 @@
     </w:p>
     <w:p>
       <w:pPr>
-        <w:pStyle w:val="FirstParagraph"/>
-      </w:pPr>
-      <w:r>
-        <w:drawing>
-          <wp:inline>
-            <wp:extent cx="6578600" cy="1218948"/>
-            <wp:effectExtent b="0" l="0" r="0" t="0"/>
-            <wp:docPr descr="" title="" id="59" name="Picture"/>
-            <a:graphic>
-              <a:graphicData uri="http://schemas.openxmlformats.org/drawingml/2006/picture">
-                <pic:pic>
-                  <pic:nvPicPr>
-                    <pic:cNvPr descr="images/clipboard-2854056083.png" id="60" name="Picture"/>
-                    <pic:cNvPicPr>
-                      <a:picLocks noChangeArrowheads="1" noChangeAspect="1"/>
-                    </pic:cNvPicPr>
-                  </pic:nvPicPr>
-                  <pic:blipFill>
-                    <a:blip r:embed="rId58"/>
-                    <a:stretch>
-                      <a:fillRect/>
-                    </a:stretch>
-                  </pic:blipFill>
-                  <pic:spPr bwMode="auto">
-                    <a:xfrm>
-                      <a:off x="0" y="0"/>
-                      <a:ext cx="6578600" cy="1218948"/>
-                    </a:xfrm>
-                    <a:prstGeom prst="rect">
-                      <a:avLst/>
-                    </a:prstGeom>
-                    <a:noFill/>
-                    <a:ln w="9525">
-                      <a:noFill/>
-                      <a:headEnd/>
-                      <a:tailEnd/>
-                    </a:ln>
-                  </pic:spPr>
-                </pic:pic>
-              </a:graphicData>
-            </a:graphic>
-          </wp:inline>
-        </w:drawing>
-      </w:r>
-    </w:p>
-    <w:bookmarkEnd w:id="61"/>
-    <w:bookmarkStart w:id="62" w:name="lecture-10-collinearity-1"/>
+        <w:pStyle w:val="SourceCode"/>
+      </w:pPr>
+      <w:r>
+        <w:rPr>
+          <w:rStyle w:val="VerbatimChar"/>
+        </w:rPr>
+        <w:t xml:space="preserve">           elevation   latitude    ant_spp</w:t>
+      </w:r>
+      <w:r>
+        <w:br/>
+      </w:r>
+      <w:r>
+        <w:rPr>
+          <w:rStyle w:val="VerbatimChar"/>
+        </w:rPr>
+        <w:t xml:space="preserve">elevation  1.0000000  0.1787454 -0.5545244</w:t>
+      </w:r>
+      <w:r>
+        <w:br/>
+      </w:r>
+      <w:r>
+        <w:rPr>
+          <w:rStyle w:val="VerbatimChar"/>
+        </w:rPr>
+        <w:t xml:space="preserve">latitude   0.1787454  1.0000000 -0.5879407</w:t>
+      </w:r>
+      <w:r>
+        <w:br/>
+      </w:r>
+      <w:r>
+        <w:rPr>
+          <w:rStyle w:val="VerbatimChar"/>
+        </w:rPr>
+        <w:t xml:space="preserve">ant_spp   -0.5545244 -0.5879407  1.0000000</w:t>
+      </w:r>
+    </w:p>
+    <w:bookmarkEnd w:id="66"/>
+    <w:bookmarkStart w:id="68" w:name="lecture-10-collinearity-1"/>
     <w:p>
       <w:pPr>
         <w:pStyle w:val="Heading1"/>
@@ -4626,9 +7206,10 @@
         <w:t xml:space="preserve">Collinearity</w:t>
       </w:r>
     </w:p>
-    <w:p>
-      <w:pPr>
-        <w:pStyle w:val="FirstParagraph"/>
+    <w:bookmarkStart w:id="67" w:name="collinearity-can-be-detected-by"/>
+    <w:p>
+      <w:pPr>
+        <w:pStyle w:val="Heading3"/>
       </w:pPr>
       <w:r>
         <w:t xml:space="preserve">Collinearity can be detected by:</w:t>
@@ -4636,97 +7217,128 @@
     </w:p>
     <w:p>
       <w:pPr>
+        <w:pStyle w:val="Compact"/>
         <w:numPr>
           <w:ilvl w:val="0"/>
-          <w:numId w:val="1024"/>
-        </w:numPr>
-      </w:pPr>
-      <w:r>
-        <w:t xml:space="preserve">Variance inflation Factors:</w:t>
-      </w:r>
-    </w:p>
-    <w:p>
-      <w:pPr>
-        <w:pStyle w:val="Compact"/>
-        <w:numPr>
-          <w:ilvl w:val="1"/>
-          <w:numId w:val="1025"/>
-        </w:numPr>
-      </w:pPr>
-      <w:r>
-        <w:t xml:space="preserve">VIF for Xj=1/ (1-r2 )</w:t>
-      </w:r>
-    </w:p>
-    <w:p>
-      <w:pPr>
-        <w:pStyle w:val="Compact"/>
-        <w:numPr>
-          <w:ilvl w:val="1"/>
-          <w:numId w:val="1025"/>
-        </w:numPr>
-      </w:pPr>
-      <w:r>
-        <w:t xml:space="preserve">VIF &gt; 10 = bad</w:t>
-      </w:r>
-    </w:p>
-    <w:p>
-      <w:pPr>
-        <w:numPr>
-          <w:ilvl w:val="0"/>
-          <w:numId w:val="1024"/>
-        </w:numPr>
-      </w:pPr>
-      <w:r>
-        <w:t xml:space="preserve">Best/simplest solution:</w:t>
-      </w:r>
-    </w:p>
-    <w:p>
-      <w:pPr>
-        <w:pStyle w:val="Compact"/>
-        <w:numPr>
-          <w:ilvl w:val="1"/>
-          <w:numId w:val="1026"/>
-        </w:numPr>
-      </w:pPr>
-      <w:r>
-        <w:t xml:space="preserve">exclude variables that are highly correlated with other variables</w:t>
-      </w:r>
-    </w:p>
-    <w:p>
-      <w:pPr>
-        <w:pStyle w:val="Compact"/>
-        <w:numPr>
-          <w:ilvl w:val="1"/>
-          <w:numId w:val="1026"/>
-        </w:numPr>
-      </w:pPr>
-      <w:r>
-        <w:t xml:space="preserve">they are probably measuring similar</w:t>
-      </w:r>
-    </w:p>
-    <w:p>
-      <w:pPr>
-        <w:pStyle w:val="Compact"/>
-        <w:numPr>
-          <w:ilvl w:val="1"/>
-          <w:numId w:val="1026"/>
-        </w:numPr>
-      </w:pPr>
-      <w:r>
-        <w:t xml:space="preserve">thing and are redundant</w:t>
-      </w:r>
-    </w:p>
-    <w:bookmarkEnd w:id="62"/>
-    <w:bookmarkStart w:id="63" w:name="lecture-10-interactions"/>
-    <w:p>
-      <w:pPr>
-        <w:pStyle w:val="Heading1"/>
-      </w:pPr>
+          <w:numId w:val="1037"/>
+        </w:numPr>
+      </w:pPr>
+      <w:r>
+        <w:t xml:space="preserve">Variance inflation Factors</w:t>
+      </w:r>
+      <w:r>
+        <w:t xml:space="preserve"> </w:t>
+      </w:r>
       <w:r>
         <w:rPr>
           <w:b/>
           <w:bCs/>
         </w:rPr>
+        <w:t xml:space="preserve">(VIF)</w:t>
+      </w:r>
+      <w:r>
+        <w:t xml:space="preserve">:</w:t>
+      </w:r>
+    </w:p>
+    <w:p>
+      <w:pPr>
+        <w:pStyle w:val="Compact"/>
+        <w:numPr>
+          <w:ilvl w:val="1"/>
+          <w:numId w:val="1038"/>
+        </w:numPr>
+      </w:pPr>
+      <w:r>
+        <w:t xml:space="preserve">VIF for X</w:t>
+      </w:r>
+      <w:r>
+        <w:rPr>
+          <w:vertAlign w:val="subscript"/>
+        </w:rPr>
+        <w:t xml:space="preserve">j</w:t>
+      </w:r>
+      <w:r>
+        <w:t xml:space="preserve">=1/ (1-r</w:t>
+      </w:r>
+      <w:r>
+        <w:rPr>
+          <w:vertAlign w:val="superscript"/>
+        </w:rPr>
+        <w:t xml:space="preserve">2</w:t>
+      </w:r>
+      <w:r>
+        <w:t xml:space="preserve"> </w:t>
+      </w:r>
+      <w:r>
+        <w:t xml:space="preserve">)</w:t>
+      </w:r>
+    </w:p>
+    <w:p>
+      <w:pPr>
+        <w:pStyle w:val="Compact"/>
+        <w:numPr>
+          <w:ilvl w:val="1"/>
+          <w:numId w:val="1038"/>
+        </w:numPr>
+      </w:pPr>
+      <w:r>
+        <w:t xml:space="preserve">VIF &gt; 10 = bad</w:t>
+      </w:r>
+    </w:p>
+    <w:p>
+      <w:pPr>
+        <w:pStyle w:val="Compact"/>
+        <w:numPr>
+          <w:ilvl w:val="0"/>
+          <w:numId w:val="1037"/>
+        </w:numPr>
+      </w:pPr>
+      <w:r>
+        <w:t xml:space="preserve">Best/simplest solution:</w:t>
+      </w:r>
+    </w:p>
+    <w:p>
+      <w:pPr>
+        <w:pStyle w:val="Compact"/>
+        <w:numPr>
+          <w:ilvl w:val="1"/>
+          <w:numId w:val="1039"/>
+        </w:numPr>
+      </w:pPr>
+      <w:r>
+        <w:t xml:space="preserve">exclude variables that are highly correlated with other</w:t>
+      </w:r>
+      <w:r>
+        <w:t xml:space="preserve"> </w:t>
+      </w:r>
+      <w:r>
+        <w:t xml:space="preserve">variables</w:t>
+      </w:r>
+    </w:p>
+    <w:p>
+      <w:pPr>
+        <w:pStyle w:val="Compact"/>
+        <w:numPr>
+          <w:ilvl w:val="1"/>
+          <w:numId w:val="1039"/>
+        </w:numPr>
+      </w:pPr>
+      <w:r>
+        <w:t xml:space="preserve">they are probably measuring similar things and are redundant</w:t>
+      </w:r>
+    </w:p>
+    <w:bookmarkEnd w:id="67"/>
+    <w:bookmarkEnd w:id="68"/>
+    <w:bookmarkStart w:id="70" w:name="lecture-10-interactions"/>
+    <w:p>
+      <w:pPr>
+        <w:pStyle w:val="Heading1"/>
+      </w:pPr>
+      <w:r>
+        <w:rPr>
+          <w:b/>
+          <w:bCs/>
+        </w:rPr>
         <w:t xml:space="preserve">Lecture 10:</w:t>
       </w:r>
       <w:r>
@@ -4736,9 +7348,10 @@
         <w:t xml:space="preserve">Interactions</w:t>
       </w:r>
     </w:p>
-    <w:p>
-      <w:pPr>
-        <w:pStyle w:val="FirstParagraph"/>
+    <w:bookmarkStart w:id="69" w:name="predictors-can-be-modeled-as"/>
+    <w:p>
+      <w:pPr>
+        <w:pStyle w:val="Heading3"/>
       </w:pPr>
       <w:r>
         <w:t xml:space="preserve">Predictors can be modeled as:</w:t>
@@ -4749,11 +7362,32 @@
         <w:pStyle w:val="Compact"/>
         <w:numPr>
           <w:ilvl w:val="0"/>
-          <w:numId w:val="1027"/>
-        </w:numPr>
-      </w:pPr>
-      <w:r>
-        <w:t xml:space="preserve">additive (effect of temp, plus precip, plus fertility) or</w:t>
+          <w:numId w:val="1040"/>
+        </w:numPr>
+      </w:pPr>
+      <w:r>
+        <w:rPr>
+          <w:b/>
+          <w:bCs/>
+          <w:u w:val="single"/>
+        </w:rPr>
+        <w:t xml:space="preserve">additive (effect of temp, plus precip, plus fertility)</w:t>
+      </w:r>
+      <w:r>
+        <w:rPr>
+          <w:b/>
+          <w:bCs/>
+          <w:u w:val="single"/>
+        </w:rPr>
+        <w:t xml:space="preserve"> </w:t>
+      </w:r>
+      <w:r>
+        <w:rPr>
+          <w:b/>
+          <w:bCs/>
+          <w:u w:val="single"/>
+        </w:rPr>
+        <w:t xml:space="preserve">or</w:t>
       </w:r>
     </w:p>
     <w:p>
@@ -4761,10 +7395,15 @@
         <w:pStyle w:val="Compact"/>
         <w:numPr>
           <w:ilvl w:val="0"/>
-          <w:numId w:val="1027"/>
-        </w:numPr>
-      </w:pPr>
-      <w:r>
+          <w:numId w:val="1040"/>
+        </w:numPr>
+      </w:pPr>
+      <w:r>
+        <w:rPr>
+          <w:b/>
+          <w:bCs/>
+          <w:u w:val="single"/>
+        </w:rPr>
         <w:t xml:space="preserve">multiplicative (interactive)</w:t>
       </w:r>
     </w:p>
@@ -4773,10 +7412,14 @@
         <w:pStyle w:val="Compact"/>
         <w:numPr>
           <w:ilvl w:val="0"/>
-          <w:numId w:val="1027"/>
-        </w:numPr>
-      </w:pPr>
-      <w:r>
+          <w:numId w:val="1040"/>
+        </w:numPr>
+      </w:pPr>
+      <w:r>
+        <w:rPr>
+          <w:b/>
+          <w:bCs/>
+        </w:rPr>
         <w:t xml:space="preserve">Interaction: effect of Xi depends on levels of Xj</w:t>
       </w:r>
     </w:p>
@@ -4785,11 +7428,47 @@
         <w:pStyle w:val="Compact"/>
         <w:numPr>
           <w:ilvl w:val="0"/>
-          <w:numId w:val="1027"/>
-        </w:numPr>
-      </w:pPr>
-      <w:r>
-        <w:t xml:space="preserve">The partial slope of Y vs. X1 is different for different levels of X2 (and vice versa); measured by β3</w:t>
+          <w:numId w:val="1040"/>
+        </w:numPr>
+      </w:pPr>
+      <w:r>
+        <w:t xml:space="preserve">The partial slope of Y vs. X</w:t>
+      </w:r>
+      <w:r>
+        <w:rPr>
+          <w:vertAlign w:val="subscript"/>
+        </w:rPr>
+        <w:t xml:space="preserve">1</w:t>
+      </w:r>
+      <w:r>
+        <w:t xml:space="preserve"> </w:t>
+      </w:r>
+      <w:r>
+        <w:t xml:space="preserve">is different for different levels of</w:t>
+      </w:r>
+      <w:r>
+        <w:t xml:space="preserve"> </w:t>
+      </w:r>
+      <w:r>
+        <w:t xml:space="preserve">X</w:t>
+      </w:r>
+      <w:r>
+        <w:rPr>
+          <w:vertAlign w:val="subscript"/>
+        </w:rPr>
+        <w:t xml:space="preserve">2</w:t>
+      </w:r>
+      <w:r>
+        <w:t xml:space="preserve"> </w:t>
+      </w:r>
+      <w:r>
+        <w:t xml:space="preserve">(and vice versa); measured by β</w:t>
+      </w:r>
+      <w:r>
+        <w:rPr>
+          <w:vertAlign w:val="subscript"/>
+        </w:rPr>
+        <w:t xml:space="preserve">3</w:t>
       </w:r>
     </w:p>
     <w:p>
@@ -5030,42 +7709,57 @@
             </m:rPr>
             <m:t>+</m:t>
           </m:r>
+          <m:sSub>
+            <m:e>
+              <m:r>
+                <m:t>β</m:t>
+              </m:r>
+            </m:e>
+            <m:sub>
+              <m:r>
+                <m:t>3</m:t>
+              </m:r>
+            </m:sub>
+          </m:sSub>
+          <m:sSub>
+            <m:e>
+              <m:r>
+                <m:t>X</m:t>
+              </m:r>
+            </m:e>
+            <m:sub>
+              <m:r>
+                <m:t>i</m:t>
+              </m:r>
+              <m:r>
+                <m:t>1</m:t>
+              </m:r>
+            </m:sub>
+          </m:sSub>
           <m:r>
             <m:rPr>
               <m:sty m:val="p"/>
             </m:rPr>
-            <m:t>+</m:t>
+            <m:t>*</m:t>
           </m:r>
           <m:sSub>
             <m:e>
               <m:r>
-                <m:t>β</m:t>
+                <m:t>X</m:t>
               </m:r>
             </m:e>
             <m:sub>
               <m:r>
-                <m:t>3</m:t>
+                <m:t>i</m:t>
+              </m:r>
+              <m:r>
+                <m:t>2</m:t>
               </m:r>
             </m:sub>
           </m:sSub>
           <m:sSub>
             <m:e>
               <m:r>
-                <m:t>X</m:t>
-              </m:r>
-            </m:e>
-            <m:sub>
-              <m:r>
-                <m:t>i</m:t>
-              </m:r>
-              <m:r>
-                <m:t>3</m:t>
-              </m:r>
-            </m:sub>
-          </m:sSub>
-          <m:sSub>
-            <m:e>
-              <m:r>
                 <m:t>ϵ</m:t>
               </m:r>
             </m:e>
@@ -5083,6 +7777,12 @@
         <w:pStyle w:val="FirstParagraph"/>
       </w:pPr>
       <w:r>
+        <w:t xml:space="preserve">This leads to</w:t>
+      </w:r>
+      <w:r>
+        <w:t xml:space="preserve"> </w:t>
+      </w:r>
+      <w:r>
         <w:t xml:space="preserve">“Curvature”</w:t>
       </w:r>
       <w:r>
@@ -5092,8 +7792,9 @@
         <w:t xml:space="preserve">of the regression (hyper)plane</w:t>
       </w:r>
     </w:p>
-    <w:bookmarkEnd w:id="63"/>
-    <w:bookmarkStart w:id="67" w:name="lecture-10-analyses-7"/>
+    <w:bookmarkEnd w:id="69"/>
+    <w:bookmarkEnd w:id="70"/>
+    <w:bookmarkStart w:id="74" w:name="lecture-10-analyses-7"/>
     <w:p>
       <w:pPr>
         <w:pStyle w:val="Heading1"/>
@@ -5119,20 +7820,20 @@
       <w:r>
         <w:drawing>
           <wp:inline>
-            <wp:extent cx="3314700" cy="3215753"/>
+            <wp:extent cx="2743200" cy="2743200"/>
             <wp:effectExtent b="0" l="0" r="0" t="0"/>
-            <wp:docPr descr="" title="" id="65" name="Picture"/>
+            <wp:docPr descr="" title="" id="72" name="Picture"/>
             <a:graphic>
               <a:graphicData uri="http://schemas.openxmlformats.org/drawingml/2006/picture">
                 <pic:pic>
                   <pic:nvPicPr>
-                    <pic:cNvPr descr="images/clipboard-4241772680.png" id="66" name="Picture"/>
+                    <pic:cNvPr descr="10_01_lecture_powerpoint_files/figure-docx/unnamed-chunk-7-1.png" id="73" name="Picture"/>
                     <pic:cNvPicPr>
                       <a:picLocks noChangeArrowheads="1" noChangeAspect="1"/>
                     </pic:cNvPicPr>
                   </pic:nvPicPr>
                   <pic:blipFill>
-                    <a:blip r:embed="rId64"/>
+                    <a:blip r:embed="rId71"/>
                     <a:stretch>
                       <a:fillRect/>
                     </a:stretch>
@@ -5140,7 +7841,7 @@
                   <pic:spPr bwMode="auto">
                     <a:xfrm>
                       <a:off x="0" y="0"/>
-                      <a:ext cx="3314700" cy="3215753"/>
+                      <a:ext cx="2743200" cy="2743200"/>
                     </a:xfrm>
                     <a:prstGeom prst="rect">
                       <a:avLst/>
@@ -5159,8 +7860,8 @@
         </w:drawing>
       </w:r>
     </w:p>
-    <w:bookmarkEnd w:id="67"/>
-    <w:bookmarkStart w:id="68" w:name="lecture-10-analyses-8"/>
+    <w:bookmarkEnd w:id="74"/>
+    <w:bookmarkStart w:id="75" w:name="lecture-10-analyses-8"/>
     <w:p>
       <w:pPr>
         <w:pStyle w:val="Heading1"/>
@@ -5192,7 +7893,7 @@
         <w:pStyle w:val="Compact"/>
         <w:numPr>
           <w:ilvl w:val="0"/>
-          <w:numId w:val="1028"/>
+          <w:numId w:val="1041"/>
         </w:numPr>
       </w:pPr>
       <w:r>
@@ -5210,11 +7911,11 @@
         <w:pStyle w:val="Compact"/>
         <w:numPr>
           <w:ilvl w:val="0"/>
-          <w:numId w:val="1028"/>
-        </w:numPr>
-      </w:pPr>
-      <w:r>
-        <w:t xml:space="preserve">2n; 6 params= 64 terms; 7 params= 128</w:t>
+          <w:numId w:val="1041"/>
+        </w:numPr>
+      </w:pPr>
+      <w:r>
+        <w:t xml:space="preserve">2n is required; 6 parameters= 64 terms; 7 parameters= 128</w:t>
       </w:r>
     </w:p>
     <w:p>
@@ -5222,7 +7923,7 @@
         <w:pStyle w:val="Compact"/>
         <w:numPr>
           <w:ilvl w:val="0"/>
-          <w:numId w:val="1028"/>
+          <w:numId w:val="1041"/>
         </w:numPr>
       </w:pPr>
       <w:r>
@@ -5234,15 +7935,15 @@
         <w:pStyle w:val="Compact"/>
         <w:numPr>
           <w:ilvl w:val="0"/>
-          <w:numId w:val="1028"/>
-        </w:numPr>
-      </w:pPr>
-      <w:r>
-        <w:t xml:space="preserve">When to include interactions? When they make biological sense</w:t>
-      </w:r>
-    </w:p>
-    <w:bookmarkEnd w:id="68"/>
-    <w:bookmarkStart w:id="69" w:name="lecture-10-dummy-variables"/>
+          <w:numId w:val="1041"/>
+        </w:numPr>
+      </w:pPr>
+      <w:r>
+        <w:t xml:space="preserve">When to include interactions? When they make biological sense!!!</w:t>
+      </w:r>
+    </w:p>
+    <w:bookmarkEnd w:id="75"/>
+    <w:bookmarkStart w:id="76" w:name="lecture-10-dummy-variables"/>
     <w:p>
       <w:pPr>
         <w:pStyle w:val="Heading1"/>
@@ -5266,51 +7967,89 @@
         <w:pStyle w:val="FirstParagraph"/>
       </w:pPr>
       <w:r>
-        <w:t xml:space="preserve">Multiple Linear Regression accommodates continuous and categorical variables (gender, vegetation type, etc.) Categorical vars as</w:t>
-      </w:r>
-      <w:r>
-        <w:t xml:space="preserve"> </w:t>
-      </w:r>
-      <w:r>
-        <w:t xml:space="preserve">“dummy vars”</w:t>
-      </w:r>
-      <w:r>
-        <w:t xml:space="preserve">, n of dummy variables = n-1 categories</w:t>
-      </w:r>
-    </w:p>
-    <w:p>
-      <w:pPr>
-        <w:pStyle w:val="BodyText"/>
-      </w:pPr>
-      <w:r>
         <w:rPr>
           <w:b/>
           <w:bCs/>
         </w:rPr>
-        <w:t xml:space="preserve">Sex M/F:</w:t>
-      </w:r>
-    </w:p>
-    <w:p>
-      <w:pPr>
-        <w:pStyle w:val="Compact"/>
-        <w:numPr>
-          <w:ilvl w:val="0"/>
-          <w:numId w:val="1029"/>
-        </w:numPr>
-      </w:pPr>
-      <w:r>
-        <w:t xml:space="preserve">Need 1 dummy var with two values (0, 1)</w:t>
-      </w:r>
-    </w:p>
-    <w:p>
-      <w:pPr>
-        <w:pStyle w:val="FirstParagraph"/>
-      </w:pPr>
+        <w:t xml:space="preserve">Multiple Linear Regression accommodates continuous and categorical</w:t>
+      </w:r>
       <w:r>
         <w:rPr>
           <w:b/>
           <w:bCs/>
         </w:rPr>
+        <w:t xml:space="preserve"> </w:t>
+      </w:r>
+      <w:r>
+        <w:rPr>
+          <w:b/>
+          <w:bCs/>
+        </w:rPr>
+        <w:t xml:space="preserve">variables</w:t>
+      </w:r>
+      <w:r>
+        <w:t xml:space="preserve"> </w:t>
+      </w:r>
+      <w:r>
+        <w:t xml:space="preserve">(gender, vegetation type, etc.) Categorical vars as</w:t>
+      </w:r>
+      <w:r>
+        <w:t xml:space="preserve"> </w:t>
+      </w:r>
+      <w:r>
+        <w:t xml:space="preserve">“dummy</w:t>
+      </w:r>
+      <w:r>
+        <w:t xml:space="preserve"> </w:t>
+      </w:r>
+      <w:r>
+        <w:t xml:space="preserve">vars”</w:t>
+      </w:r>
+      <w:r>
+        <w:t xml:space="preserve">, n of dummy variables = n-1 categories</w:t>
+      </w:r>
+    </w:p>
+    <w:p>
+      <w:pPr>
+        <w:pStyle w:val="Compact"/>
+        <w:numPr>
+          <w:ilvl w:val="0"/>
+          <w:numId w:val="1042"/>
+        </w:numPr>
+      </w:pPr>
+      <w:r>
+        <w:rPr>
+          <w:b/>
+          <w:bCs/>
+        </w:rPr>
+        <w:t xml:space="preserve">Sex M/F:</w:t>
+      </w:r>
+    </w:p>
+    <w:p>
+      <w:pPr>
+        <w:pStyle w:val="Compact"/>
+        <w:numPr>
+          <w:ilvl w:val="1"/>
+          <w:numId w:val="1043"/>
+        </w:numPr>
+      </w:pPr>
+      <w:r>
+        <w:t xml:space="preserve">Need 1 dummy var with two values (0, 1)</w:t>
+      </w:r>
+    </w:p>
+    <w:p>
+      <w:pPr>
+        <w:pStyle w:val="Compact"/>
+        <w:numPr>
+          <w:ilvl w:val="0"/>
+          <w:numId w:val="1042"/>
+        </w:numPr>
+      </w:pPr>
+      <w:r>
+        <w:rPr>
+          <w:b/>
+          <w:bCs/>
+        </w:rPr>
         <w:t xml:space="preserve">Fertility L/M/H:</w:t>
       </w:r>
     </w:p>
@@ -5318,12 +8057,18 @@
       <w:pPr>
         <w:pStyle w:val="Compact"/>
         <w:numPr>
-          <w:ilvl w:val="0"/>
-          <w:numId w:val="1030"/>
-        </w:numPr>
-      </w:pPr>
-      <w:r>
-        <w:t xml:space="preserve">Need 2 dummy var, each with two values (0, 1): fert1 (0 if L or H, 1 if M), fert2 (1 if H, 0 if L or M)</w:t>
+          <w:ilvl w:val="1"/>
+          <w:numId w:val="1044"/>
+        </w:numPr>
+      </w:pPr>
+      <w:r>
+        <w:t xml:space="preserve">Need 2 dummy var, each with two values (0, 1): fert1 (0 if L or</w:t>
+      </w:r>
+      <w:r>
+        <w:t xml:space="preserve"> </w:t>
+      </w:r>
+      <w:r>
+        <w:t xml:space="preserve">H, 1 if M), fert2 (1 if H, 0 if L or M)</w:t>
       </w:r>
     </w:p>
     <w:tbl>
@@ -5493,8 +8238,8 @@
         </w:tc>
       </w:tr>
     </w:tbl>
-    <w:bookmarkEnd w:id="69"/>
-    <w:bookmarkStart w:id="70" w:name="lecture-10-analyses-9"/>
+    <w:bookmarkEnd w:id="76"/>
+    <w:bookmarkStart w:id="78" w:name="lecture-10-analyses-9"/>
     <w:p>
       <w:pPr>
         <w:pStyle w:val="Heading1"/>
@@ -5513,9 +8258,10 @@
         <w:t xml:space="preserve">Analyses</w:t>
       </w:r>
     </w:p>
-    <w:p>
-      <w:pPr>
-        <w:pStyle w:val="FirstParagraph"/>
+    <w:bookmarkStart w:id="77" w:name="X422ddc1c538ab69eef7d898da847589d566ca20"/>
+    <w:p>
+      <w:pPr>
+        <w:pStyle w:val="Heading3"/>
       </w:pPr>
       <w:r>
         <w:t xml:space="preserve">Coefficients interpreted relative to reference condition</w:t>
@@ -5526,7 +8272,7 @@
         <w:pStyle w:val="Compact"/>
         <w:numPr>
           <w:ilvl w:val="0"/>
-          <w:numId w:val="1031"/>
+          <w:numId w:val="1045"/>
         </w:numPr>
       </w:pPr>
       <w:r>
@@ -5538,7 +8284,7 @@
         <w:pStyle w:val="Compact"/>
         <w:numPr>
           <w:ilvl w:val="0"/>
-          <w:numId w:val="1031"/>
+          <w:numId w:val="1045"/>
         </w:numPr>
       </w:pPr>
       <w:r>
@@ -5562,11 +8308,17 @@
         <w:pStyle w:val="Compact"/>
         <w:numPr>
           <w:ilvl w:val="0"/>
-          <w:numId w:val="1031"/>
-        </w:numPr>
-      </w:pPr>
-      <w:r>
-        <w:t xml:space="preserve">Dummy variables with more than 2 levels add extra predictor variables to model</w:t>
+          <w:numId w:val="1045"/>
+        </w:numPr>
+      </w:pPr>
+      <w:r>
+        <w:t xml:space="preserve">Dummy variables with more than 2 levels add extra predictor</w:t>
+      </w:r>
+      <w:r>
+        <w:t xml:space="preserve"> </w:t>
+      </w:r>
+      <w:r>
+        <w:t xml:space="preserve">variables to model</w:t>
       </w:r>
     </w:p>
     <w:tbl>
@@ -5724,8 +8476,9 @@
         </w:tc>
       </w:tr>
     </w:tbl>
-    <w:bookmarkEnd w:id="70"/>
-    <w:bookmarkStart w:id="77" w:name="lecture-10-analyses-10"/>
+    <w:bookmarkEnd w:id="77"/>
+    <w:bookmarkEnd w:id="78"/>
+    <w:bookmarkStart w:id="85" w:name="lecture-10-analyses-10"/>
     <w:p>
       <w:pPr>
         <w:pStyle w:val="Heading1"/>
@@ -5753,18 +8506,18 @@
           <wp:inline>
             <wp:extent cx="5143500" cy="3325175"/>
             <wp:effectExtent b="0" l="0" r="0" t="0"/>
-            <wp:docPr descr="" title="" id="72" name="Picture"/>
+            <wp:docPr descr="" title="" id="80" name="Picture"/>
             <a:graphic>
               <a:graphicData uri="http://schemas.openxmlformats.org/drawingml/2006/picture">
                 <pic:pic>
                   <pic:nvPicPr>
-                    <pic:cNvPr descr="images/clipboard-3847962697.png" id="73" name="Picture"/>
+                    <pic:cNvPr descr="images/clipboard-3847962697.png" id="81" name="Picture"/>
                     <pic:cNvPicPr>
                       <a:picLocks noChangeArrowheads="1" noChangeAspect="1"/>
                     </pic:cNvPicPr>
                   </pic:nvPicPr>
                   <pic:blipFill>
-                    <a:blip r:embed="rId71"/>
+                    <a:blip r:embed="rId79"/>
                     <a:stretch>
                       <a:fillRect/>
                     </a:stretch>
@@ -5796,25 +8549,22 @@
         <w:pStyle w:val="BodyText"/>
       </w:pPr>
       <w:r>
-        <w:t xml:space="preserve">S</w:t>
-      </w:r>
-      <w:r>
         <w:drawing>
           <wp:inline>
             <wp:extent cx="2381250" cy="2514778"/>
             <wp:effectExtent b="0" l="0" r="0" t="0"/>
-            <wp:docPr descr="" title="" id="75" name="Picture"/>
+            <wp:docPr descr="" title="" id="83" name="Picture"/>
             <a:graphic>
               <a:graphicData uri="http://schemas.openxmlformats.org/drawingml/2006/picture">
                 <pic:pic>
                   <pic:nvPicPr>
-                    <pic:cNvPr descr="images/clipboard-3285444079.png" id="76" name="Picture"/>
+                    <pic:cNvPr descr="images/clipboard-3285444079.png" id="84" name="Picture"/>
                     <pic:cNvPicPr>
                       <a:picLocks noChangeArrowheads="1" noChangeAspect="1"/>
                     </pic:cNvPicPr>
                   </pic:nvPicPr>
                   <pic:blipFill>
-                    <a:blip r:embed="rId74"/>
+                    <a:blip r:embed="rId82"/>
                     <a:stretch>
                       <a:fillRect/>
                     </a:stretch>
@@ -5841,8 +8591,8 @@
         </w:drawing>
       </w:r>
     </w:p>
-    <w:bookmarkEnd w:id="77"/>
-    <w:bookmarkStart w:id="78" w:name="lecture-10-comparing-models"/>
+    <w:bookmarkEnd w:id="85"/>
+    <w:bookmarkStart w:id="86" w:name="lecture-10-comparing-models"/>
     <w:p>
       <w:pPr>
         <w:pStyle w:val="Heading1"/>
@@ -5863,7 +8613,11 @@
     </w:p>
     <w:p>
       <w:pPr>
-        <w:pStyle w:val="FirstParagraph"/>
+        <w:pStyle w:val="Compact"/>
+        <w:numPr>
+          <w:ilvl w:val="0"/>
+          <w:numId w:val="1046"/>
+        </w:numPr>
       </w:pPr>
       <w:r>
         <w:t xml:space="preserve">When have multiple predictors (and interactions!)</w:t>
@@ -5873,24 +8627,96 @@
       <w:pPr>
         <w:pStyle w:val="Compact"/>
         <w:numPr>
+          <w:ilvl w:val="1"/>
+          <w:numId w:val="1047"/>
+        </w:numPr>
+      </w:pPr>
+      <w:r>
+        <w:t xml:space="preserve">how to choose</w:t>
+      </w:r>
+      <w:r>
+        <w:t xml:space="preserve"> </w:t>
+      </w:r>
+      <w:r>
+        <w:t xml:space="preserve">“best”</w:t>
+      </w:r>
+      <w:r>
+        <w:t xml:space="preserve"> </w:t>
+      </w:r>
+      <w:r>
+        <w:t xml:space="preserve">model?</w:t>
+      </w:r>
+    </w:p>
+    <w:p>
+      <w:pPr>
+        <w:pStyle w:val="Compact"/>
+        <w:numPr>
+          <w:ilvl w:val="1"/>
+          <w:numId w:val="1047"/>
+        </w:numPr>
+      </w:pPr>
+      <w:r>
+        <w:t xml:space="preserve">Which predictors to include?</w:t>
+      </w:r>
+    </w:p>
+    <w:p>
+      <w:pPr>
+        <w:pStyle w:val="Compact"/>
+        <w:numPr>
+          <w:ilvl w:val="1"/>
+          <w:numId w:val="1047"/>
+        </w:numPr>
+      </w:pPr>
+      <w:r>
+        <w:t xml:space="preserve">Occam’s razor:</w:t>
+      </w:r>
+      <w:r>
+        <w:t xml:space="preserve"> </w:t>
+      </w:r>
+      <w:r>
+        <w:t xml:space="preserve">“best”</w:t>
+      </w:r>
+      <w:r>
+        <w:t xml:space="preserve"> </w:t>
+      </w:r>
+      <w:r>
+        <w:t xml:space="preserve">model balances complexity with fit to data</w:t>
+      </w:r>
+    </w:p>
+    <w:p>
+      <w:pPr>
+        <w:pStyle w:val="Compact"/>
+        <w:numPr>
           <w:ilvl w:val="0"/>
-          <w:numId w:val="1032"/>
-        </w:numPr>
-      </w:pPr>
-      <w:r>
-        <w:t xml:space="preserve">how to choose</w:t>
-      </w:r>
-      <w:r>
-        <w:t xml:space="preserve"> </w:t>
-      </w:r>
-      <w:r>
-        <w:t xml:space="preserve">“best”</w:t>
-      </w:r>
-      <w:r>
-        <w:t xml:space="preserve"> </w:t>
-      </w:r>
-      <w:r>
-        <w:t xml:space="preserve">model?</w:t>
+          <w:numId w:val="1046"/>
+        </w:numPr>
+      </w:pPr>
+      <w:r>
+        <w:t xml:space="preserve">To chose:</w:t>
+      </w:r>
+    </w:p>
+    <w:p>
+      <w:pPr>
+        <w:pStyle w:val="Compact"/>
+        <w:numPr>
+          <w:ilvl w:val="1"/>
+          <w:numId w:val="1048"/>
+        </w:numPr>
+      </w:pPr>
+      <w:r>
+        <w:t xml:space="preserve">compare</w:t>
+      </w:r>
+      <w:r>
+        <w:t xml:space="preserve"> </w:t>
+      </w:r>
+      <w:r>
+        <w:t xml:space="preserve">“nested”</w:t>
+      </w:r>
+      <w:r>
+        <w:t xml:space="preserve"> </w:t>
+      </w:r>
+      <w:r>
+        <w:t xml:space="preserve">models</w:t>
       </w:r>
     </w:p>
     <w:p>
@@ -5898,72 +8724,8 @@
         <w:pStyle w:val="Compact"/>
         <w:numPr>
           <w:ilvl w:val="0"/>
-          <w:numId w:val="1032"/>
-        </w:numPr>
-      </w:pPr>
-      <w:r>
-        <w:t xml:space="preserve">Which predictors to include?</w:t>
-      </w:r>
-    </w:p>
-    <w:p>
-      <w:pPr>
-        <w:pStyle w:val="Compact"/>
-        <w:numPr>
-          <w:ilvl w:val="0"/>
-          <w:numId w:val="1032"/>
-        </w:numPr>
-      </w:pPr>
-      <w:r>
-        <w:t xml:space="preserve">Occam’s razor:</w:t>
-      </w:r>
-      <w:r>
-        <w:t xml:space="preserve"> </w:t>
-      </w:r>
-      <w:r>
-        <w:t xml:space="preserve">“best”</w:t>
-      </w:r>
-      <w:r>
-        <w:t xml:space="preserve"> </w:t>
-      </w:r>
-      <w:r>
-        <w:t xml:space="preserve">model balances complexity with fit to data</w:t>
-      </w:r>
-    </w:p>
-    <w:p>
-      <w:pPr>
-        <w:pStyle w:val="FirstParagraph"/>
-      </w:pPr>
-      <w:r>
-        <w:t xml:space="preserve">To chose:</w:t>
-      </w:r>
-    </w:p>
-    <w:p>
-      <w:pPr>
-        <w:pStyle w:val="Compact"/>
-        <w:numPr>
-          <w:ilvl w:val="0"/>
-          <w:numId w:val="1033"/>
-        </w:numPr>
-      </w:pPr>
-      <w:r>
-        <w:t xml:space="preserve">compare</w:t>
-      </w:r>
-      <w:r>
-        <w:t xml:space="preserve"> </w:t>
-      </w:r>
-      <w:r>
-        <w:t xml:space="preserve">“nested”</w:t>
-      </w:r>
-      <w:r>
-        <w:t xml:space="preserve"> </w:t>
-      </w:r>
-      <w:r>
-        <w:t xml:space="preserve">models</w:t>
-      </w:r>
-    </w:p>
-    <w:p>
-      <w:pPr>
-        <w:pStyle w:val="FirstParagraph"/>
+          <w:numId w:val="1046"/>
+        </w:numPr>
       </w:pPr>
       <w:r>
         <w:t xml:space="preserve">Overfitting</w:t>
@@ -5973,8 +8735,8 @@
       <w:pPr>
         <w:pStyle w:val="Compact"/>
         <w:numPr>
-          <w:ilvl w:val="0"/>
-          <w:numId w:val="1034"/>
+          <w:ilvl w:val="1"/>
+          <w:numId w:val="1049"/>
         </w:numPr>
       </w:pPr>
       <w:r>
@@ -5985,16 +8747,16 @@
       <w:pPr>
         <w:pStyle w:val="Compact"/>
         <w:numPr>
-          <w:ilvl w:val="0"/>
-          <w:numId w:val="1034"/>
+          <w:ilvl w:val="1"/>
+          <w:numId w:val="1049"/>
         </w:numPr>
       </w:pPr>
       <w:r>
         <w:t xml:space="preserve">so r2 is not a good way of choosing between nested models</w:t>
       </w:r>
     </w:p>
-    <w:bookmarkEnd w:id="78"/>
-    <w:bookmarkStart w:id="79" w:name="lecture-10-comparing-models-1"/>
+    <w:bookmarkEnd w:id="86"/>
+    <w:bookmarkStart w:id="88" w:name="lecture-10-comparing-models-1"/>
     <w:p>
       <w:pPr>
         <w:pStyle w:val="Heading1"/>
@@ -6013,9 +8775,10 @@
         <w:t xml:space="preserve">Comparing models</w:t>
       </w:r>
     </w:p>
-    <w:p>
-      <w:pPr>
-        <w:pStyle w:val="FirstParagraph"/>
+    <w:bookmarkStart w:id="87" w:name="Xc52fabbe456902835fc188031b41154a023c71c"/>
+    <w:p>
+      <w:pPr>
+        <w:pStyle w:val="Heading3"/>
       </w:pPr>
       <w:r>
         <w:t xml:space="preserve">Need to account for increase in fit with added predictors:</w:t>
@@ -6026,7 +8789,7 @@
         <w:pStyle w:val="Compact"/>
         <w:numPr>
           <w:ilvl w:val="0"/>
-          <w:numId w:val="1035"/>
+          <w:numId w:val="1050"/>
         </w:numPr>
       </w:pPr>
       <w:r>
@@ -6038,7 +8801,7 @@
         <w:pStyle w:val="Compact"/>
         <w:numPr>
           <w:ilvl w:val="0"/>
-          <w:numId w:val="1035"/>
+          <w:numId w:val="1050"/>
         </w:numPr>
       </w:pPr>
       <w:r>
@@ -6050,7 +8813,7 @@
         <w:pStyle w:val="Compact"/>
         <w:numPr>
           <w:ilvl w:val="0"/>
-          <w:numId w:val="1035"/>
+          <w:numId w:val="1050"/>
         </w:numPr>
       </w:pPr>
       <w:r>
@@ -6074,11 +8837,35 @@
         <w:pStyle w:val="Compact"/>
         <w:numPr>
           <w:ilvl w:val="0"/>
-          <w:numId w:val="1035"/>
+          <w:numId w:val="1050"/>
         </w:numPr>
       </w:pPr>
       <w:r>
         <w:t xml:space="preserve">Higher adjusted r2 and lower AIC are better when comparing models</w:t>
+      </w:r>
+    </w:p>
+    <w:p>
+      <w:pPr>
+        <w:pStyle w:val="Compact"/>
+        <w:numPr>
+          <w:ilvl w:val="1"/>
+          <w:numId w:val="1051"/>
+        </w:numPr>
+      </w:pPr>
+      <w:r>
+        <w:t xml:space="preserve">p = predictors</w:t>
+      </w:r>
+    </w:p>
+    <w:p>
+      <w:pPr>
+        <w:pStyle w:val="Compact"/>
+        <w:numPr>
+          <w:ilvl w:val="1"/>
+          <w:numId w:val="1051"/>
+        </w:numPr>
+      </w:pPr>
+      <w:r>
+        <w:t xml:space="preserve">n = #</w:t>
       </w:r>
     </w:p>
     <w:p>
@@ -6381,8 +9168,9 @@
         </m:oMath>
       </m:oMathPara>
     </w:p>
-    <w:bookmarkEnd w:id="79"/>
-    <w:bookmarkStart w:id="80" w:name="lecture-10-comparing-models-2"/>
+    <w:bookmarkEnd w:id="87"/>
+    <w:bookmarkEnd w:id="88"/>
+    <w:bookmarkStart w:id="89" w:name="lecture-10-comparing-models-2"/>
     <w:p>
       <w:pPr>
         <w:pStyle w:val="Heading1"/>
@@ -6403,7 +9191,11 @@
     </w:p>
     <w:p>
       <w:pPr>
-        <w:pStyle w:val="FirstParagraph"/>
+        <w:pStyle w:val="Compact"/>
+        <w:numPr>
+          <w:ilvl w:val="0"/>
+          <w:numId w:val="1052"/>
+        </w:numPr>
       </w:pPr>
       <w:r>
         <w:t xml:space="preserve">But how to compare models?</w:t>
@@ -6412,71 +9204,81 @@
     <w:p>
       <w:pPr>
         <w:numPr>
+          <w:ilvl w:val="1"/>
+          <w:numId w:val="1053"/>
+        </w:numPr>
+      </w:pPr>
+      <w:r>
+        <w:t xml:space="preserve">Can fit all possible models</w:t>
+      </w:r>
+    </w:p>
+    <w:p>
+      <w:pPr>
+        <w:pStyle w:val="Compact"/>
+        <w:numPr>
+          <w:ilvl w:val="2"/>
+          <w:numId w:val="1054"/>
+        </w:numPr>
+      </w:pPr>
+      <w:r>
+        <w:t xml:space="preserve">compare AICs or adj- r2,</w:t>
+      </w:r>
+    </w:p>
+    <w:p>
+      <w:pPr>
+        <w:pStyle w:val="Compact"/>
+        <w:numPr>
+          <w:ilvl w:val="2"/>
+          <w:numId w:val="1054"/>
+        </w:numPr>
+      </w:pPr>
+      <w:r>
+        <w:t xml:space="preserve">tedious w lots of predictors</w:t>
+      </w:r>
+    </w:p>
+    <w:p>
+      <w:pPr>
+        <w:numPr>
+          <w:ilvl w:val="1"/>
+          <w:numId w:val="1053"/>
+        </w:numPr>
+      </w:pPr>
+      <w:r>
+        <w:t xml:space="preserve">Automated forward (and backward) stepwise procedures: start w no</w:t>
+      </w:r>
+      <w:r>
+        <w:t xml:space="preserve"> </w:t>
+      </w:r>
+      <w:r>
+        <w:t xml:space="preserve">terms (all terms), add (remove) terms w largest (smallest)</w:t>
+      </w:r>
+    </w:p>
+    <w:p>
+      <w:pPr>
+        <w:pStyle w:val="Compact"/>
+        <w:numPr>
+          <w:ilvl w:val="2"/>
+          <w:numId w:val="1055"/>
+        </w:numPr>
+      </w:pPr>
+      <w:r>
+        <w:t xml:space="preserve">partial F statistic</w:t>
+      </w:r>
+    </w:p>
+    <w:p>
+      <w:pPr>
+        <w:pStyle w:val="Compact"/>
+        <w:numPr>
           <w:ilvl w:val="0"/>
-          <w:numId w:val="1036"/>
-        </w:numPr>
-      </w:pPr>
-      <w:r>
-        <w:t xml:space="preserve">Can fit all possible models</w:t>
-      </w:r>
-    </w:p>
-    <w:p>
-      <w:pPr>
-        <w:pStyle w:val="Compact"/>
-        <w:numPr>
-          <w:ilvl w:val="1"/>
-          <w:numId w:val="1037"/>
-        </w:numPr>
-      </w:pPr>
-      <w:r>
-        <w:t xml:space="preserve">compare AICs or adj- r2,</w:t>
-      </w:r>
-    </w:p>
-    <w:p>
-      <w:pPr>
-        <w:pStyle w:val="Compact"/>
-        <w:numPr>
-          <w:ilvl w:val="1"/>
-          <w:numId w:val="1037"/>
-        </w:numPr>
-      </w:pPr>
-      <w:r>
-        <w:t xml:space="preserve">tedious w lots of predictors</w:t>
-      </w:r>
-    </w:p>
-    <w:p>
-      <w:pPr>
-        <w:numPr>
-          <w:ilvl w:val="0"/>
-          <w:numId w:val="1036"/>
-        </w:numPr>
-      </w:pPr>
-      <w:r>
-        <w:t xml:space="preserve">Automated forward (and backward) stepwise procedures: start w no terms (all terms), add (remove) terms w largest (smallest)</w:t>
-      </w:r>
-    </w:p>
-    <w:p>
-      <w:pPr>
-        <w:pStyle w:val="Compact"/>
-        <w:numPr>
-          <w:ilvl w:val="1"/>
-          <w:numId w:val="1038"/>
-        </w:numPr>
-      </w:pPr>
-      <w:r>
-        <w:t xml:space="preserve">partial F statistic</w:t>
-      </w:r>
-    </w:p>
-    <w:p>
-      <w:pPr>
-        <w:pStyle w:val="FirstParagraph"/>
+          <w:numId w:val="1052"/>
+        </w:numPr>
       </w:pPr>
       <w:r>
         <w:t xml:space="preserve">We will use manual form of backward selection</w:t>
       </w:r>
     </w:p>
-    <w:bookmarkEnd w:id="80"/>
-    <w:bookmarkStart w:id="81" w:name="lecture-10-analyses-11"/>
+    <w:bookmarkEnd w:id="89"/>
+    <w:bookmarkStart w:id="90" w:name="lecture-10-analyses-11"/>
     <w:p>
       <w:pPr>
         <w:pStyle w:val="Heading1"/>
@@ -6495,57 +9297,171 @@
         <w:t xml:space="preserve">Analyses</w:t>
       </w:r>
     </w:p>
-    <w:bookmarkEnd w:id="81"/>
-    <w:bookmarkStart w:id="85" w:name="section"/>
-    <w:p>
-      <w:pPr>
-        <w:pStyle w:val="Heading1"/>
-      </w:pPr>
-      <w:r>
-        <w:drawing>
-          <wp:inline>
-            <wp:extent cx="6578600" cy="3408190"/>
-            <wp:effectExtent b="0" l="0" r="0" t="0"/>
-            <wp:docPr descr="" title="" id="83" name="Picture"/>
-            <a:graphic>
-              <a:graphicData uri="http://schemas.openxmlformats.org/drawingml/2006/picture">
-                <pic:pic>
-                  <pic:nvPicPr>
-                    <pic:cNvPr descr="images/clipboard-1017836861.png" id="84" name="Picture"/>
-                    <pic:cNvPicPr>
-                      <a:picLocks noChangeArrowheads="1" noChangeAspect="1"/>
-                    </pic:cNvPicPr>
-                  </pic:nvPicPr>
-                  <pic:blipFill>
-                    <a:blip r:embed="rId82"/>
-                    <a:stretch>
-                      <a:fillRect/>
-                    </a:stretch>
-                  </pic:blipFill>
-                  <pic:spPr bwMode="auto">
-                    <a:xfrm>
-                      <a:off x="0" y="0"/>
-                      <a:ext cx="6578600" cy="3408190"/>
-                    </a:xfrm>
-                    <a:prstGeom prst="rect">
-                      <a:avLst/>
-                    </a:prstGeom>
-                    <a:noFill/>
-                    <a:ln w="9525">
-                      <a:noFill/>
-                      <a:headEnd/>
-                      <a:tailEnd/>
-                    </a:ln>
-                  </pic:spPr>
-                </pic:pic>
-              </a:graphicData>
-            </a:graphic>
-          </wp:inline>
-        </w:drawing>
-      </w:r>
-    </w:p>
-    <w:bookmarkEnd w:id="85"/>
-    <w:bookmarkStart w:id="86" w:name="lecture-10-predictors"/>
+    <w:p>
+      <w:pPr>
+        <w:pStyle w:val="SourceCode"/>
+      </w:pPr>
+      <w:r>
+        <w:br/>
+      </w:r>
+      <w:r>
+        <w:rPr>
+          <w:rStyle w:val="VerbatimChar"/>
+        </w:rPr>
+        <w:t xml:space="preserve">========== FULL MODEL (Both Variables) ==========</w:t>
+      </w:r>
+    </w:p>
+    <w:p>
+      <w:pPr>
+        <w:pStyle w:val="SourceCode"/>
+      </w:pPr>
+      <w:r>
+        <w:br/>
+      </w:r>
+      <w:r>
+        <w:rPr>
+          <w:rStyle w:val="VerbatimChar"/>
+        </w:rPr>
+        <w:t xml:space="preserve">Call:</w:t>
+      </w:r>
+      <w:r>
+        <w:br/>
+      </w:r>
+      <w:r>
+        <w:rPr>
+          <w:rStyle w:val="VerbatimChar"/>
+        </w:rPr>
+        <w:t xml:space="preserve">lm(formula = ant_spp ~ elevation + latitude, data = ant_df)</w:t>
+      </w:r>
+      <w:r>
+        <w:br/>
+      </w:r>
+      <w:r>
+        <w:br/>
+      </w:r>
+      <w:r>
+        <w:rPr>
+          <w:rStyle w:val="VerbatimChar"/>
+        </w:rPr>
+        <w:t xml:space="preserve">Residuals:</w:t>
+      </w:r>
+      <w:r>
+        <w:br/>
+      </w:r>
+      <w:r>
+        <w:rPr>
+          <w:rStyle w:val="VerbatimChar"/>
+        </w:rPr>
+        <w:t xml:space="preserve">    Min      1Q  Median      3Q     Max </w:t>
+      </w:r>
+      <w:r>
+        <w:br/>
+      </w:r>
+      <w:r>
+        <w:rPr>
+          <w:rStyle w:val="VerbatimChar"/>
+        </w:rPr>
+        <w:t xml:space="preserve">-6.1180 -2.3759  0.3218  1.9070  5.8369 </w:t>
+      </w:r>
+      <w:r>
+        <w:br/>
+      </w:r>
+      <w:r>
+        <w:br/>
+      </w:r>
+      <w:r>
+        <w:rPr>
+          <w:rStyle w:val="VerbatimChar"/>
+        </w:rPr>
+        <w:t xml:space="preserve">Coefficients:</w:t>
+      </w:r>
+      <w:r>
+        <w:br/>
+      </w:r>
+      <w:r>
+        <w:rPr>
+          <w:rStyle w:val="VerbatimChar"/>
+        </w:rPr>
+        <w:t xml:space="preserve">            Estimate Std. Error t value Pr(&gt;|t|)   </w:t>
+      </w:r>
+      <w:r>
+        <w:br/>
+      </w:r>
+      <w:r>
+        <w:rPr>
+          <w:rStyle w:val="VerbatimChar"/>
+        </w:rPr>
+        <w:t xml:space="preserve">(Intercept) 98.49651   26.50701   3.716  0.00147 **</w:t>
+      </w:r>
+      <w:r>
+        <w:br/>
+      </w:r>
+      <w:r>
+        <w:rPr>
+          <w:rStyle w:val="VerbatimChar"/>
+        </w:rPr>
+        <w:t xml:space="preserve">elevation   -0.01226    0.00411  -2.983  0.00765 **</w:t>
+      </w:r>
+      <w:r>
+        <w:br/>
+      </w:r>
+      <w:r>
+        <w:rPr>
+          <w:rStyle w:val="VerbatimChar"/>
+        </w:rPr>
+        <w:t xml:space="preserve">latitude    -2.00981    0.61956  -3.244  0.00427 **</w:t>
+      </w:r>
+      <w:r>
+        <w:br/>
+      </w:r>
+      <w:r>
+        <w:rPr>
+          <w:rStyle w:val="VerbatimChar"/>
+        </w:rPr>
+        <w:t xml:space="preserve">---</w:t>
+      </w:r>
+      <w:r>
+        <w:br/>
+      </w:r>
+      <w:r>
+        <w:rPr>
+          <w:rStyle w:val="VerbatimChar"/>
+        </w:rPr>
+        <w:t xml:space="preserve">Signif. codes:  0 '***' 0.001 '**' 0.01 '*' 0.05 '.' 0.1 ' ' 1</w:t>
+      </w:r>
+      <w:r>
+        <w:br/>
+      </w:r>
+      <w:r>
+        <w:br/>
+      </w:r>
+      <w:r>
+        <w:rPr>
+          <w:rStyle w:val="VerbatimChar"/>
+        </w:rPr>
+        <w:t xml:space="preserve">Residual standard error: 3.022 on 19 degrees of freedom</w:t>
+      </w:r>
+      <w:r>
+        <w:br/>
+      </w:r>
+      <w:r>
+        <w:rPr>
+          <w:rStyle w:val="VerbatimChar"/>
+        </w:rPr>
+        <w:t xml:space="preserve">Multiple R-squared:  0.5543,    Adjusted R-squared:  0.5074 </w:t>
+      </w:r>
+      <w:r>
+        <w:br/>
+      </w:r>
+      <w:r>
+        <w:rPr>
+          <w:rStyle w:val="VerbatimChar"/>
+        </w:rPr>
+        <w:t xml:space="preserve">F-statistic: 11.82 on 2 and 19 DF,  p-value: 0.000463</w:t>
+      </w:r>
+    </w:p>
+    <w:bookmarkEnd w:id="90"/>
+    <w:bookmarkStart w:id="91" w:name="lecture-10-analyses-12"/>
     <w:p>
       <w:pPr>
         <w:pStyle w:val="Heading1"/>
@@ -6561,67 +9477,165 @@
         <w:t xml:space="preserve"> </w:t>
       </w:r>
       <w:r>
-        <w:t xml:space="preserve">Predictors</w:t>
-      </w:r>
-    </w:p>
-    <w:p>
-      <w:pPr>
-        <w:pStyle w:val="FirstParagraph"/>
-      </w:pPr>
-      <w:r>
-        <w:t xml:space="preserve">Usually want to know relative importance of predictors to explaining Y</w:t>
-      </w:r>
-    </w:p>
-    <w:p>
-      <w:pPr>
-        <w:pStyle w:val="Compact"/>
-        <w:numPr>
-          <w:ilvl w:val="0"/>
-          <w:numId w:val="1039"/>
-        </w:numPr>
-      </w:pPr>
-      <w:r>
-        <w:t xml:space="preserve">Three general approaches:</w:t>
-      </w:r>
-    </w:p>
-    <w:p>
-      <w:pPr>
-        <w:pStyle w:val="Compact"/>
-        <w:numPr>
-          <w:ilvl w:val="0"/>
-          <w:numId w:val="1039"/>
-        </w:numPr>
-      </w:pPr>
-      <w:r>
-        <w:t xml:space="preserve">Using F-tests (or t-tests) on partial regression slopes</w:t>
-      </w:r>
-    </w:p>
-    <w:p>
-      <w:pPr>
-        <w:pStyle w:val="Compact"/>
-        <w:numPr>
-          <w:ilvl w:val="0"/>
-          <w:numId w:val="1039"/>
-        </w:numPr>
-      </w:pPr>
-      <w:r>
-        <w:t xml:space="preserve">Using coefficient of partial determination</w:t>
-      </w:r>
-    </w:p>
-    <w:p>
-      <w:pPr>
-        <w:pStyle w:val="Compact"/>
-        <w:numPr>
-          <w:ilvl w:val="0"/>
-          <w:numId w:val="1039"/>
-        </w:numPr>
-      </w:pPr>
-      <w:r>
-        <w:t xml:space="preserve">Using standardized partial regression slopes</w:t>
-      </w:r>
-    </w:p>
-    <w:bookmarkEnd w:id="86"/>
-    <w:bookmarkStart w:id="87" w:name="lecture-10-predictors-1"/>
+        <w:t xml:space="preserve">Analyses</w:t>
+      </w:r>
+    </w:p>
+    <w:p>
+      <w:pPr>
+        <w:pStyle w:val="SourceCode"/>
+      </w:pPr>
+      <w:r>
+        <w:br/>
+      </w:r>
+      <w:r>
+        <w:rPr>
+          <w:rStyle w:val="VerbatimChar"/>
+        </w:rPr>
+        <w:t xml:space="preserve">========== ELEVATION ONLY MODEL ==========</w:t>
+      </w:r>
+    </w:p>
+    <w:p>
+      <w:pPr>
+        <w:pStyle w:val="SourceCode"/>
+      </w:pPr>
+      <w:r>
+        <w:br/>
+      </w:r>
+      <w:r>
+        <w:rPr>
+          <w:rStyle w:val="VerbatimChar"/>
+        </w:rPr>
+        <w:t xml:space="preserve">Call:</w:t>
+      </w:r>
+      <w:r>
+        <w:br/>
+      </w:r>
+      <w:r>
+        <w:rPr>
+          <w:rStyle w:val="VerbatimChar"/>
+        </w:rPr>
+        <w:t xml:space="preserve">lm(formula = ant_spp ~ elevation, data = ant_df)</w:t>
+      </w:r>
+      <w:r>
+        <w:br/>
+      </w:r>
+      <w:r>
+        <w:br/>
+      </w:r>
+      <w:r>
+        <w:rPr>
+          <w:rStyle w:val="VerbatimChar"/>
+        </w:rPr>
+        <w:t xml:space="preserve">Residuals:</w:t>
+      </w:r>
+      <w:r>
+        <w:br/>
+      </w:r>
+      <w:r>
+        <w:rPr>
+          <w:rStyle w:val="VerbatimChar"/>
+        </w:rPr>
+        <w:t xml:space="preserve">    Min      1Q  Median      3Q     Max </w:t>
+      </w:r>
+      <w:r>
+        <w:br/>
+      </w:r>
+      <w:r>
+        <w:rPr>
+          <w:rStyle w:val="VerbatimChar"/>
+        </w:rPr>
+        <w:t xml:space="preserve">-4.9010 -2.6947 -0.9502  2.9657  7.6363 </w:t>
+      </w:r>
+      <w:r>
+        <w:br/>
+      </w:r>
+      <w:r>
+        <w:br/>
+      </w:r>
+      <w:r>
+        <w:rPr>
+          <w:rStyle w:val="VerbatimChar"/>
+        </w:rPr>
+        <w:t xml:space="preserve">Coefficients:</w:t>
+      </w:r>
+      <w:r>
+        <w:br/>
+      </w:r>
+      <w:r>
+        <w:rPr>
+          <w:rStyle w:val="VerbatimChar"/>
+        </w:rPr>
+        <w:t xml:space="preserve">             Estimate Std. Error t value Pr(&gt;|t|)    </w:t>
+      </w:r>
+      <w:r>
+        <w:br/>
+      </w:r>
+      <w:r>
+        <w:rPr>
+          <w:rStyle w:val="VerbatimChar"/>
+        </w:rPr>
+        <w:t xml:space="preserve">(Intercept) 12.589088   1.385615   9.086 1.55e-08 ***</w:t>
+      </w:r>
+      <w:r>
+        <w:br/>
+      </w:r>
+      <w:r>
+        <w:rPr>
+          <w:rStyle w:val="VerbatimChar"/>
+        </w:rPr>
+        <w:t xml:space="preserve">elevation   -0.014641   0.004913  -2.980   0.0074 ** </w:t>
+      </w:r>
+      <w:r>
+        <w:br/>
+      </w:r>
+      <w:r>
+        <w:rPr>
+          <w:rStyle w:val="VerbatimChar"/>
+        </w:rPr>
+        <w:t xml:space="preserve">---</w:t>
+      </w:r>
+      <w:r>
+        <w:br/>
+      </w:r>
+      <w:r>
+        <w:rPr>
+          <w:rStyle w:val="VerbatimChar"/>
+        </w:rPr>
+        <w:t xml:space="preserve">Signif. codes:  0 '***' 0.001 '**' 0.01 '*' 0.05 '.' 0.1 ' ' 1</w:t>
+      </w:r>
+      <w:r>
+        <w:br/>
+      </w:r>
+      <w:r>
+        <w:br/>
+      </w:r>
+      <w:r>
+        <w:rPr>
+          <w:rStyle w:val="VerbatimChar"/>
+        </w:rPr>
+        <w:t xml:space="preserve">Residual standard error: 3.671 on 20 degrees of freedom</w:t>
+      </w:r>
+      <w:r>
+        <w:br/>
+      </w:r>
+      <w:r>
+        <w:rPr>
+          <w:rStyle w:val="VerbatimChar"/>
+        </w:rPr>
+        <w:t xml:space="preserve">Multiple R-squared:  0.3075,    Adjusted R-squared:  0.2729 </w:t>
+      </w:r>
+      <w:r>
+        <w:br/>
+      </w:r>
+      <w:r>
+        <w:rPr>
+          <w:rStyle w:val="VerbatimChar"/>
+        </w:rPr>
+        <w:t xml:space="preserve">F-statistic: 8.881 on 1 and 20 DF,  p-value: 0.0074</w:t>
+      </w:r>
+    </w:p>
+    <w:bookmarkEnd w:id="91"/>
+    <w:bookmarkStart w:id="92" w:name="lecture-10-analyses-13"/>
     <w:p>
       <w:pPr>
         <w:pStyle w:val="Heading1"/>
@@ -6637,67 +9651,165 @@
         <w:t xml:space="preserve"> </w:t>
       </w:r>
       <w:r>
-        <w:t xml:space="preserve">Predictors</w:t>
-      </w:r>
-    </w:p>
-    <w:p>
-      <w:pPr>
-        <w:pStyle w:val="FirstParagraph"/>
-      </w:pPr>
-      <w:r>
-        <w:t xml:space="preserve">Using F-tests (or t-tests) on partial regression slopes:</w:t>
-      </w:r>
-    </w:p>
-    <w:p>
-      <w:pPr>
-        <w:pStyle w:val="Compact"/>
-        <w:numPr>
-          <w:ilvl w:val="0"/>
-          <w:numId w:val="1040"/>
-        </w:numPr>
-      </w:pPr>
-      <w:r>
-        <w:t xml:space="preserve">Conduct F tests of Ho that each partial regression slope = 0</w:t>
-      </w:r>
-    </w:p>
-    <w:p>
-      <w:pPr>
-        <w:pStyle w:val="Compact"/>
-        <w:numPr>
-          <w:ilvl w:val="0"/>
-          <w:numId w:val="1040"/>
-        </w:numPr>
-      </w:pPr>
-      <w:r>
-        <w:t xml:space="preserve">If cannot reject Ho, discard predictor</w:t>
-      </w:r>
-    </w:p>
-    <w:p>
-      <w:pPr>
-        <w:pStyle w:val="Compact"/>
-        <w:numPr>
-          <w:ilvl w:val="0"/>
-          <w:numId w:val="1040"/>
-        </w:numPr>
-      </w:pPr>
-      <w:r>
-        <w:t xml:space="preserve">Can get additional clues from relative size of F-values</w:t>
-      </w:r>
-    </w:p>
-    <w:p>
-      <w:pPr>
-        <w:pStyle w:val="Compact"/>
-        <w:numPr>
-          <w:ilvl w:val="0"/>
-          <w:numId w:val="1040"/>
-        </w:numPr>
-      </w:pPr>
-      <w:r>
-        <w:t xml:space="preserve">Does not tell us absolute importance of predictor (usually can not directly compare slope parameters)</w:t>
-      </w:r>
-    </w:p>
-    <w:bookmarkEnd w:id="87"/>
-    <w:bookmarkStart w:id="88" w:name="lecture-10-predictors-2"/>
+        <w:t xml:space="preserve">Analyses</w:t>
+      </w:r>
+    </w:p>
+    <w:p>
+      <w:pPr>
+        <w:pStyle w:val="SourceCode"/>
+      </w:pPr>
+      <w:r>
+        <w:br/>
+      </w:r>
+      <w:r>
+        <w:rPr>
+          <w:rStyle w:val="VerbatimChar"/>
+        </w:rPr>
+        <w:t xml:space="preserve">========== LATITUDE ONLY MODEL ==========</w:t>
+      </w:r>
+    </w:p>
+    <w:p>
+      <w:pPr>
+        <w:pStyle w:val="SourceCode"/>
+      </w:pPr>
+      <w:r>
+        <w:br/>
+      </w:r>
+      <w:r>
+        <w:rPr>
+          <w:rStyle w:val="VerbatimChar"/>
+        </w:rPr>
+        <w:t xml:space="preserve">Call:</w:t>
+      </w:r>
+      <w:r>
+        <w:br/>
+      </w:r>
+      <w:r>
+        <w:rPr>
+          <w:rStyle w:val="VerbatimChar"/>
+        </w:rPr>
+        <w:t xml:space="preserve">lm(formula = ant_spp ~ latitude, data = ant_df)</w:t>
+      </w:r>
+      <w:r>
+        <w:br/>
+      </w:r>
+      <w:r>
+        <w:br/>
+      </w:r>
+      <w:r>
+        <w:rPr>
+          <w:rStyle w:val="VerbatimChar"/>
+        </w:rPr>
+        <w:t xml:space="preserve">Residuals:</w:t>
+      </w:r>
+      <w:r>
+        <w:br/>
+      </w:r>
+      <w:r>
+        <w:rPr>
+          <w:rStyle w:val="VerbatimChar"/>
+        </w:rPr>
+        <w:t xml:space="preserve">    Min      1Q  Median      3Q     Max </w:t>
+      </w:r>
+      <w:r>
+        <w:br/>
+      </w:r>
+      <w:r>
+        <w:rPr>
+          <w:rStyle w:val="VerbatimChar"/>
+        </w:rPr>
+        <w:t xml:space="preserve">-6.2223 -2.1188  0.0599  2.1267  6.4990 </w:t>
+      </w:r>
+      <w:r>
+        <w:br/>
+      </w:r>
+      <w:r>
+        <w:br/>
+      </w:r>
+      <w:r>
+        <w:rPr>
+          <w:rStyle w:val="VerbatimChar"/>
+        </w:rPr>
+        <w:t xml:space="preserve">Coefficients:</w:t>
+      </w:r>
+      <w:r>
+        <w:br/>
+      </w:r>
+      <w:r>
+        <w:rPr>
+          <w:rStyle w:val="VerbatimChar"/>
+        </w:rPr>
+        <w:t xml:space="preserve">            Estimate Std. Error t value Pr(&gt;|t|)   </w:t>
+      </w:r>
+      <w:r>
+        <w:br/>
+      </w:r>
+      <w:r>
+        <w:rPr>
+          <w:rStyle w:val="VerbatimChar"/>
+        </w:rPr>
+        <w:t xml:space="preserve">(Intercept) 109.8532    30.9803   3.546  0.00203 **</w:t>
+      </w:r>
+      <w:r>
+        <w:br/>
+      </w:r>
+      <w:r>
+        <w:rPr>
+          <w:rStyle w:val="VerbatimChar"/>
+        </w:rPr>
+        <w:t xml:space="preserve">latitude     -2.3401     0.7199  -3.251  0.00401 **</w:t>
+      </w:r>
+      <w:r>
+        <w:br/>
+      </w:r>
+      <w:r>
+        <w:rPr>
+          <w:rStyle w:val="VerbatimChar"/>
+        </w:rPr>
+        <w:t xml:space="preserve">---</w:t>
+      </w:r>
+      <w:r>
+        <w:br/>
+      </w:r>
+      <w:r>
+        <w:rPr>
+          <w:rStyle w:val="VerbatimChar"/>
+        </w:rPr>
+        <w:t xml:space="preserve">Signif. codes:  0 '***' 0.001 '**' 0.01 '*' 0.05 '.' 0.1 ' ' 1</w:t>
+      </w:r>
+      <w:r>
+        <w:br/>
+      </w:r>
+      <w:r>
+        <w:br/>
+      </w:r>
+      <w:r>
+        <w:rPr>
+          <w:rStyle w:val="VerbatimChar"/>
+        </w:rPr>
+        <w:t xml:space="preserve">Residual standard error: 3.569 on 20 degrees of freedom</w:t>
+      </w:r>
+      <w:r>
+        <w:br/>
+      </w:r>
+      <w:r>
+        <w:rPr>
+          <w:rStyle w:val="VerbatimChar"/>
+        </w:rPr>
+        <w:t xml:space="preserve">Multiple R-squared:  0.3457,    Adjusted R-squared:  0.313 </w:t>
+      </w:r>
+      <w:r>
+        <w:br/>
+      </w:r>
+      <w:r>
+        <w:rPr>
+          <w:rStyle w:val="VerbatimChar"/>
+        </w:rPr>
+        <w:t xml:space="preserve">F-statistic: 10.57 on 1 and 20 DF,  p-value: 0.004006</w:t>
+      </w:r>
+    </w:p>
+    <w:bookmarkEnd w:id="92"/>
+    <w:bookmarkStart w:id="93" w:name="lecture-10-analyses-14"/>
     <w:p>
       <w:pPr>
         <w:pStyle w:val="Heading1"/>
@@ -6713,6 +9825,222 @@
         <w:t xml:space="preserve"> </w:t>
       </w:r>
       <w:r>
+        <w:t xml:space="preserve">Analyses</w:t>
+      </w:r>
+    </w:p>
+    <w:p>
+      <w:pPr>
+        <w:pStyle w:val="SourceCode"/>
+      </w:pPr>
+      <w:r>
+        <w:br/>
+      </w:r>
+      <w:r>
+        <w:rPr>
+          <w:rStyle w:val="VerbatimChar"/>
+        </w:rPr>
+        <w:t xml:space="preserve">========== MODEL COMPARISON TABLE ==========</w:t>
+      </w:r>
+    </w:p>
+    <w:p>
+      <w:pPr>
+        <w:pStyle w:val="SourceCode"/>
+      </w:pPr>
+      <w:r>
+        <w:rPr>
+          <w:rStyle w:val="VerbatimChar"/>
+        </w:rPr>
+        <w:t xml:space="preserve">           Model Adjusted_R2      AIC R2_vs_Full AIC_vs_Full</w:t>
+      </w:r>
+      <w:r>
+        <w:br/>
+      </w:r>
+      <w:r>
+        <w:rPr>
+          <w:rStyle w:val="VerbatimChar"/>
+        </w:rPr>
+        <w:t xml:space="preserve">1 Both Variables   0.5074180 115.8646  0.0000000    0.000000</w:t>
+      </w:r>
+      <w:r>
+        <w:br/>
+      </w:r>
+      <w:r>
+        <w:rPr>
+          <w:rStyle w:val="VerbatimChar"/>
+        </w:rPr>
+        <w:t xml:space="preserve">2 Elevation Only   0.2728722 123.5608 -0.2345459    7.696164</w:t>
+      </w:r>
+      <w:r>
+        <w:br/>
+      </w:r>
+      <w:r>
+        <w:rPr>
+          <w:rStyle w:val="VerbatimChar"/>
+        </w:rPr>
+        <w:t xml:space="preserve">3  Latitude Only   0.3129580 122.3132 -0.1944600    6.448613</w:t>
+      </w:r>
+    </w:p>
+    <w:p>
+      <w:pPr>
+        <w:pStyle w:val="SourceCode"/>
+      </w:pPr>
+      <w:r>
+        <w:br/>
+      </w:r>
+      <w:r>
+        <w:rPr>
+          <w:rStyle w:val="VerbatimChar"/>
+        </w:rPr>
+        <w:t xml:space="preserve">========== KEY FINDINGS ==========</w:t>
+      </w:r>
+    </w:p>
+    <w:p>
+      <w:pPr>
+        <w:pStyle w:val="SourceCode"/>
+      </w:pPr>
+      <w:r>
+        <w:rPr>
+          <w:rStyle w:val="VerbatimChar"/>
+        </w:rPr>
+        <w:t xml:space="preserve">Full Model AIC: 115.86 (Adjusted R²: 0.5074)</w:t>
+      </w:r>
+    </w:p>
+    <w:p>
+      <w:pPr>
+        <w:pStyle w:val="SourceCode"/>
+      </w:pPr>
+      <w:r>
+        <w:rPr>
+          <w:rStyle w:val="VerbatimChar"/>
+        </w:rPr>
+        <w:t xml:space="preserve">Elevation Only AIC: 123.56 (Adjusted R²: 0.2729)</w:t>
+      </w:r>
+    </w:p>
+    <w:p>
+      <w:pPr>
+        <w:pStyle w:val="SourceCode"/>
+      </w:pPr>
+      <w:r>
+        <w:rPr>
+          <w:rStyle w:val="VerbatimChar"/>
+        </w:rPr>
+        <w:t xml:space="preserve">Latitude Only AIC: 122.31 (Adjusted R²: 0.3130)</w:t>
+      </w:r>
+    </w:p>
+    <w:p>
+      <w:pPr>
+        <w:pStyle w:val="SourceCode"/>
+      </w:pPr>
+      <w:r>
+        <w:br/>
+      </w:r>
+      <w:r>
+        <w:rPr>
+          <w:rStyle w:val="VerbatimChar"/>
+        </w:rPr>
+        <w:t xml:space="preserve">--- Differences from Full Model ---</w:t>
+      </w:r>
+    </w:p>
+    <w:p>
+      <w:pPr>
+        <w:pStyle w:val="SourceCode"/>
+      </w:pPr>
+      <w:r>
+        <w:rPr>
+          <w:rStyle w:val="VerbatimChar"/>
+        </w:rPr>
+        <w:t xml:space="preserve">Removing latitude: AIC increases by 7.70, Adj R² decreases by -0.2345</w:t>
+      </w:r>
+    </w:p>
+    <w:p>
+      <w:pPr>
+        <w:pStyle w:val="SourceCode"/>
+      </w:pPr>
+      <w:r>
+        <w:rPr>
+          <w:rStyle w:val="VerbatimChar"/>
+        </w:rPr>
+        <w:t xml:space="preserve">Removing elevation: AIC increases by 6.45, Adj R² decreases by -0.1945</w:t>
+      </w:r>
+    </w:p>
+    <w:p>
+      <w:pPr>
+        <w:pStyle w:val="SourceCode"/>
+      </w:pPr>
+      <w:r>
+        <w:br/>
+      </w:r>
+      <w:r>
+        <w:rPr>
+          <w:rStyle w:val="VerbatimChar"/>
+        </w:rPr>
+        <w:t xml:space="preserve">========== CONCLUSION ==========</w:t>
+      </w:r>
+    </w:p>
+    <w:p>
+      <w:pPr>
+        <w:pStyle w:val="SourceCode"/>
+      </w:pPr>
+      <w:r>
+        <w:rPr>
+          <w:rStyle w:val="VerbatimChar"/>
+        </w:rPr>
+        <w:t xml:space="preserve">✓ Full model has LOWEST AIC (best fit)</w:t>
+      </w:r>
+    </w:p>
+    <w:p>
+      <w:pPr>
+        <w:pStyle w:val="SourceCode"/>
+      </w:pPr>
+      <w:r>
+        <w:rPr>
+          <w:rStyle w:val="VerbatimChar"/>
+        </w:rPr>
+        <w:t xml:space="preserve">✓ Full model has HIGHEST Adjusted R² (explains most variance)</w:t>
+      </w:r>
+    </w:p>
+    <w:p>
+      <w:pPr>
+        <w:pStyle w:val="SourceCode"/>
+      </w:pPr>
+      <w:r>
+        <w:rPr>
+          <w:rStyle w:val="VerbatimChar"/>
+        </w:rPr>
+        <w:t xml:space="preserve">✗ Removing either variable worsens model performance</w:t>
+      </w:r>
+    </w:p>
+    <w:p>
+      <w:pPr>
+        <w:pStyle w:val="SourceCode"/>
+      </w:pPr>
+      <w:r>
+        <w:br/>
+      </w:r>
+      <w:r>
+        <w:rPr>
+          <w:rStyle w:val="VerbatimChar"/>
+        </w:rPr>
+        <w:t xml:space="preserve">Both elevation and latitude are important predictors of ant species diversity!</w:t>
+      </w:r>
+    </w:p>
+    <w:bookmarkEnd w:id="93"/>
+    <w:bookmarkStart w:id="94" w:name="lecture-10-predictors"/>
+    <w:p>
+      <w:pPr>
+        <w:pStyle w:val="Heading1"/>
+      </w:pPr>
+      <w:r>
+        <w:rPr>
+          <w:b/>
+          <w:bCs/>
+        </w:rPr>
+        <w:t xml:space="preserve">Lecture 10:</w:t>
+      </w:r>
+      <w:r>
+        <w:t xml:space="preserve"> </w:t>
+      </w:r>
+      <w:r>
         <w:t xml:space="preserve">Predictors</w:t>
       </w:r>
     </w:p>
@@ -6721,6 +10049,164 @@
         <w:pStyle w:val="FirstParagraph"/>
       </w:pPr>
       <w:r>
+        <w:t xml:space="preserve">Usually want to know relative importance of predictors to explaining Y</w:t>
+      </w:r>
+    </w:p>
+    <w:p>
+      <w:pPr>
+        <w:pStyle w:val="Compact"/>
+        <w:numPr>
+          <w:ilvl w:val="0"/>
+          <w:numId w:val="1056"/>
+        </w:numPr>
+      </w:pPr>
+      <w:r>
+        <w:t xml:space="preserve">Three general approaches:</w:t>
+      </w:r>
+    </w:p>
+    <w:p>
+      <w:pPr>
+        <w:pStyle w:val="Compact"/>
+        <w:numPr>
+          <w:ilvl w:val="0"/>
+          <w:numId w:val="1056"/>
+        </w:numPr>
+      </w:pPr>
+      <w:r>
+        <w:t xml:space="preserve">Using F-tests (or t-tests) on partial regression slopes</w:t>
+      </w:r>
+    </w:p>
+    <w:p>
+      <w:pPr>
+        <w:pStyle w:val="Compact"/>
+        <w:numPr>
+          <w:ilvl w:val="0"/>
+          <w:numId w:val="1056"/>
+        </w:numPr>
+      </w:pPr>
+      <w:r>
+        <w:t xml:space="preserve">Using coefficient of partial determination</w:t>
+      </w:r>
+    </w:p>
+    <w:p>
+      <w:pPr>
+        <w:pStyle w:val="Compact"/>
+        <w:numPr>
+          <w:ilvl w:val="0"/>
+          <w:numId w:val="1056"/>
+        </w:numPr>
+      </w:pPr>
+      <w:r>
+        <w:t xml:space="preserve">Using standardized partial regression slopes</w:t>
+      </w:r>
+    </w:p>
+    <w:bookmarkEnd w:id="94"/>
+    <w:bookmarkStart w:id="95" w:name="lecture-10-predictors-1"/>
+    <w:p>
+      <w:pPr>
+        <w:pStyle w:val="Heading1"/>
+      </w:pPr>
+      <w:r>
+        <w:rPr>
+          <w:b/>
+          <w:bCs/>
+        </w:rPr>
+        <w:t xml:space="preserve">Lecture 10:</w:t>
+      </w:r>
+      <w:r>
+        <w:t xml:space="preserve"> </w:t>
+      </w:r>
+      <w:r>
+        <w:t xml:space="preserve">Predictors</w:t>
+      </w:r>
+    </w:p>
+    <w:p>
+      <w:pPr>
+        <w:pStyle w:val="FirstParagraph"/>
+      </w:pPr>
+      <w:r>
+        <w:t xml:space="preserve">Using F-tests (or t-tests) on partial regression slopes:</w:t>
+      </w:r>
+    </w:p>
+    <w:p>
+      <w:pPr>
+        <w:pStyle w:val="Compact"/>
+        <w:numPr>
+          <w:ilvl w:val="0"/>
+          <w:numId w:val="1057"/>
+        </w:numPr>
+      </w:pPr>
+      <w:r>
+        <w:t xml:space="preserve">Conduct F tests of Ho that each partial regression slope = 0</w:t>
+      </w:r>
+    </w:p>
+    <w:p>
+      <w:pPr>
+        <w:pStyle w:val="Compact"/>
+        <w:numPr>
+          <w:ilvl w:val="0"/>
+          <w:numId w:val="1057"/>
+        </w:numPr>
+      </w:pPr>
+      <w:r>
+        <w:t xml:space="preserve">If cannot reject Ho, discard predictor</w:t>
+      </w:r>
+    </w:p>
+    <w:p>
+      <w:pPr>
+        <w:pStyle w:val="Compact"/>
+        <w:numPr>
+          <w:ilvl w:val="0"/>
+          <w:numId w:val="1057"/>
+        </w:numPr>
+      </w:pPr>
+      <w:r>
+        <w:t xml:space="preserve">Can get additional clues from relative size of F-values</w:t>
+      </w:r>
+    </w:p>
+    <w:p>
+      <w:pPr>
+        <w:pStyle w:val="Compact"/>
+        <w:numPr>
+          <w:ilvl w:val="0"/>
+          <w:numId w:val="1057"/>
+        </w:numPr>
+      </w:pPr>
+      <w:r>
+        <w:t xml:space="preserve">Does not tell us absolute importance of predictor (usually can not</w:t>
+      </w:r>
+      <w:r>
+        <w:t xml:space="preserve"> </w:t>
+      </w:r>
+      <w:r>
+        <w:t xml:space="preserve">directly compare slope parameters)</w:t>
+      </w:r>
+    </w:p>
+    <w:bookmarkEnd w:id="95"/>
+    <w:bookmarkStart w:id="96" w:name="lecture-10-predictors-2"/>
+    <w:p>
+      <w:pPr>
+        <w:pStyle w:val="Heading1"/>
+      </w:pPr>
+      <w:r>
+        <w:rPr>
+          <w:b/>
+          <w:bCs/>
+        </w:rPr>
+        <w:t xml:space="preserve">Lecture 10:</w:t>
+      </w:r>
+      <w:r>
+        <w:t xml:space="preserve"> </w:t>
+      </w:r>
+      <w:r>
+        <w:t xml:space="preserve">Predictors</w:t>
+      </w:r>
+    </w:p>
+    <w:p>
+      <w:pPr>
+        <w:pStyle w:val="FirstParagraph"/>
+      </w:pPr>
+      <w:r>
         <w:t xml:space="preserve">Using coefficient of partial determination:</w:t>
       </w:r>
     </w:p>
@@ -6729,7 +10215,7 @@
         <w:pStyle w:val="Compact"/>
         <w:numPr>
           <w:ilvl w:val="0"/>
-          <w:numId w:val="1041"/>
+          <w:numId w:val="1058"/>
         </w:numPr>
       </w:pPr>
       <w:r>
@@ -6844,9 +10330,10 @@
     </w:p>
     <w:p>
       <w:pPr>
+        <w:pStyle w:val="Compact"/>
         <w:numPr>
           <w:ilvl w:val="0"/>
-          <w:numId w:val="1042"/>
+          <w:numId w:val="1059"/>
         </w:numPr>
       </w:pPr>
       <w:r>
@@ -6855,17 +10342,18 @@
     </w:p>
     <w:p>
       <w:pPr>
+        <w:pStyle w:val="Compact"/>
         <w:numPr>
           <w:ilvl w:val="0"/>
-          <w:numId w:val="1042"/>
+          <w:numId w:val="1059"/>
         </w:numPr>
       </w:pPr>
       <w:r>
         <w:t xml:space="preserve">Reduced SSresidual is the unexplained SS from model without Xj</w:t>
       </w:r>
     </w:p>
-    <w:bookmarkEnd w:id="88"/>
-    <w:bookmarkStart w:id="89" w:name="lecture-10-predictors-3"/>
+    <w:bookmarkEnd w:id="96"/>
+    <w:bookmarkStart w:id="98" w:name="lecture-10-predictors-3"/>
     <w:p>
       <w:pPr>
         <w:pStyle w:val="Heading1"/>
@@ -6884,9 +10372,10 @@
         <w:t xml:space="preserve">Predictors</w:t>
       </w:r>
     </w:p>
-    <w:p>
-      <w:pPr>
-        <w:pStyle w:val="FirstParagraph"/>
+    <w:bookmarkStart w:id="97" w:name="X49d9265867f380099032f0c536ac07fc8c0a22a"/>
+    <w:p>
+      <w:pPr>
+        <w:pStyle w:val="Heading3"/>
       </w:pPr>
       <w:r>
         <w:t xml:space="preserve">Using standardized partial regression slopes:</w:t>
@@ -6897,7 +10386,7 @@
         <w:pStyle w:val="Compact"/>
         <w:numPr>
           <w:ilvl w:val="0"/>
-          <w:numId w:val="1043"/>
+          <w:numId w:val="1060"/>
         </w:numPr>
       </w:pPr>
       <w:r>
@@ -6909,7 +10398,7 @@
         <w:pStyle w:val="Compact"/>
         <w:numPr>
           <w:ilvl w:val="0"/>
-          <w:numId w:val="1043"/>
+          <w:numId w:val="1060"/>
         </w:numPr>
       </w:pPr>
       <w:r>
@@ -6918,10 +10407,9 @@
     </w:p>
     <w:p>
       <w:pPr>
-        <w:pStyle w:val="Compact"/>
-        <w:numPr>
-          <w:ilvl w:val="0"/>
-          <w:numId w:val="1043"/>
+        <w:numPr>
+          <w:ilvl w:val="1"/>
+          <w:numId w:val="1061"/>
         </w:numPr>
       </w:pPr>
       <w:r>
@@ -6930,18 +10418,18 @@
     </w:p>
     <w:p>
       <w:pPr>
-        <w:pStyle w:val="Compact"/>
-        <w:numPr>
-          <w:ilvl w:val="0"/>
-          <w:numId w:val="1043"/>
+        <w:numPr>
+          <w:ilvl w:val="1"/>
+          <w:numId w:val="1061"/>
         </w:numPr>
       </w:pPr>
       <w:r>
         <w:t xml:space="preserve">Scales are identical and larger PRS mean more important variable</w:t>
       </w:r>
     </w:p>
-    <w:bookmarkEnd w:id="89"/>
-    <w:bookmarkStart w:id="93" w:name="lecture-10-predictors-4"/>
+    <w:bookmarkEnd w:id="97"/>
+    <w:bookmarkEnd w:id="98"/>
+    <w:bookmarkStart w:id="99" w:name="lecture-10-predictors-4"/>
     <w:p>
       <w:pPr>
         <w:pStyle w:val="Heading1"/>
@@ -6962,210 +10450,397 @@
     </w:p>
     <w:p>
       <w:pPr>
-        <w:pStyle w:val="FirstParagraph"/>
-      </w:pPr>
-      <w:r>
-        <w:t xml:space="preserve">Using partial r2 values:</w:t>
-      </w:r>
-    </w:p>
-    <w:p>
-      <w:pPr>
-        <w:pStyle w:val="BodyText"/>
-      </w:pPr>
-      <w:r>
-        <w:drawing>
-          <wp:inline>
-            <wp:extent cx="6578600" cy="2516357"/>
-            <wp:effectExtent b="0" l="0" r="0" t="0"/>
-            <wp:docPr descr="" title="" id="91" name="Picture"/>
-            <a:graphic>
-              <a:graphicData uri="http://schemas.openxmlformats.org/drawingml/2006/picture">
-                <pic:pic>
-                  <pic:nvPicPr>
-                    <pic:cNvPr descr="images/clipboard-2521916586.png" id="92" name="Picture"/>
-                    <pic:cNvPicPr>
-                      <a:picLocks noChangeArrowheads="1" noChangeAspect="1"/>
-                    </pic:cNvPicPr>
-                  </pic:nvPicPr>
-                  <pic:blipFill>
-                    <a:blip r:embed="rId90"/>
-                    <a:stretch>
-                      <a:fillRect/>
-                    </a:stretch>
-                  </pic:blipFill>
-                  <pic:spPr bwMode="auto">
-                    <a:xfrm>
-                      <a:off x="0" y="0"/>
-                      <a:ext cx="6578600" cy="2516357"/>
-                    </a:xfrm>
-                    <a:prstGeom prst="rect">
-                      <a:avLst/>
-                    </a:prstGeom>
-                    <a:noFill/>
-                    <a:ln w="9525">
-                      <a:noFill/>
-                      <a:headEnd/>
-                      <a:tailEnd/>
-                    </a:ln>
-                  </pic:spPr>
-                </pic:pic>
-              </a:graphicData>
-            </a:graphic>
-          </wp:inline>
-        </w:drawing>
-      </w:r>
-    </w:p>
-    <w:bookmarkEnd w:id="93"/>
-    <w:bookmarkStart w:id="97" w:name="lecture-10-reporting-results"/>
-    <w:p>
-      <w:pPr>
-        <w:pStyle w:val="Heading1"/>
+        <w:pStyle w:val="Compact"/>
+        <w:numPr>
+          <w:ilvl w:val="0"/>
+          <w:numId w:val="1062"/>
+        </w:numPr>
+      </w:pPr>
+      <w:r>
+        <w:t xml:space="preserve">Using partial r</w:t>
+      </w:r>
+      <w:r>
+        <w:rPr>
+          <w:vertAlign w:val="superscript"/>
+        </w:rPr>
+        <w:t xml:space="preserve">2</w:t>
+      </w:r>
+      <w:r>
+        <w:t xml:space="preserve"> </w:t>
+      </w:r>
+      <w:r>
+        <w:t xml:space="preserve">values</w:t>
+      </w:r>
+    </w:p>
+    <w:p>
+      <w:pPr>
+        <w:numPr>
+          <w:ilvl w:val="1"/>
+          <w:numId w:val="1063"/>
+        </w:numPr>
       </w:pPr>
       <w:r>
         <w:rPr>
           <w:b/>
           <w:bCs/>
         </w:rPr>
-        <w:t xml:space="preserve">Lecture 10:</w:t>
-      </w:r>
-      <w:r>
-        <w:t xml:space="preserve"> </w:t>
-      </w:r>
-      <w:r>
-        <w:t xml:space="preserve">Reporting results</w:t>
-      </w:r>
-    </w:p>
-    <w:p>
-      <w:pPr>
-        <w:pStyle w:val="FirstParagraph"/>
-      </w:pPr>
-      <w:r>
-        <w:t xml:space="preserve">Results are easiest to report in tabular format</w:t>
-      </w:r>
-    </w:p>
-    <w:p>
-      <w:pPr>
-        <w:pStyle w:val="BodyText"/>
-      </w:pPr>
-      <w:r>
-        <w:drawing>
-          <wp:inline>
-            <wp:extent cx="6100262" cy="5243412"/>
-            <wp:effectExtent b="0" l="0" r="0" t="0"/>
-            <wp:docPr descr="" title="" id="95" name="Picture"/>
-            <a:graphic>
-              <a:graphicData uri="http://schemas.openxmlformats.org/drawingml/2006/picture">
-                <pic:pic>
-                  <pic:nvPicPr>
-                    <pic:cNvPr descr="images/clipboard-829166687.png" id="96" name="Picture"/>
-                    <pic:cNvPicPr>
-                      <a:picLocks noChangeArrowheads="1" noChangeAspect="1"/>
-                    </pic:cNvPicPr>
-                  </pic:nvPicPr>
-                  <pic:blipFill>
-                    <a:blip r:embed="rId94"/>
-                    <a:stretch>
-                      <a:fillRect/>
-                    </a:stretch>
-                  </pic:blipFill>
-                  <pic:spPr bwMode="auto">
-                    <a:xfrm>
-                      <a:off x="0" y="0"/>
-                      <a:ext cx="6100262" cy="5243412"/>
-                    </a:xfrm>
-                    <a:prstGeom prst="rect">
-                      <a:avLst/>
-                    </a:prstGeom>
-                    <a:noFill/>
-                    <a:ln w="9525">
-                      <a:noFill/>
-                      <a:headEnd/>
-                      <a:tailEnd/>
-                    </a:ln>
-                  </pic:spPr>
-                </pic:pic>
-              </a:graphicData>
-            </a:graphic>
-          </wp:inline>
-        </w:drawing>
-      </w:r>
-    </w:p>
-    <w:bookmarkEnd w:id="97"/>
-    <w:bookmarkStart w:id="101" w:name="lecture-10-reporting-results-1"/>
-    <w:p>
-      <w:pPr>
-        <w:pStyle w:val="Heading1"/>
+        <w:t xml:space="preserve">pEta_sqr (Partial Eta Squared):</w:t>
+      </w:r>
+    </w:p>
+    <w:p>
+      <w:pPr>
+        <w:numPr>
+          <w:ilvl w:val="2"/>
+          <w:numId w:val="1064"/>
+        </w:numPr>
       </w:pPr>
       <w:r>
         <w:rPr>
           <w:b/>
           <w:bCs/>
         </w:rPr>
-        <w:t xml:space="preserve">Lecture 10:</w:t>
-      </w:r>
-      <w:r>
-        <w:t xml:space="preserve"> </w:t>
-      </w:r>
-      <w:r>
-        <w:t xml:space="preserve">Reporting results</w:t>
-      </w:r>
-    </w:p>
-    <w:p>
-      <w:pPr>
-        <w:pStyle w:val="FirstParagraph"/>
-      </w:pPr>
-      <w:r>
-        <w:t xml:space="preserve">Results are easiest to report in tabular format</w:t>
-      </w:r>
-    </w:p>
-    <w:p>
-      <w:pPr>
-        <w:pStyle w:val="BodyText"/>
-      </w:pPr>
-      <w:r>
-        <w:drawing>
-          <wp:inline>
-            <wp:extent cx="6578600" cy="2729943"/>
-            <wp:effectExtent b="0" l="0" r="0" t="0"/>
-            <wp:docPr descr="" title="" id="99" name="Picture"/>
-            <a:graphic>
-              <a:graphicData uri="http://schemas.openxmlformats.org/drawingml/2006/picture">
-                <pic:pic>
-                  <pic:nvPicPr>
-                    <pic:cNvPr descr="images/clipboard-2807428674.png" id="100" name="Picture"/>
-                    <pic:cNvPicPr>
-                      <a:picLocks noChangeArrowheads="1" noChangeAspect="1"/>
-                    </pic:cNvPicPr>
-                  </pic:nvPicPr>
-                  <pic:blipFill>
-                    <a:blip r:embed="rId98"/>
-                    <a:stretch>
-                      <a:fillRect/>
-                    </a:stretch>
-                  </pic:blipFill>
-                  <pic:spPr bwMode="auto">
-                    <a:xfrm>
-                      <a:off x="0" y="0"/>
-                      <a:ext cx="6578600" cy="2729943"/>
-                    </a:xfrm>
-                    <a:prstGeom prst="rect">
-                      <a:avLst/>
-                    </a:prstGeom>
-                    <a:noFill/>
-                    <a:ln w="9525">
-                      <a:noFill/>
-                      <a:headEnd/>
-                      <a:tailEnd/>
-                    </a:ln>
-                  </pic:spPr>
-                </pic:pic>
-              </a:graphicData>
-            </a:graphic>
-          </wp:inline>
-        </w:drawing>
-      </w:r>
-    </w:p>
-    <w:bookmarkEnd w:id="101"/>
+        <w:t xml:space="preserve">Elevation: 0.3189 (31.9%)</w:t>
+      </w:r>
+      <w:r>
+        <w:t xml:space="preserve"> </w:t>
+      </w:r>
+      <w:r>
+        <w:t xml:space="preserve">- Elevation explains 31.9% of</w:t>
+      </w:r>
+      <w:r>
+        <w:t xml:space="preserve"> </w:t>
+      </w:r>
+      <w:r>
+        <w:t xml:space="preserve">the variance</w:t>
+      </w:r>
+      <w:r>
+        <w:t xml:space="preserve"> </w:t>
+      </w:r>
+      <w:r>
+        <w:rPr>
+          <w:i/>
+          <w:iCs/>
+        </w:rPr>
+        <w:t xml:space="preserve">after controlling for latitude</w:t>
+      </w:r>
+    </w:p>
+    <w:p>
+      <w:pPr>
+        <w:numPr>
+          <w:ilvl w:val="2"/>
+          <w:numId w:val="1064"/>
+        </w:numPr>
+      </w:pPr>
+      <w:r>
+        <w:rPr>
+          <w:b/>
+          <w:bCs/>
+        </w:rPr>
+        <w:t xml:space="preserve">Latitude: 0.3564 (35.6%)</w:t>
+      </w:r>
+      <w:r>
+        <w:t xml:space="preserve"> </w:t>
+      </w:r>
+      <w:r>
+        <w:t xml:space="preserve">- Latitude explains 35.6% of</w:t>
+      </w:r>
+      <w:r>
+        <w:t xml:space="preserve"> </w:t>
+      </w:r>
+      <w:r>
+        <w:t xml:space="preserve">the variance</w:t>
+      </w:r>
+      <w:r>
+        <w:t xml:space="preserve"> </w:t>
+      </w:r>
+      <w:r>
+        <w:rPr>
+          <w:i/>
+          <w:iCs/>
+        </w:rPr>
+        <w:t xml:space="preserve">after controlling for elevation</w:t>
+      </w:r>
+    </w:p>
+    <w:p>
+      <w:pPr>
+        <w:numPr>
+          <w:ilvl w:val="2"/>
+          <w:numId w:val="1064"/>
+        </w:numPr>
+      </w:pPr>
+      <w:r>
+        <w:t xml:space="preserve">Both are important predictors! Latitude is slightly stronger</w:t>
+      </w:r>
+    </w:p>
+    <w:p>
+      <w:pPr>
+        <w:pStyle w:val="Compact"/>
+        <w:numPr>
+          <w:ilvl w:val="0"/>
+          <w:numId w:val="1062"/>
+        </w:numPr>
+      </w:pPr>
+      <w:r>
+        <w:t xml:space="preserve">dR_sqr (Delta R Squared / Semi-partial R²):</w:t>
+      </w:r>
+    </w:p>
+    <w:p>
+      <w:pPr>
+        <w:numPr>
+          <w:ilvl w:val="1"/>
+          <w:numId w:val="1065"/>
+        </w:numPr>
+      </w:pPr>
+      <w:r>
+        <w:t xml:space="preserve">Elevation: 0.2087 (20.9%)</w:t>
+      </w:r>
+    </w:p>
+    <w:p>
+      <w:pPr>
+        <w:pStyle w:val="Compact"/>
+        <w:numPr>
+          <w:ilvl w:val="2"/>
+          <w:numId w:val="1066"/>
+        </w:numPr>
+      </w:pPr>
+      <w:r>
+        <w:t xml:space="preserve">If you removed elevation from the model, R² would drop by</w:t>
+      </w:r>
+      <w:r>
+        <w:t xml:space="preserve"> </w:t>
+      </w:r>
+      <w:r>
+        <w:t xml:space="preserve">20.9%</w:t>
+      </w:r>
+    </w:p>
+    <w:p>
+      <w:pPr>
+        <w:numPr>
+          <w:ilvl w:val="1"/>
+          <w:numId w:val="1065"/>
+        </w:numPr>
+      </w:pPr>
+      <w:r>
+        <w:t xml:space="preserve">Latitude: 0.2468 (24.7%)</w:t>
+      </w:r>
+    </w:p>
+    <w:p>
+      <w:pPr>
+        <w:numPr>
+          <w:ilvl w:val="1"/>
+          <w:numId w:val="1065"/>
+        </w:numPr>
+      </w:pPr>
+      <w:r>
+        <w:t xml:space="preserve">If you removed latitude from the model, R² would drop by 24.7%</w:t>
+      </w:r>
+    </w:p>
+    <w:p>
+      <w:pPr>
+        <w:pStyle w:val="Compact"/>
+        <w:numPr>
+          <w:ilvl w:val="0"/>
+          <w:numId w:val="1062"/>
+        </w:numPr>
+      </w:pPr>
+      <w:r>
+        <w:t xml:space="preserve">Shows the unique contribution of each predictor to the total</w:t>
+      </w:r>
+      <w:r>
+        <w:t xml:space="preserve"> </w:t>
+      </w:r>
+      <w:r>
+        <w:t xml:space="preserve">variance explained</w:t>
+      </w:r>
+    </w:p>
+    <w:p>
+      <w:pPr>
+        <w:pStyle w:val="SourceCode"/>
+      </w:pPr>
+      <w:r>
+        <w:br/>
+      </w:r>
+      <w:r>
+        <w:rPr>
+          <w:rStyle w:val="VerbatimChar"/>
+        </w:rPr>
+        <w:t xml:space="preserve">== Method 2: Type II ANOVA (car package) ==</w:t>
+      </w:r>
+    </w:p>
+    <w:p>
+      <w:pPr>
+        <w:pStyle w:val="SourceCode"/>
+      </w:pPr>
+      <w:r>
+        <w:rPr>
+          <w:rStyle w:val="VerbatimChar"/>
+        </w:rPr>
+        <w:t xml:space="preserve">Anova Table (Type II tests)</w:t>
+      </w:r>
+      <w:r>
+        <w:br/>
+      </w:r>
+      <w:r>
+        <w:br/>
+      </w:r>
+      <w:r>
+        <w:rPr>
+          <w:rStyle w:val="VerbatimChar"/>
+        </w:rPr>
+        <w:t xml:space="preserve">Response: ant_spp</w:t>
+      </w:r>
+      <w:r>
+        <w:br/>
+      </w:r>
+      <w:r>
+        <w:rPr>
+          <w:rStyle w:val="VerbatimChar"/>
+        </w:rPr>
+        <w:t xml:space="preserve">           Sum Sq Df F value   Pr(&gt;F)   </w:t>
+      </w:r>
+      <w:r>
+        <w:br/>
+      </w:r>
+      <w:r>
+        <w:rPr>
+          <w:rStyle w:val="VerbatimChar"/>
+        </w:rPr>
+        <w:t xml:space="preserve">elevation  81.224  1  8.8955 0.007652 **</w:t>
+      </w:r>
+      <w:r>
+        <w:br/>
+      </w:r>
+      <w:r>
+        <w:rPr>
+          <w:rStyle w:val="VerbatimChar"/>
+        </w:rPr>
+        <w:t xml:space="preserve">latitude   96.085  1 10.5231 0.004272 **</w:t>
+      </w:r>
+      <w:r>
+        <w:br/>
+      </w:r>
+      <w:r>
+        <w:rPr>
+          <w:rStyle w:val="VerbatimChar"/>
+        </w:rPr>
+        <w:t xml:space="preserve">Residuals 173.487 19                    </w:t>
+      </w:r>
+      <w:r>
+        <w:br/>
+      </w:r>
+      <w:r>
+        <w:rPr>
+          <w:rStyle w:val="VerbatimChar"/>
+        </w:rPr>
+        <w:t xml:space="preserve">---</w:t>
+      </w:r>
+      <w:r>
+        <w:br/>
+      </w:r>
+      <w:r>
+        <w:rPr>
+          <w:rStyle w:val="VerbatimChar"/>
+        </w:rPr>
+        <w:t xml:space="preserve">Signif. codes:  0 '***' 0.001 '**' 0.01 '*' 0.05 '.' 0.1 ' ' 1</w:t>
+      </w:r>
+    </w:p>
+    <w:p>
+      <w:pPr>
+        <w:pStyle w:val="SourceCode"/>
+      </w:pPr>
+      <w:r>
+        <w:rPr>
+          <w:rStyle w:val="VerbatimChar"/>
+        </w:rPr>
+        <w:t xml:space="preserve">== Coefficients Table ==</w:t>
+      </w:r>
+    </w:p>
+    <w:p>
+      <w:pPr>
+        <w:pStyle w:val="SourceCode"/>
+      </w:pPr>
+      <w:r>
+        <w:rPr>
+          <w:rStyle w:val="VerbatimChar"/>
+        </w:rPr>
+        <w:t xml:space="preserve"> Coefficients    SSR df pEta_sqr dR_sqr</w:t>
+      </w:r>
+      <w:r>
+        <w:br/>
+      </w:r>
+      <w:r>
+        <w:rPr>
+          <w:rStyle w:val="VerbatimChar"/>
+        </w:rPr>
+        <w:t xml:space="preserve">    elevation  81.22  1   0.3189 0.2087</w:t>
+      </w:r>
+      <w:r>
+        <w:br/>
+      </w:r>
+      <w:r>
+        <w:rPr>
+          <w:rStyle w:val="VerbatimChar"/>
+        </w:rPr>
+        <w:t xml:space="preserve">     latitude  96.09  1   0.3564 0.2468</w:t>
+      </w:r>
+      <w:r>
+        <w:br/>
+      </w:r>
+      <w:r>
+        <w:rPr>
+          <w:rStyle w:val="VerbatimChar"/>
+        </w:rPr>
+        <w:t xml:space="preserve">    Residuals 173.49 19   0.5000 0.4457</w:t>
+      </w:r>
+    </w:p>
+    <w:p>
+      <w:pPr>
+        <w:pStyle w:val="SourceCode"/>
+      </w:pPr>
+      <w:r>
+        <w:br/>
+      </w:r>
+      <w:r>
+        <w:rPr>
+          <w:rStyle w:val="VerbatimChar"/>
+        </w:rPr>
+        <w:t xml:space="preserve">== Summary Statistics ==</w:t>
+      </w:r>
+    </w:p>
+    <w:p>
+      <w:pPr>
+        <w:pStyle w:val="SourceCode"/>
+      </w:pPr>
+      <w:r>
+        <w:rPr>
+          <w:rStyle w:val="VerbatimChar"/>
+        </w:rPr>
+        <w:t xml:space="preserve">Sum of squared errors (SSE): 173.5</w:t>
+      </w:r>
+    </w:p>
+    <w:p>
+      <w:pPr>
+        <w:pStyle w:val="SourceCode"/>
+      </w:pPr>
+      <w:r>
+        <w:rPr>
+          <w:rStyle w:val="VerbatimChar"/>
+        </w:rPr>
+        <w:t xml:space="preserve">Sum of squared total (SST): 389.3</w:t>
+      </w:r>
+    </w:p>
+    <w:p>
+      <w:pPr>
+        <w:pStyle w:val="SourceCode"/>
+      </w:pPr>
+      <w:r>
+        <w:rPr>
+          <w:rStyle w:val="VerbatimChar"/>
+        </w:rPr>
+        <w:t xml:space="preserve">Model R²: 0.5543</w:t>
+      </w:r>
+    </w:p>
+    <w:bookmarkEnd w:id="99"/>
     <w:sectPr>
       <w:pgSz w:h="15840" w:w="12240"/>
       <w:pgMar w:bottom="720" w:footer="720" w:gutter="0" w:header="720" w:left="1152" w:right="720" w:top="720"/>
@@ -7510,6 +11185,75 @@
     <w:abstractNumId w:val="991"/>
   </w:num>
   <w:num w:numId="1043">
+    <w:abstractNumId w:val="991"/>
+  </w:num>
+  <w:num w:numId="1044">
+    <w:abstractNumId w:val="991"/>
+  </w:num>
+  <w:num w:numId="1045">
+    <w:abstractNumId w:val="991"/>
+  </w:num>
+  <w:num w:numId="1046">
+    <w:abstractNumId w:val="991"/>
+  </w:num>
+  <w:num w:numId="1047">
+    <w:abstractNumId w:val="991"/>
+  </w:num>
+  <w:num w:numId="1048">
+    <w:abstractNumId w:val="991"/>
+  </w:num>
+  <w:num w:numId="1049">
+    <w:abstractNumId w:val="991"/>
+  </w:num>
+  <w:num w:numId="1050">
+    <w:abstractNumId w:val="991"/>
+  </w:num>
+  <w:num w:numId="1051">
+    <w:abstractNumId w:val="991"/>
+  </w:num>
+  <w:num w:numId="1052">
+    <w:abstractNumId w:val="991"/>
+  </w:num>
+  <w:num w:numId="1053">
+    <w:abstractNumId w:val="991"/>
+  </w:num>
+  <w:num w:numId="1054">
+    <w:abstractNumId w:val="991"/>
+  </w:num>
+  <w:num w:numId="1055">
+    <w:abstractNumId w:val="991"/>
+  </w:num>
+  <w:num w:numId="1056">
+    <w:abstractNumId w:val="991"/>
+  </w:num>
+  <w:num w:numId="1057">
+    <w:abstractNumId w:val="991"/>
+  </w:num>
+  <w:num w:numId="1058">
+    <w:abstractNumId w:val="991"/>
+  </w:num>
+  <w:num w:numId="1059">
+    <w:abstractNumId w:val="991"/>
+  </w:num>
+  <w:num w:numId="1060">
+    <w:abstractNumId w:val="991"/>
+  </w:num>
+  <w:num w:numId="1061">
+    <w:abstractNumId w:val="991"/>
+  </w:num>
+  <w:num w:numId="1062">
+    <w:abstractNumId w:val="991"/>
+  </w:num>
+  <w:num w:numId="1063">
+    <w:abstractNumId w:val="991"/>
+  </w:num>
+  <w:num w:numId="1064">
+    <w:abstractNumId w:val="991"/>
+  </w:num>
+  <w:num w:numId="1065">
+    <w:abstractNumId w:val="991"/>
+  </w:num>
+  <w:num w:numId="1066">
     <w:abstractNumId w:val="991"/>
   </w:num>
 </w:numbering>

--- a/docs/ecostats_lectures/lecture_10/10_01_lecture_powerpoint.docx
+++ b/docs/ecostats_lectures/lecture_10/10_01_lecture_powerpoint.docx
@@ -6208,810 +6208,7 @@
     </w:p>
     <w:p>
       <w:pPr>
-        <w:pStyle w:val="SourceCode"/>
-      </w:pPr>
-      <w:r>
-        <w:rPr>
-          <w:rStyle w:val="CommentTok"/>
-        </w:rPr>
-        <w:t xml:space="preserve">#| echo: false</w:t>
-      </w:r>
-      <w:r>
-        <w:br/>
-      </w:r>
-      <w:r>
-        <w:rPr>
-          <w:rStyle w:val="CommentTok"/>
-        </w:rPr>
-        <w:t xml:space="preserve">#| message: false</w:t>
-      </w:r>
-      <w:r>
-        <w:br/>
-      </w:r>
-      <w:r>
-        <w:rPr>
-          <w:rStyle w:val="CommentTok"/>
-        </w:rPr>
-        <w:t xml:space="preserve">#| warning: false</w:t>
-      </w:r>
-      <w:r>
-        <w:br/>
-      </w:r>
-      <w:r>
-        <w:rPr>
-          <w:rStyle w:val="CommentTok"/>
-        </w:rPr>
-        <w:t xml:space="preserve">#| paged-print: false</w:t>
-      </w:r>
-      <w:r>
-        <w:br/>
-      </w:r>
-      <w:r>
-        <w:rPr>
-          <w:rStyle w:val="CommentTok"/>
-        </w:rPr>
-        <w:t xml:space="preserve"># Plot 1: Ant species vs Elevation</w:t>
-      </w:r>
-      <w:r>
-        <w:br/>
-      </w:r>
-      <w:r>
-        <w:rPr>
-          <w:rStyle w:val="NormalTok"/>
-        </w:rPr>
-        <w:t xml:space="preserve">p1 </w:t>
-      </w:r>
-      <w:r>
-        <w:rPr>
-          <w:rStyle w:val="OtherTok"/>
-        </w:rPr>
-        <w:t xml:space="preserve">&lt;-</w:t>
-      </w:r>
-      <w:r>
-        <w:rPr>
-          <w:rStyle w:val="NormalTok"/>
-        </w:rPr>
-        <w:t xml:space="preserve"> </w:t>
-      </w:r>
-      <w:r>
-        <w:rPr>
-          <w:rStyle w:val="FunctionTok"/>
-        </w:rPr>
-        <w:t xml:space="preserve">ggplot</w:t>
-      </w:r>
-      <w:r>
-        <w:rPr>
-          <w:rStyle w:val="NormalTok"/>
-        </w:rPr>
-        <w:t xml:space="preserve">(ant_df, </w:t>
-      </w:r>
-      <w:r>
-        <w:rPr>
-          <w:rStyle w:val="FunctionTok"/>
-        </w:rPr>
-        <w:t xml:space="preserve">aes</w:t>
-      </w:r>
-      <w:r>
-        <w:rPr>
-          <w:rStyle w:val="NormalTok"/>
-        </w:rPr>
-        <w:t xml:space="preserve">(</w:t>
-      </w:r>
-      <w:r>
-        <w:rPr>
-          <w:rStyle w:val="AttributeTok"/>
-        </w:rPr>
-        <w:t xml:space="preserve">x =</w:t>
-      </w:r>
-      <w:r>
-        <w:rPr>
-          <w:rStyle w:val="NormalTok"/>
-        </w:rPr>
-        <w:t xml:space="preserve"> elevation, </w:t>
-      </w:r>
-      <w:r>
-        <w:rPr>
-          <w:rStyle w:val="AttributeTok"/>
-        </w:rPr>
-        <w:t xml:space="preserve">y =</w:t>
-      </w:r>
-      <w:r>
-        <w:rPr>
-          <w:rStyle w:val="NormalTok"/>
-        </w:rPr>
-        <w:t xml:space="preserve"> ant_spp)) </w:t>
-      </w:r>
-      <w:r>
-        <w:rPr>
-          <w:rStyle w:val="SpecialCharTok"/>
-        </w:rPr>
-        <w:t xml:space="preserve">+</w:t>
-      </w:r>
-      <w:r>
-        <w:br/>
-      </w:r>
-      <w:r>
-        <w:rPr>
-          <w:rStyle w:val="NormalTok"/>
-        </w:rPr>
-        <w:t xml:space="preserve">  </w:t>
-      </w:r>
-      <w:r>
-        <w:rPr>
-          <w:rStyle w:val="FunctionTok"/>
-        </w:rPr>
-        <w:t xml:space="preserve">geom_point</w:t>
-      </w:r>
-      <w:r>
-        <w:rPr>
-          <w:rStyle w:val="NormalTok"/>
-        </w:rPr>
-        <w:t xml:space="preserve">(</w:t>
-      </w:r>
-      <w:r>
-        <w:rPr>
-          <w:rStyle w:val="AttributeTok"/>
-        </w:rPr>
-        <w:t xml:space="preserve">size =</w:t>
-      </w:r>
-      <w:r>
-        <w:rPr>
-          <w:rStyle w:val="NormalTok"/>
-        </w:rPr>
-        <w:t xml:space="preserve"> </w:t>
-      </w:r>
-      <w:r>
-        <w:rPr>
-          <w:rStyle w:val="DecValTok"/>
-        </w:rPr>
-        <w:t xml:space="preserve">3</w:t>
-      </w:r>
-      <w:r>
-        <w:rPr>
-          <w:rStyle w:val="NormalTok"/>
-        </w:rPr>
-        <w:t xml:space="preserve">, </w:t>
-      </w:r>
-      <w:r>
-        <w:rPr>
-          <w:rStyle w:val="AttributeTok"/>
-        </w:rPr>
-        <w:t xml:space="preserve">color =</w:t>
-      </w:r>
-      <w:r>
-        <w:rPr>
-          <w:rStyle w:val="NormalTok"/>
-        </w:rPr>
-        <w:t xml:space="preserve"> </w:t>
-      </w:r>
-      <w:r>
-        <w:rPr>
-          <w:rStyle w:val="StringTok"/>
-        </w:rPr>
-        <w:t xml:space="preserve">"steelblue"</w:t>
-      </w:r>
-      <w:r>
-        <w:rPr>
-          <w:rStyle w:val="NormalTok"/>
-        </w:rPr>
-        <w:t xml:space="preserve">) </w:t>
-      </w:r>
-      <w:r>
-        <w:rPr>
-          <w:rStyle w:val="SpecialCharTok"/>
-        </w:rPr>
-        <w:t xml:space="preserve">+</w:t>
-      </w:r>
-      <w:r>
-        <w:br/>
-      </w:r>
-      <w:r>
-        <w:rPr>
-          <w:rStyle w:val="NormalTok"/>
-        </w:rPr>
-        <w:t xml:space="preserve">  </w:t>
-      </w:r>
-      <w:r>
-        <w:rPr>
-          <w:rStyle w:val="FunctionTok"/>
-        </w:rPr>
-        <w:t xml:space="preserve">geom_smooth</w:t>
-      </w:r>
-      <w:r>
-        <w:rPr>
-          <w:rStyle w:val="NormalTok"/>
-        </w:rPr>
-        <w:t xml:space="preserve">(</w:t>
-      </w:r>
-      <w:r>
-        <w:rPr>
-          <w:rStyle w:val="AttributeTok"/>
-        </w:rPr>
-        <w:t xml:space="preserve">method =</w:t>
-      </w:r>
-      <w:r>
-        <w:rPr>
-          <w:rStyle w:val="NormalTok"/>
-        </w:rPr>
-        <w:t xml:space="preserve"> </w:t>
-      </w:r>
-      <w:r>
-        <w:rPr>
-          <w:rStyle w:val="StringTok"/>
-        </w:rPr>
-        <w:t xml:space="preserve">"lm"</w:t>
-      </w:r>
-      <w:r>
-        <w:rPr>
-          <w:rStyle w:val="NormalTok"/>
-        </w:rPr>
-        <w:t xml:space="preserve">, </w:t>
-      </w:r>
-      <w:r>
-        <w:rPr>
-          <w:rStyle w:val="AttributeTok"/>
-        </w:rPr>
-        <w:t xml:space="preserve">se =</w:t>
-      </w:r>
-      <w:r>
-        <w:rPr>
-          <w:rStyle w:val="NormalTok"/>
-        </w:rPr>
-        <w:t xml:space="preserve"> </w:t>
-      </w:r>
-      <w:r>
-        <w:rPr>
-          <w:rStyle w:val="ConstantTok"/>
-        </w:rPr>
-        <w:t xml:space="preserve">TRUE</w:t>
-      </w:r>
-      <w:r>
-        <w:rPr>
-          <w:rStyle w:val="NormalTok"/>
-        </w:rPr>
-        <w:t xml:space="preserve">, </w:t>
-      </w:r>
-      <w:r>
-        <w:rPr>
-          <w:rStyle w:val="AttributeTok"/>
-        </w:rPr>
-        <w:t xml:space="preserve">color =</w:t>
-      </w:r>
-      <w:r>
-        <w:rPr>
-          <w:rStyle w:val="NormalTok"/>
-        </w:rPr>
-        <w:t xml:space="preserve"> </w:t>
-      </w:r>
-      <w:r>
-        <w:rPr>
-          <w:rStyle w:val="StringTok"/>
-        </w:rPr>
-        <w:t xml:space="preserve">"red"</w:t>
-      </w:r>
-      <w:r>
-        <w:rPr>
-          <w:rStyle w:val="NormalTok"/>
-        </w:rPr>
-        <w:t xml:space="preserve">) </w:t>
-      </w:r>
-      <w:r>
-        <w:rPr>
-          <w:rStyle w:val="SpecialCharTok"/>
-        </w:rPr>
-        <w:t xml:space="preserve">+</w:t>
-      </w:r>
-      <w:r>
-        <w:br/>
-      </w:r>
-      <w:r>
-        <w:rPr>
-          <w:rStyle w:val="NormalTok"/>
-        </w:rPr>
-        <w:t xml:space="preserve">  </w:t>
-      </w:r>
-      <w:r>
-        <w:rPr>
-          <w:rStyle w:val="FunctionTok"/>
-        </w:rPr>
-        <w:t xml:space="preserve">labs</w:t>
-      </w:r>
-      <w:r>
-        <w:rPr>
-          <w:rStyle w:val="NormalTok"/>
-        </w:rPr>
-        <w:t xml:space="preserve">(</w:t>
-      </w:r>
-      <w:r>
-        <w:rPr>
-          <w:rStyle w:val="AttributeTok"/>
-        </w:rPr>
-        <w:t xml:space="preserve">x =</w:t>
-      </w:r>
-      <w:r>
-        <w:rPr>
-          <w:rStyle w:val="NormalTok"/>
-        </w:rPr>
-        <w:t xml:space="preserve"> </w:t>
-      </w:r>
-      <w:r>
-        <w:rPr>
-          <w:rStyle w:val="StringTok"/>
-        </w:rPr>
-        <w:t xml:space="preserve">"Elevation (m)"</w:t>
-      </w:r>
-      <w:r>
-        <w:rPr>
-          <w:rStyle w:val="NormalTok"/>
-        </w:rPr>
-        <w:t xml:space="preserve">, </w:t>
-      </w:r>
-      <w:r>
-        <w:br/>
-      </w:r>
-      <w:r>
-        <w:rPr>
-          <w:rStyle w:val="NormalTok"/>
-        </w:rPr>
-        <w:t xml:space="preserve">       </w:t>
-      </w:r>
-      <w:r>
-        <w:rPr>
-          <w:rStyle w:val="AttributeTok"/>
-        </w:rPr>
-        <w:t xml:space="preserve">y =</w:t>
-      </w:r>
-      <w:r>
-        <w:rPr>
-          <w:rStyle w:val="NormalTok"/>
-        </w:rPr>
-        <w:t xml:space="preserve"> </w:t>
-      </w:r>
-      <w:r>
-        <w:rPr>
-          <w:rStyle w:val="StringTok"/>
-        </w:rPr>
-        <w:t xml:space="preserve">"Ant Species Richness"</w:t>
-      </w:r>
-      <w:r>
-        <w:rPr>
-          <w:rStyle w:val="NormalTok"/>
-        </w:rPr>
-        <w:t xml:space="preserve">) </w:t>
-      </w:r>
-      <w:r>
-        <w:rPr>
-          <w:rStyle w:val="SpecialCharTok"/>
-        </w:rPr>
-        <w:t xml:space="preserve">+</w:t>
-      </w:r>
-      <w:r>
-        <w:br/>
-      </w:r>
-      <w:r>
-        <w:rPr>
-          <w:rStyle w:val="NormalTok"/>
-        </w:rPr>
-        <w:t xml:space="preserve">  </w:t>
-      </w:r>
-      <w:r>
-        <w:rPr>
-          <w:rStyle w:val="FunctionTok"/>
-        </w:rPr>
-        <w:t xml:space="preserve">theme_minimal</w:t>
-      </w:r>
-      <w:r>
-        <w:rPr>
-          <w:rStyle w:val="NormalTok"/>
-        </w:rPr>
-        <w:t xml:space="preserve">()</w:t>
-      </w:r>
-      <w:r>
-        <w:br/>
-      </w:r>
-      <w:r>
-        <w:br/>
-      </w:r>
-      <w:r>
-        <w:rPr>
-          <w:rStyle w:val="CommentTok"/>
-        </w:rPr>
-        <w:t xml:space="preserve"># Plot 2: Ant species vs Latitude</w:t>
-      </w:r>
-      <w:r>
-        <w:br/>
-      </w:r>
-      <w:r>
-        <w:rPr>
-          <w:rStyle w:val="NormalTok"/>
-        </w:rPr>
-        <w:t xml:space="preserve">p2 </w:t>
-      </w:r>
-      <w:r>
-        <w:rPr>
-          <w:rStyle w:val="OtherTok"/>
-        </w:rPr>
-        <w:t xml:space="preserve">&lt;-</w:t>
-      </w:r>
-      <w:r>
-        <w:rPr>
-          <w:rStyle w:val="NormalTok"/>
-        </w:rPr>
-        <w:t xml:space="preserve"> </w:t>
-      </w:r>
-      <w:r>
-        <w:rPr>
-          <w:rStyle w:val="FunctionTok"/>
-        </w:rPr>
-        <w:t xml:space="preserve">ggplot</w:t>
-      </w:r>
-      <w:r>
-        <w:rPr>
-          <w:rStyle w:val="NormalTok"/>
-        </w:rPr>
-        <w:t xml:space="preserve">(ant_df, </w:t>
-      </w:r>
-      <w:r>
-        <w:rPr>
-          <w:rStyle w:val="FunctionTok"/>
-        </w:rPr>
-        <w:t xml:space="preserve">aes</w:t>
-      </w:r>
-      <w:r>
-        <w:rPr>
-          <w:rStyle w:val="NormalTok"/>
-        </w:rPr>
-        <w:t xml:space="preserve">(</w:t>
-      </w:r>
-      <w:r>
-        <w:rPr>
-          <w:rStyle w:val="AttributeTok"/>
-        </w:rPr>
-        <w:t xml:space="preserve">x =</w:t>
-      </w:r>
-      <w:r>
-        <w:rPr>
-          <w:rStyle w:val="NormalTok"/>
-        </w:rPr>
-        <w:t xml:space="preserve"> latitude, </w:t>
-      </w:r>
-      <w:r>
-        <w:rPr>
-          <w:rStyle w:val="AttributeTok"/>
-        </w:rPr>
-        <w:t xml:space="preserve">y =</w:t>
-      </w:r>
-      <w:r>
-        <w:rPr>
-          <w:rStyle w:val="NormalTok"/>
-        </w:rPr>
-        <w:t xml:space="preserve"> ant_spp)) </w:t>
-      </w:r>
-      <w:r>
-        <w:rPr>
-          <w:rStyle w:val="SpecialCharTok"/>
-        </w:rPr>
-        <w:t xml:space="preserve">+</w:t>
-      </w:r>
-      <w:r>
-        <w:br/>
-      </w:r>
-      <w:r>
-        <w:rPr>
-          <w:rStyle w:val="NormalTok"/>
-        </w:rPr>
-        <w:t xml:space="preserve">  </w:t>
-      </w:r>
-      <w:r>
-        <w:rPr>
-          <w:rStyle w:val="FunctionTok"/>
-        </w:rPr>
-        <w:t xml:space="preserve">geom_point</w:t>
-      </w:r>
-      <w:r>
-        <w:rPr>
-          <w:rStyle w:val="NormalTok"/>
-        </w:rPr>
-        <w:t xml:space="preserve">(</w:t>
-      </w:r>
-      <w:r>
-        <w:rPr>
-          <w:rStyle w:val="AttributeTok"/>
-        </w:rPr>
-        <w:t xml:space="preserve">size =</w:t>
-      </w:r>
-      <w:r>
-        <w:rPr>
-          <w:rStyle w:val="NormalTok"/>
-        </w:rPr>
-        <w:t xml:space="preserve"> </w:t>
-      </w:r>
-      <w:r>
-        <w:rPr>
-          <w:rStyle w:val="DecValTok"/>
-        </w:rPr>
-        <w:t xml:space="preserve">3</w:t>
-      </w:r>
-      <w:r>
-        <w:rPr>
-          <w:rStyle w:val="NormalTok"/>
-        </w:rPr>
-        <w:t xml:space="preserve">, </w:t>
-      </w:r>
-      <w:r>
-        <w:rPr>
-          <w:rStyle w:val="AttributeTok"/>
-        </w:rPr>
-        <w:t xml:space="preserve">color =</w:t>
-      </w:r>
-      <w:r>
-        <w:rPr>
-          <w:rStyle w:val="NormalTok"/>
-        </w:rPr>
-        <w:t xml:space="preserve"> </w:t>
-      </w:r>
-      <w:r>
-        <w:rPr>
-          <w:rStyle w:val="StringTok"/>
-        </w:rPr>
-        <w:t xml:space="preserve">"steelblue"</w:t>
-      </w:r>
-      <w:r>
-        <w:rPr>
-          <w:rStyle w:val="NormalTok"/>
-        </w:rPr>
-        <w:t xml:space="preserve">) </w:t>
-      </w:r>
-      <w:r>
-        <w:rPr>
-          <w:rStyle w:val="SpecialCharTok"/>
-        </w:rPr>
-        <w:t xml:space="preserve">+</w:t>
-      </w:r>
-      <w:r>
-        <w:br/>
-      </w:r>
-      <w:r>
-        <w:rPr>
-          <w:rStyle w:val="NormalTok"/>
-        </w:rPr>
-        <w:t xml:space="preserve">  </w:t>
-      </w:r>
-      <w:r>
-        <w:rPr>
-          <w:rStyle w:val="FunctionTok"/>
-        </w:rPr>
-        <w:t xml:space="preserve">geom_smooth</w:t>
-      </w:r>
-      <w:r>
-        <w:rPr>
-          <w:rStyle w:val="NormalTok"/>
-        </w:rPr>
-        <w:t xml:space="preserve">(</w:t>
-      </w:r>
-      <w:r>
-        <w:rPr>
-          <w:rStyle w:val="AttributeTok"/>
-        </w:rPr>
-        <w:t xml:space="preserve">method =</w:t>
-      </w:r>
-      <w:r>
-        <w:rPr>
-          <w:rStyle w:val="NormalTok"/>
-        </w:rPr>
-        <w:t xml:space="preserve"> </w:t>
-      </w:r>
-      <w:r>
-        <w:rPr>
-          <w:rStyle w:val="StringTok"/>
-        </w:rPr>
-        <w:t xml:space="preserve">"lm"</w:t>
-      </w:r>
-      <w:r>
-        <w:rPr>
-          <w:rStyle w:val="NormalTok"/>
-        </w:rPr>
-        <w:t xml:space="preserve">, </w:t>
-      </w:r>
-      <w:r>
-        <w:rPr>
-          <w:rStyle w:val="AttributeTok"/>
-        </w:rPr>
-        <w:t xml:space="preserve">se =</w:t>
-      </w:r>
-      <w:r>
-        <w:rPr>
-          <w:rStyle w:val="NormalTok"/>
-        </w:rPr>
-        <w:t xml:space="preserve"> </w:t>
-      </w:r>
-      <w:r>
-        <w:rPr>
-          <w:rStyle w:val="ConstantTok"/>
-        </w:rPr>
-        <w:t xml:space="preserve">TRUE</w:t>
-      </w:r>
-      <w:r>
-        <w:rPr>
-          <w:rStyle w:val="NormalTok"/>
-        </w:rPr>
-        <w:t xml:space="preserve">, </w:t>
-      </w:r>
-      <w:r>
-        <w:rPr>
-          <w:rStyle w:val="AttributeTok"/>
-        </w:rPr>
-        <w:t xml:space="preserve">color =</w:t>
-      </w:r>
-      <w:r>
-        <w:rPr>
-          <w:rStyle w:val="NormalTok"/>
-        </w:rPr>
-        <w:t xml:space="preserve"> </w:t>
-      </w:r>
-      <w:r>
-        <w:rPr>
-          <w:rStyle w:val="StringTok"/>
-        </w:rPr>
-        <w:t xml:space="preserve">"red"</w:t>
-      </w:r>
-      <w:r>
-        <w:rPr>
-          <w:rStyle w:val="NormalTok"/>
-        </w:rPr>
-        <w:t xml:space="preserve">) </w:t>
-      </w:r>
-      <w:r>
-        <w:rPr>
-          <w:rStyle w:val="SpecialCharTok"/>
-        </w:rPr>
-        <w:t xml:space="preserve">+</w:t>
-      </w:r>
-      <w:r>
-        <w:br/>
-      </w:r>
-      <w:r>
-        <w:rPr>
-          <w:rStyle w:val="NormalTok"/>
-        </w:rPr>
-        <w:t xml:space="preserve">  </w:t>
-      </w:r>
-      <w:r>
-        <w:rPr>
-          <w:rStyle w:val="FunctionTok"/>
-        </w:rPr>
-        <w:t xml:space="preserve">labs</w:t>
-      </w:r>
-      <w:r>
-        <w:rPr>
-          <w:rStyle w:val="NormalTok"/>
-        </w:rPr>
-        <w:t xml:space="preserve">(</w:t>
-      </w:r>
-      <w:r>
-        <w:rPr>
-          <w:rStyle w:val="AttributeTok"/>
-        </w:rPr>
-        <w:t xml:space="preserve">x =</w:t>
-      </w:r>
-      <w:r>
-        <w:rPr>
-          <w:rStyle w:val="NormalTok"/>
-        </w:rPr>
-        <w:t xml:space="preserve"> </w:t>
-      </w:r>
-      <w:r>
-        <w:rPr>
-          <w:rStyle w:val="StringTok"/>
-        </w:rPr>
-        <w:t xml:space="preserve">"Latitude (degrees)"</w:t>
-      </w:r>
-      <w:r>
-        <w:rPr>
-          <w:rStyle w:val="NormalTok"/>
-        </w:rPr>
-        <w:t xml:space="preserve">, </w:t>
-      </w:r>
-      <w:r>
-        <w:br/>
-      </w:r>
-      <w:r>
-        <w:rPr>
-          <w:rStyle w:val="NormalTok"/>
-        </w:rPr>
-        <w:t xml:space="preserve">       </w:t>
-      </w:r>
-      <w:r>
-        <w:rPr>
-          <w:rStyle w:val="AttributeTok"/>
-        </w:rPr>
-        <w:t xml:space="preserve">y =</w:t>
-      </w:r>
-      <w:r>
-        <w:rPr>
-          <w:rStyle w:val="NormalTok"/>
-        </w:rPr>
-        <w:t xml:space="preserve"> </w:t>
-      </w:r>
-      <w:r>
-        <w:rPr>
-          <w:rStyle w:val="StringTok"/>
-        </w:rPr>
-        <w:t xml:space="preserve">"Ant Species Richness"</w:t>
-      </w:r>
-      <w:r>
-        <w:rPr>
-          <w:rStyle w:val="NormalTok"/>
-        </w:rPr>
-        <w:t xml:space="preserve">) </w:t>
-      </w:r>
-      <w:r>
-        <w:rPr>
-          <w:rStyle w:val="SpecialCharTok"/>
-        </w:rPr>
-        <w:t xml:space="preserve">+</w:t>
-      </w:r>
-      <w:r>
-        <w:br/>
-      </w:r>
-      <w:r>
-        <w:rPr>
-          <w:rStyle w:val="NormalTok"/>
-        </w:rPr>
-        <w:t xml:space="preserve">  </w:t>
-      </w:r>
-      <w:r>
-        <w:rPr>
-          <w:rStyle w:val="FunctionTok"/>
-        </w:rPr>
-        <w:t xml:space="preserve">theme_minimal</w:t>
-      </w:r>
-      <w:r>
-        <w:rPr>
-          <w:rStyle w:val="NormalTok"/>
-        </w:rPr>
-        <w:t xml:space="preserve">()</w:t>
-      </w:r>
-      <w:r>
-        <w:br/>
-      </w:r>
-      <w:r>
-        <w:br/>
-      </w:r>
-      <w:r>
-        <w:rPr>
-          <w:rStyle w:val="CommentTok"/>
-        </w:rPr>
-        <w:t xml:space="preserve"># Display plots top bottom</w:t>
-      </w:r>
-      <w:r>
-        <w:br/>
-      </w:r>
-      <w:r>
-        <w:br/>
-      </w:r>
-      <w:r>
-        <w:rPr>
-          <w:rStyle w:val="NormalTok"/>
-        </w:rPr>
-        <w:t xml:space="preserve">p1 </w:t>
-      </w:r>
-      <w:r>
-        <w:rPr>
-          <w:rStyle w:val="SpecialCharTok"/>
-        </w:rPr>
-        <w:t xml:space="preserve">/</w:t>
-      </w:r>
-      <w:r>
-        <w:rPr>
-          <w:rStyle w:val="NormalTok"/>
-        </w:rPr>
-        <w:t xml:space="preserve"> p2 </w:t>
-      </w:r>
-    </w:p>
-    <w:p>
-      <w:pPr>
-        <w:pStyle w:val="FirstParagraph"/>
+        <w:pStyle w:val="BodyText"/>
       </w:pPr>
       <w:r>
         <w:drawing>

--- a/docs/ecostats_lectures/lecture_10/10_01_lecture_powerpoint.docx
+++ b/docs/ecostats_lectures/lecture_10/10_01_lecture_powerpoint.docx
@@ -7013,6 +7013,26 @@
     <w:p>
       <w:pPr>
         <w:pStyle w:val="FirstParagraph"/>
+      </w:pPr>
+      <w:r>
+        <w:t xml:space="preserve">Interaction terms lead to</w:t>
+      </w:r>
+      <w:r>
+        <w:t xml:space="preserve"> </w:t>
+      </w:r>
+      <w:r>
+        <w:t xml:space="preserve">“Curvature”</w:t>
+      </w:r>
+      <w:r>
+        <w:t xml:space="preserve"> </w:t>
+      </w:r>
+      <w:r>
+        <w:t xml:space="preserve">of the regression (hyper)plane</w:t>
+      </w:r>
+    </w:p>
+    <w:p>
+      <w:pPr>
+        <w:pStyle w:val="BodyText"/>
       </w:pPr>
       <w:r>
         <w:drawing>

--- a/docs/ecostats_lectures/lecture_10/10_01_lecture_powerpoint.docx
+++ b/docs/ecostats_lectures/lecture_10/10_01_lecture_powerpoint.docx
@@ -7132,7 +7132,19 @@
         </w:numPr>
       </w:pPr>
       <w:r>
-        <w:t xml:space="preserve">2n is required; 6 parameters= 64 terms; 7 parameters= 128</w:t>
+        <w:t xml:space="preserve">2</w:t>
+      </w:r>
+      <w:r>
+        <w:rPr>
+          <w:vertAlign w:val="superscript"/>
+        </w:rPr>
+        <w:t xml:space="preserve">n</w:t>
+      </w:r>
+      <w:r>
+        <w:t xml:space="preserve"> </w:t>
+      </w:r>
+      <w:r>
+        <w:t xml:space="preserve">is required; 6 parameters = 64 terms; 7 parameters= 128</w:t>
       </w:r>
     </w:p>
     <w:p>
